--- a/QuickBite_A2_Working_Document.docx
+++ b/QuickBite_A2_Working_Document.docx
@@ -1,6 +1,6 @@
 
 <file path=word/document.xml><?xml version="1.0" encoding="utf-8"?>
-<w:document xmlns:wpc="http://schemas.microsoft.com/office/word/2010/wordprocessingCanvas" xmlns:cx="http://schemas.microsoft.com/office/drawing/2014/chartex" xmlns:cx1="http://schemas.microsoft.com/office/drawing/2015/9/8/chartex" xmlns:cx2="http://schemas.microsoft.com/office/drawing/2015/10/21/chartex" xmlns:cx3="http://schemas.microsoft.com/office/drawing/2016/5/9/chartex" xmlns:cx4="http://schemas.microsoft.com/office/drawing/2016/5/10/chartex" xmlns:cx5="http://schemas.microsoft.com/office/drawing/2016/5/11/chartex" xmlns:cx6="http://schemas.microsoft.com/office/drawing/2016/5/12/chartex" xmlns:cx7="http://schemas.microsoft.com/office/drawing/2016/5/13/chartex" xmlns:cx8="http://schemas.microsoft.com/office/drawing/2016/5/14/chartex" xmlns:mc="http://schemas.openxmlformats.org/markup-compatibility/2006" xmlns:m="http://schemas.openxmlformats.org/officeDocument/2006/math" xmlns:aink="http://schemas.microsoft.com/office/drawing/2016/ink" xmlns:am3d="http://schemas.microsoft.com/office/drawing/2017/model3d" xmlns:oel="http://schemas.microsoft.com/office/2019/extlst" xmlns:r="http://schemas.openxmlformats.org/officeDocument/2006/relationships" xmlns:wp14="http://schemas.microsoft.com/office/word/2010/wordprocessingDrawing" xmlns:wp="http://schemas.openxmlformats.org/drawingml/2006/wordprocessingDrawing" xmlns:wpg="http://schemas.microsoft.com/office/word/2010/wordprocessingGroup" xmlns:wpi="http://schemas.microsoft.com/office/word/2010/wordprocessingInk" xmlns:wps="http://schemas.microsoft.com/office/word/2010/wordprocessingShape" xmlns:o="urn:schemas-microsoft-com:office:office" xmlns:v="urn:schemas-microsoft-com:vml" xmlns:w10="urn:schemas-microsoft-com:office:word" xmlns:w="http://schemas.openxmlformats.org/wordprocessingml/2006/main" xmlns:w14="http://schemas.microsoft.com/office/word/2010/wordml" xmlns:w15="http://schemas.microsoft.com/office/word/2012/wordml" xmlns:w16cex="http://schemas.microsoft.com/office/word/2018/wordml/cex" xmlns:w16cid="http://schemas.microsoft.com/office/word/2016/wordml/cid" xmlns:w16="http://schemas.microsoft.com/office/word/2018/wordml" xmlns:w16sdtdh="http://schemas.microsoft.com/office/word/2020/wordml/sdtdatahash" xmlns:w16sdtfl="http://schemas.microsoft.com/office/word/2024/wordml/sdtformatlock" xmlns:w16se="http://schemas.microsoft.com/office/word/2015/wordml/symex" xmlns:w16du="http://schemas.microsoft.com/office/word/2023/wordml/word16du" xmlns:wne="http://schemas.microsoft.com/office/word/2006/wordml" mc:Ignorable="w14 w15 w16se w16cid w16 w16cex w16sdtdh w16sdtfl w16du wp14">
+<w:document xmlns:wpc="http://schemas.microsoft.com/office/word/2010/wordprocessingCanvas" xmlns:cx="http://schemas.microsoft.com/office/drawing/2014/chartex" xmlns:cx1="http://schemas.microsoft.com/office/drawing/2015/9/8/chartex" xmlns:cx2="http://schemas.microsoft.com/office/drawing/2015/10/21/chartex" xmlns:cx3="http://schemas.microsoft.com/office/drawing/2016/5/9/chartex" xmlns:cx4="http://schemas.microsoft.com/office/drawing/2016/5/10/chartex" xmlns:cx5="http://schemas.microsoft.com/office/drawing/2016/5/11/chartex" xmlns:cx6="http://schemas.microsoft.com/office/drawing/2016/5/12/chartex" xmlns:cx7="http://schemas.microsoft.com/office/drawing/2016/5/13/chartex" xmlns:cx8="http://schemas.microsoft.com/office/drawing/2016/5/14/chartex" xmlns:mc="http://schemas.openxmlformats.org/markup-compatibility/2006" xmlns:aink="http://schemas.microsoft.com/office/drawing/2016/ink" xmlns:am3d="http://schemas.microsoft.com/office/drawing/2017/model3d" xmlns:o="urn:schemas-microsoft-com:office:office" xmlns:oel="http://schemas.microsoft.com/office/2019/extlst" xmlns:r="http://schemas.openxmlformats.org/officeDocument/2006/relationships" xmlns:m="http://schemas.openxmlformats.org/officeDocument/2006/math" xmlns:v="urn:schemas-microsoft-com:vml" xmlns:wp14="http://schemas.microsoft.com/office/word/2010/wordprocessingDrawing" xmlns:wp="http://schemas.openxmlformats.org/drawingml/2006/wordprocessingDrawing" xmlns:w10="urn:schemas-microsoft-com:office:word" xmlns:w="http://schemas.openxmlformats.org/wordprocessingml/2006/main" xmlns:w14="http://schemas.microsoft.com/office/word/2010/wordml" xmlns:w15="http://schemas.microsoft.com/office/word/2012/wordml" xmlns:w16cex="http://schemas.microsoft.com/office/word/2018/wordml/cex" xmlns:w16cid="http://schemas.microsoft.com/office/word/2016/wordml/cid" xmlns:w16="http://schemas.microsoft.com/office/word/2018/wordml" xmlns:w16du="http://schemas.microsoft.com/office/word/2023/wordml/word16du" xmlns:w16sdtdh="http://schemas.microsoft.com/office/word/2020/wordml/sdtdatahash" xmlns:w16sdtfl="http://schemas.microsoft.com/office/word/2024/wordml/sdtformatlock" xmlns:w16se="http://schemas.microsoft.com/office/word/2015/wordml/symex" xmlns:wpg="http://schemas.microsoft.com/office/word/2010/wordprocessingGroup" xmlns:wpi="http://schemas.microsoft.com/office/word/2010/wordprocessingInk" xmlns:wne="http://schemas.microsoft.com/office/word/2006/wordml" xmlns:wps="http://schemas.microsoft.com/office/word/2010/wordprocessingShape" mc:Ignorable="w14 w15 w16se w16cid w16 w16cex w16sdtdh w16sdtfl w16du wp14">
   <w:body>
     <w:p>
       <w:pPr>
@@ -250,19 +250,7 @@
     </w:p>
     <w:p>
       <w:r>
-        <w:t xml:space="preserve">For the </w:t>
-      </w:r>
-      <w:r>
-        <w:t>Product owner part B</w:t>
-      </w:r>
-      <w:r>
-        <w:t>,</w:t>
-      </w:r>
-      <w:r>
-        <w:t xml:space="preserve"> please</w:t>
-      </w:r>
-      <w:r>
-        <w:t xml:space="preserve"> just go through the 12 PBIs we have and </w:t>
+        <w:t xml:space="preserve">For the Product owner part B, please just go through the 12 PBIs we have and </w:t>
       </w:r>
       <w:r>
         <w:rPr>
@@ -280,13 +268,7 @@
         <w:t xml:space="preserve">. </w:t>
       </w:r>
       <w:r>
-        <w:t xml:space="preserve">Also check if the priorities/order </w:t>
-      </w:r>
-      <w:r>
-        <w:t>I</w:t>
-      </w:r>
-      <w:r>
-        <w:t xml:space="preserve"> gave look good to you. If you think something should be higher or lower, just mention </w:t>
+        <w:t xml:space="preserve">Also check if the priorities/order I gave look good to you. If you think something should be higher or lower, just mention </w:t>
       </w:r>
       <w:r>
         <w:rPr>
@@ -1769,6 +1751,4093 @@
       </w:tr>
     </w:tbl>
     <w:p/>
+    <w:p/>
+    <w:p>
+      <w:pPr>
+        <w:rPr>
+          <w:sz w:val="32"/>
+          <w:szCs w:val="32"/>
+        </w:rPr>
+      </w:pPr>
+      <w:r>
+        <w:rPr>
+          <w:sz w:val="32"/>
+          <w:szCs w:val="32"/>
+        </w:rPr>
+        <w:t>Option2:</w:t>
+      </w:r>
+      <w:r>
+        <w:rPr>
+          <w:sz w:val="32"/>
+          <w:szCs w:val="32"/>
+        </w:rPr>
+        <w:br/>
+      </w:r>
+    </w:p>
+    <w:p>
+      <w:pPr>
+        <w:rPr>
+          <w:sz w:val="32"/>
+          <w:szCs w:val="32"/>
+        </w:rPr>
+      </w:pPr>
+      <w:r>
+        <w:rPr>
+          <w:sz w:val="32"/>
+          <w:szCs w:val="32"/>
+        </w:rPr>
+        <w:t>Part C — Sprint Planning</w:t>
+      </w:r>
+    </w:p>
+    <w:p>
+      <w:pPr>
+        <w:rPr>
+          <w:b/>
+          <w:bCs/>
+          <w:sz w:val="32"/>
+          <w:szCs w:val="32"/>
+          <w:lang w:val="en-CA"/>
+        </w:rPr>
+      </w:pPr>
+      <w:r>
+        <w:rPr>
+          <w:b/>
+          <w:bCs/>
+          <w:sz w:val="32"/>
+          <w:szCs w:val="32"/>
+          <w:lang w:val="en-CA"/>
+        </w:rPr>
+        <w:t>Sprint Goal</w:t>
+      </w:r>
+    </w:p>
+    <w:p>
+      <w:pPr>
+        <w:rPr>
+          <w:sz w:val="24"/>
+          <w:szCs w:val="24"/>
+        </w:rPr>
+      </w:pPr>
+      <w:r>
+        <w:rPr>
+          <w:b/>
+          <w:bCs/>
+          <w:sz w:val="24"/>
+          <w:szCs w:val="24"/>
+        </w:rPr>
+        <w:t>Sprint Goal:</w:t>
+      </w:r>
+      <w:r>
+        <w:rPr>
+          <w:sz w:val="24"/>
+          <w:szCs w:val="24"/>
+        </w:rPr>
+        <w:t xml:space="preserve"> Create a basic working customer ordering flow that allows a customer to browse restaurants, view a menu, add and modify items in an order, select a pickup time, and successfully place the order.</w:t>
+      </w:r>
+    </w:p>
+    <w:p>
+      <w:pPr>
+        <w:rPr>
+          <w:b/>
+          <w:bCs/>
+          <w:sz w:val="32"/>
+          <w:szCs w:val="32"/>
+          <w:lang w:val="en-CA"/>
+        </w:rPr>
+      </w:pPr>
+      <w:r>
+        <w:rPr>
+          <w:b/>
+          <w:bCs/>
+          <w:sz w:val="32"/>
+          <w:szCs w:val="32"/>
+          <w:lang w:val="en-CA"/>
+        </w:rPr>
+        <w:t>Selected PBIs</w:t>
+      </w:r>
+    </w:p>
+    <w:tbl>
+      <w:tblPr>
+        <w:tblStyle w:val="TableGrid"/>
+        <w:tblW w:w="0" w:type="auto"/>
+        <w:tblLook w:val="04A0" w:firstRow="1" w:lastRow="0" w:firstColumn="1" w:lastColumn="0" w:noHBand="0" w:noVBand="1"/>
+      </w:tblPr>
+      <w:tblGrid>
+        <w:gridCol w:w="3528"/>
+        <w:gridCol w:w="3528"/>
+        <w:gridCol w:w="3528"/>
+      </w:tblGrid>
+      <w:tr>
+        <w:tc>
+          <w:tcPr>
+            <w:tcW w:w="3528" w:type="dxa"/>
+          </w:tcPr>
+          <w:p>
+            <w:pPr>
+              <w:rPr>
+                <w:rFonts w:ascii="Times New Roman" w:hAnsi="Times New Roman"/>
+                <w:b/>
+                <w:bCs/>
+                <w:sz w:val="24"/>
+                <w:szCs w:val="24"/>
+              </w:rPr>
+            </w:pPr>
+            <w:r>
+              <w:rPr>
+                <w:b/>
+                <w:bCs/>
+                <w:sz w:val="24"/>
+                <w:szCs w:val="24"/>
+              </w:rPr>
+              <w:t>PBI</w:t>
+            </w:r>
+          </w:p>
+          <w:p>
+            <w:pPr>
+              <w:rPr>
+                <w:sz w:val="24"/>
+                <w:szCs w:val="24"/>
+                <w:lang w:val="en-CA"/>
+              </w:rPr>
+            </w:pPr>
+          </w:p>
+        </w:tc>
+        <w:tc>
+          <w:tcPr>
+            <w:tcW w:w="3528" w:type="dxa"/>
+          </w:tcPr>
+          <w:p>
+            <w:pPr>
+              <w:rPr>
+                <w:sz w:val="24"/>
+                <w:szCs w:val="24"/>
+                <w:lang w:val="en-CA"/>
+              </w:rPr>
+            </w:pPr>
+            <w:r>
+              <w:rPr>
+                <w:sz w:val="24"/>
+                <w:szCs w:val="24"/>
+              </w:rPr>
+              <w:t>Product Backlog Item</w:t>
+            </w:r>
+          </w:p>
+        </w:tc>
+        <w:tc>
+          <w:tcPr>
+            <w:tcW w:w="3528" w:type="dxa"/>
+          </w:tcPr>
+          <w:p>
+            <w:pPr>
+              <w:rPr>
+                <w:sz w:val="24"/>
+                <w:szCs w:val="24"/>
+                <w:lang w:val="en-CA"/>
+              </w:rPr>
+            </w:pPr>
+            <w:r>
+              <w:rPr>
+                <w:sz w:val="24"/>
+                <w:szCs w:val="24"/>
+              </w:rPr>
+              <w:t>Estimate</w:t>
+            </w:r>
+          </w:p>
+        </w:tc>
+      </w:tr>
+      <w:tr>
+        <w:tc>
+          <w:tcPr>
+            <w:tcW w:w="3528" w:type="dxa"/>
+          </w:tcPr>
+          <w:p>
+            <w:pPr>
+              <w:rPr>
+                <w:sz w:val="24"/>
+                <w:szCs w:val="24"/>
+                <w:lang w:val="en-CA"/>
+              </w:rPr>
+            </w:pPr>
+            <w:r>
+              <w:rPr>
+                <w:sz w:val="24"/>
+                <w:szCs w:val="24"/>
+                <w:lang w:val="en-CA"/>
+              </w:rPr>
+              <w:t>PBI-01</w:t>
+            </w:r>
+          </w:p>
+        </w:tc>
+        <w:tc>
+          <w:tcPr>
+            <w:tcW w:w="3528" w:type="dxa"/>
+          </w:tcPr>
+          <w:p>
+            <w:pPr>
+              <w:rPr>
+                <w:sz w:val="24"/>
+                <w:szCs w:val="24"/>
+                <w:lang w:val="en-CA"/>
+              </w:rPr>
+            </w:pPr>
+            <w:r>
+              <w:rPr>
+                <w:sz w:val="24"/>
+                <w:szCs w:val="24"/>
+              </w:rPr>
+              <w:t>Browse Restaurants</w:t>
+            </w:r>
+          </w:p>
+        </w:tc>
+        <w:tc>
+          <w:tcPr>
+            <w:tcW w:w="3528" w:type="dxa"/>
+          </w:tcPr>
+          <w:p>
+            <w:pPr>
+              <w:rPr>
+                <w:sz w:val="24"/>
+                <w:szCs w:val="24"/>
+                <w:lang w:val="en-CA"/>
+              </w:rPr>
+            </w:pPr>
+            <w:r>
+              <w:rPr>
+                <w:sz w:val="24"/>
+                <w:szCs w:val="24"/>
+              </w:rPr>
+              <w:t>2 SP</w:t>
+            </w:r>
+          </w:p>
+        </w:tc>
+      </w:tr>
+      <w:tr>
+        <w:tc>
+          <w:tcPr>
+            <w:tcW w:w="3528" w:type="dxa"/>
+          </w:tcPr>
+          <w:p>
+            <w:pPr>
+              <w:rPr>
+                <w:sz w:val="24"/>
+                <w:szCs w:val="24"/>
+                <w:lang w:val="en-CA"/>
+              </w:rPr>
+            </w:pPr>
+            <w:r>
+              <w:rPr>
+                <w:sz w:val="24"/>
+                <w:szCs w:val="24"/>
+              </w:rPr>
+              <w:t>PBI-0</w:t>
+            </w:r>
+            <w:r>
+              <w:rPr>
+                <w:sz w:val="24"/>
+                <w:szCs w:val="24"/>
+              </w:rPr>
+              <w:t>2</w:t>
+            </w:r>
+          </w:p>
+        </w:tc>
+        <w:tc>
+          <w:tcPr>
+            <w:tcW w:w="3528" w:type="dxa"/>
+          </w:tcPr>
+          <w:p>
+            <w:pPr>
+              <w:rPr>
+                <w:sz w:val="24"/>
+                <w:szCs w:val="24"/>
+                <w:lang w:val="en-CA"/>
+              </w:rPr>
+            </w:pPr>
+            <w:r>
+              <w:rPr>
+                <w:sz w:val="24"/>
+                <w:szCs w:val="24"/>
+              </w:rPr>
+              <w:t>View Restaurant Menu</w:t>
+            </w:r>
+          </w:p>
+        </w:tc>
+        <w:tc>
+          <w:tcPr>
+            <w:tcW w:w="3528" w:type="dxa"/>
+          </w:tcPr>
+          <w:p>
+            <w:pPr>
+              <w:rPr>
+                <w:sz w:val="24"/>
+                <w:szCs w:val="24"/>
+                <w:lang w:val="en-CA"/>
+              </w:rPr>
+            </w:pPr>
+            <w:r>
+              <w:rPr>
+                <w:sz w:val="24"/>
+                <w:szCs w:val="24"/>
+              </w:rPr>
+              <w:t xml:space="preserve">3 </w:t>
+            </w:r>
+            <w:r>
+              <w:rPr>
+                <w:sz w:val="24"/>
+                <w:szCs w:val="24"/>
+              </w:rPr>
+              <w:t>SP</w:t>
+            </w:r>
+          </w:p>
+        </w:tc>
+      </w:tr>
+      <w:tr>
+        <w:tc>
+          <w:tcPr>
+            <w:tcW w:w="3528" w:type="dxa"/>
+          </w:tcPr>
+          <w:p>
+            <w:pPr>
+              <w:rPr>
+                <w:sz w:val="24"/>
+                <w:szCs w:val="24"/>
+                <w:lang w:val="en-CA"/>
+              </w:rPr>
+            </w:pPr>
+            <w:r>
+              <w:rPr>
+                <w:sz w:val="24"/>
+                <w:szCs w:val="24"/>
+              </w:rPr>
+              <w:t>PBI-0</w:t>
+            </w:r>
+            <w:r>
+              <w:rPr>
+                <w:sz w:val="24"/>
+                <w:szCs w:val="24"/>
+              </w:rPr>
+              <w:t>3</w:t>
+            </w:r>
+          </w:p>
+        </w:tc>
+        <w:tc>
+          <w:tcPr>
+            <w:tcW w:w="3528" w:type="dxa"/>
+          </w:tcPr>
+          <w:p>
+            <w:pPr>
+              <w:rPr>
+                <w:sz w:val="24"/>
+                <w:szCs w:val="24"/>
+                <w:lang w:val="en-CA"/>
+              </w:rPr>
+            </w:pPr>
+            <w:r>
+              <w:rPr>
+                <w:sz w:val="24"/>
+                <w:szCs w:val="24"/>
+              </w:rPr>
+              <w:t>Add Items to Order</w:t>
+            </w:r>
+          </w:p>
+        </w:tc>
+        <w:tc>
+          <w:tcPr>
+            <w:tcW w:w="3528" w:type="dxa"/>
+          </w:tcPr>
+          <w:p>
+            <w:pPr>
+              <w:rPr>
+                <w:sz w:val="24"/>
+                <w:szCs w:val="24"/>
+                <w:lang w:val="en-CA"/>
+              </w:rPr>
+            </w:pPr>
+            <w:r>
+              <w:rPr>
+                <w:sz w:val="24"/>
+                <w:szCs w:val="24"/>
+              </w:rPr>
+              <w:t>3</w:t>
+            </w:r>
+            <w:r>
+              <w:rPr>
+                <w:sz w:val="24"/>
+                <w:szCs w:val="24"/>
+              </w:rPr>
+              <w:t xml:space="preserve"> SP</w:t>
+            </w:r>
+          </w:p>
+        </w:tc>
+      </w:tr>
+      <w:tr>
+        <w:tc>
+          <w:tcPr>
+            <w:tcW w:w="3528" w:type="dxa"/>
+          </w:tcPr>
+          <w:p>
+            <w:pPr>
+              <w:rPr>
+                <w:sz w:val="24"/>
+                <w:szCs w:val="24"/>
+                <w:lang w:val="en-CA"/>
+              </w:rPr>
+            </w:pPr>
+            <w:r>
+              <w:rPr>
+                <w:sz w:val="24"/>
+                <w:szCs w:val="24"/>
+              </w:rPr>
+              <w:t>PBI-0</w:t>
+            </w:r>
+            <w:r>
+              <w:rPr>
+                <w:sz w:val="24"/>
+                <w:szCs w:val="24"/>
+              </w:rPr>
+              <w:t>4</w:t>
+            </w:r>
+          </w:p>
+        </w:tc>
+        <w:tc>
+          <w:tcPr>
+            <w:tcW w:w="3528" w:type="dxa"/>
+          </w:tcPr>
+          <w:p>
+            <w:pPr>
+              <w:rPr>
+                <w:sz w:val="24"/>
+                <w:szCs w:val="24"/>
+                <w:lang w:val="en-CA"/>
+              </w:rPr>
+            </w:pPr>
+            <w:r>
+              <w:rPr>
+                <w:sz w:val="24"/>
+                <w:szCs w:val="24"/>
+              </w:rPr>
+              <w:t>View and Modify Order</w:t>
+            </w:r>
+          </w:p>
+        </w:tc>
+        <w:tc>
+          <w:tcPr>
+            <w:tcW w:w="3528" w:type="dxa"/>
+          </w:tcPr>
+          <w:p>
+            <w:pPr>
+              <w:rPr>
+                <w:sz w:val="24"/>
+                <w:szCs w:val="24"/>
+                <w:lang w:val="en-CA"/>
+              </w:rPr>
+            </w:pPr>
+            <w:r>
+              <w:rPr>
+                <w:sz w:val="24"/>
+                <w:szCs w:val="24"/>
+              </w:rPr>
+              <w:t xml:space="preserve">3 </w:t>
+            </w:r>
+            <w:r>
+              <w:rPr>
+                <w:sz w:val="24"/>
+                <w:szCs w:val="24"/>
+              </w:rPr>
+              <w:t>SP</w:t>
+            </w:r>
+          </w:p>
+        </w:tc>
+      </w:tr>
+      <w:tr>
+        <w:tc>
+          <w:tcPr>
+            <w:tcW w:w="3528" w:type="dxa"/>
+          </w:tcPr>
+          <w:p>
+            <w:pPr>
+              <w:rPr>
+                <w:sz w:val="24"/>
+                <w:szCs w:val="24"/>
+              </w:rPr>
+            </w:pPr>
+            <w:r>
+              <w:rPr>
+                <w:sz w:val="24"/>
+                <w:szCs w:val="24"/>
+              </w:rPr>
+              <w:t>PBI-05</w:t>
+            </w:r>
+          </w:p>
+        </w:tc>
+        <w:tc>
+          <w:tcPr>
+            <w:tcW w:w="3528" w:type="dxa"/>
+          </w:tcPr>
+          <w:p>
+            <w:pPr>
+              <w:rPr>
+                <w:sz w:val="24"/>
+                <w:szCs w:val="24"/>
+              </w:rPr>
+            </w:pPr>
+            <w:r>
+              <w:rPr>
+                <w:sz w:val="24"/>
+                <w:szCs w:val="24"/>
+              </w:rPr>
+              <w:t>Select Pickup Time</w:t>
+            </w:r>
+          </w:p>
+        </w:tc>
+        <w:tc>
+          <w:tcPr>
+            <w:tcW w:w="3528" w:type="dxa"/>
+          </w:tcPr>
+          <w:p>
+            <w:pPr>
+              <w:rPr>
+                <w:sz w:val="24"/>
+                <w:szCs w:val="24"/>
+              </w:rPr>
+            </w:pPr>
+            <w:r>
+              <w:rPr>
+                <w:sz w:val="24"/>
+                <w:szCs w:val="24"/>
+              </w:rPr>
+              <w:t>3 SP</w:t>
+            </w:r>
+          </w:p>
+        </w:tc>
+      </w:tr>
+      <w:tr>
+        <w:tc>
+          <w:tcPr>
+            <w:tcW w:w="3528" w:type="dxa"/>
+          </w:tcPr>
+          <w:p>
+            <w:pPr>
+              <w:rPr>
+                <w:sz w:val="24"/>
+                <w:szCs w:val="24"/>
+              </w:rPr>
+            </w:pPr>
+            <w:r>
+              <w:rPr>
+                <w:sz w:val="24"/>
+                <w:szCs w:val="24"/>
+              </w:rPr>
+              <w:t>PBI-06</w:t>
+            </w:r>
+          </w:p>
+        </w:tc>
+        <w:tc>
+          <w:tcPr>
+            <w:tcW w:w="3528" w:type="dxa"/>
+          </w:tcPr>
+          <w:p>
+            <w:pPr>
+              <w:tabs>
+                <w:tab w:val="left" w:pos="1041"/>
+              </w:tabs>
+              <w:rPr>
+                <w:sz w:val="24"/>
+                <w:szCs w:val="24"/>
+              </w:rPr>
+            </w:pPr>
+            <w:r>
+              <w:rPr>
+                <w:sz w:val="24"/>
+                <w:szCs w:val="24"/>
+              </w:rPr>
+              <w:t>Place Order</w:t>
+            </w:r>
+          </w:p>
+        </w:tc>
+        <w:tc>
+          <w:tcPr>
+            <w:tcW w:w="3528" w:type="dxa"/>
+          </w:tcPr>
+          <w:p>
+            <w:pPr>
+              <w:rPr>
+                <w:sz w:val="24"/>
+                <w:szCs w:val="24"/>
+              </w:rPr>
+            </w:pPr>
+            <w:r>
+              <w:rPr>
+                <w:sz w:val="24"/>
+                <w:szCs w:val="24"/>
+              </w:rPr>
+              <w:t>5 SP</w:t>
+            </w:r>
+          </w:p>
+        </w:tc>
+      </w:tr>
+      <w:tr>
+        <w:tc>
+          <w:tcPr>
+            <w:tcW w:w="3528" w:type="dxa"/>
+          </w:tcPr>
+          <w:p>
+            <w:pPr>
+              <w:rPr>
+                <w:sz w:val="24"/>
+                <w:szCs w:val="24"/>
+              </w:rPr>
+            </w:pPr>
+            <w:r>
+              <w:rPr>
+                <w:sz w:val="24"/>
+                <w:szCs w:val="24"/>
+              </w:rPr>
+              <w:t>Total</w:t>
+            </w:r>
+          </w:p>
+        </w:tc>
+        <w:tc>
+          <w:tcPr>
+            <w:tcW w:w="3528" w:type="dxa"/>
+          </w:tcPr>
+          <w:p>
+            <w:pPr>
+              <w:rPr>
+                <w:sz w:val="24"/>
+                <w:szCs w:val="24"/>
+                <w:lang w:val="en-CA"/>
+              </w:rPr>
+            </w:pPr>
+          </w:p>
+        </w:tc>
+        <w:tc>
+          <w:tcPr>
+            <w:tcW w:w="3528" w:type="dxa"/>
+          </w:tcPr>
+          <w:p>
+            <w:pPr>
+              <w:rPr>
+                <w:sz w:val="24"/>
+                <w:szCs w:val="24"/>
+                <w:lang w:val="en-CA"/>
+              </w:rPr>
+            </w:pPr>
+            <w:r>
+              <w:rPr>
+                <w:sz w:val="24"/>
+                <w:szCs w:val="24"/>
+              </w:rPr>
+              <w:t>1</w:t>
+            </w:r>
+            <w:r>
+              <w:rPr>
+                <w:sz w:val="24"/>
+                <w:szCs w:val="24"/>
+              </w:rPr>
+              <w:t>9</w:t>
+            </w:r>
+            <w:r>
+              <w:rPr>
+                <w:sz w:val="24"/>
+                <w:szCs w:val="24"/>
+              </w:rPr>
+              <w:t xml:space="preserve"> SP</w:t>
+            </w:r>
+          </w:p>
+        </w:tc>
+      </w:tr>
+    </w:tbl>
+    <w:p>
+      <w:pPr>
+        <w:rPr>
+          <w:sz w:val="32"/>
+          <w:szCs w:val="32"/>
+          <w:lang w:val="en-CA"/>
+        </w:rPr>
+      </w:pPr>
+    </w:p>
+    <w:p>
+      <w:pPr>
+        <w:rPr>
+          <w:sz w:val="24"/>
+          <w:szCs w:val="24"/>
+        </w:rPr>
+      </w:pPr>
+      <w:r>
+        <w:rPr>
+          <w:sz w:val="24"/>
+          <w:szCs w:val="24"/>
+        </w:rPr>
+        <w:lastRenderedPageBreak/>
+        <w:t>These PBIs were selected because they work together to create one connected customer ordering flow.</w:t>
+      </w:r>
+    </w:p>
+    <w:p>
+      <w:pPr>
+        <w:rPr>
+          <w:sz w:val="24"/>
+          <w:szCs w:val="24"/>
+        </w:rPr>
+      </w:pPr>
+    </w:p>
+    <w:p>
+      <w:pPr>
+        <w:rPr>
+          <w:b/>
+          <w:bCs/>
+          <w:sz w:val="24"/>
+          <w:szCs w:val="24"/>
+          <w:lang w:val="en-CA"/>
+        </w:rPr>
+      </w:pPr>
+      <w:r>
+        <w:rPr>
+          <w:b/>
+          <w:bCs/>
+          <w:sz w:val="24"/>
+          <w:szCs w:val="24"/>
+          <w:lang w:val="en-CA"/>
+        </w:rPr>
+        <w:t>Team Capacity</w:t>
+      </w:r>
+    </w:p>
+    <w:p>
+      <w:pPr>
+        <w:rPr>
+          <w:sz w:val="24"/>
+          <w:szCs w:val="24"/>
+          <w:lang w:val="en-CA"/>
+        </w:rPr>
+      </w:pPr>
+      <w:r>
+        <w:rPr>
+          <w:sz w:val="24"/>
+          <w:szCs w:val="24"/>
+          <w:lang w:val="en-CA"/>
+        </w:rPr>
+        <w:t xml:space="preserve">Our team consists of four Developers. For this Sprint, we selected </w:t>
+      </w:r>
+      <w:r>
+        <w:rPr>
+          <w:b/>
+          <w:bCs/>
+          <w:sz w:val="24"/>
+          <w:szCs w:val="24"/>
+          <w:lang w:val="en-CA"/>
+        </w:rPr>
+        <w:t>1</w:t>
+      </w:r>
+      <w:r>
+        <w:rPr>
+          <w:b/>
+          <w:bCs/>
+          <w:sz w:val="24"/>
+          <w:szCs w:val="24"/>
+          <w:lang w:val="en-CA"/>
+        </w:rPr>
+        <w:t>9</w:t>
+      </w:r>
+      <w:r>
+        <w:rPr>
+          <w:b/>
+          <w:bCs/>
+          <w:sz w:val="24"/>
+          <w:szCs w:val="24"/>
+          <w:lang w:val="en-CA"/>
+        </w:rPr>
+        <w:t xml:space="preserve"> story points</w:t>
+      </w:r>
+      <w:r>
+        <w:rPr>
+          <w:sz w:val="24"/>
+          <w:szCs w:val="24"/>
+          <w:lang w:val="en-CA"/>
+        </w:rPr>
+        <w:t xml:space="preserve"> of work. We considered the time needed for implementation, UI work, testing, integration, code review, and documentation.</w:t>
+      </w:r>
+    </w:p>
+    <w:p>
+      <w:pPr>
+        <w:rPr>
+          <w:b/>
+          <w:bCs/>
+          <w:sz w:val="24"/>
+          <w:szCs w:val="24"/>
+          <w:lang w:val="en-CA"/>
+        </w:rPr>
+      </w:pPr>
+      <w:r>
+        <w:rPr>
+          <w:b/>
+          <w:bCs/>
+          <w:sz w:val="24"/>
+          <w:szCs w:val="24"/>
+          <w:lang w:val="en-CA"/>
+        </w:rPr>
+        <w:t>Engineering Tasks</w:t>
+      </w:r>
+    </w:p>
+    <w:p>
+      <w:pPr>
+        <w:rPr>
+          <w:sz w:val="24"/>
+          <w:szCs w:val="24"/>
+          <w:lang w:val="en-CA"/>
+        </w:rPr>
+      </w:pPr>
+      <w:r>
+        <w:rPr>
+          <w:b/>
+          <w:bCs/>
+          <w:sz w:val="24"/>
+          <w:szCs w:val="24"/>
+          <w:lang w:val="en-CA"/>
+        </w:rPr>
+        <w:t>PBI-01 — Browse Restaurants</w:t>
+      </w:r>
+    </w:p>
+    <w:p>
+      <w:pPr>
+        <w:numPr>
+          <w:ilvl w:val="0"/>
+          <w:numId w:val="10"/>
+        </w:numPr>
+        <w:rPr>
+          <w:sz w:val="24"/>
+          <w:szCs w:val="24"/>
+          <w:lang w:val="en-CA"/>
+        </w:rPr>
+      </w:pPr>
+      <w:r>
+        <w:rPr>
+          <w:sz w:val="24"/>
+          <w:szCs w:val="24"/>
+          <w:lang w:val="en-CA"/>
+        </w:rPr>
+        <w:t>Create restaurant data</w:t>
+      </w:r>
+    </w:p>
+    <w:p>
+      <w:pPr>
+        <w:numPr>
+          <w:ilvl w:val="0"/>
+          <w:numId w:val="10"/>
+        </w:numPr>
+        <w:rPr>
+          <w:sz w:val="24"/>
+          <w:szCs w:val="24"/>
+          <w:lang w:val="en-CA"/>
+        </w:rPr>
+      </w:pPr>
+      <w:r>
+        <w:rPr>
+          <w:sz w:val="24"/>
+          <w:szCs w:val="24"/>
+          <w:lang w:val="en-CA"/>
+        </w:rPr>
+        <w:t>Create restaurant-list interface</w:t>
+      </w:r>
+    </w:p>
+    <w:p>
+      <w:pPr>
+        <w:numPr>
+          <w:ilvl w:val="0"/>
+          <w:numId w:val="10"/>
+        </w:numPr>
+        <w:rPr>
+          <w:sz w:val="24"/>
+          <w:szCs w:val="24"/>
+          <w:lang w:val="en-CA"/>
+        </w:rPr>
+      </w:pPr>
+      <w:r>
+        <w:rPr>
+          <w:sz w:val="24"/>
+          <w:szCs w:val="24"/>
+          <w:lang w:val="en-CA"/>
+        </w:rPr>
+        <w:t>Display restaurant name and basic information</w:t>
+      </w:r>
+    </w:p>
+    <w:p>
+      <w:pPr>
+        <w:numPr>
+          <w:ilvl w:val="0"/>
+          <w:numId w:val="10"/>
+        </w:numPr>
+        <w:rPr>
+          <w:sz w:val="24"/>
+          <w:szCs w:val="24"/>
+          <w:lang w:val="en-CA"/>
+        </w:rPr>
+      </w:pPr>
+      <w:r>
+        <w:rPr>
+          <w:sz w:val="24"/>
+          <w:szCs w:val="24"/>
+          <w:lang w:val="en-CA"/>
+        </w:rPr>
+        <w:t>Allow customer to select a restaurant</w:t>
+      </w:r>
+    </w:p>
+    <w:p>
+      <w:pPr>
+        <w:numPr>
+          <w:ilvl w:val="0"/>
+          <w:numId w:val="10"/>
+        </w:numPr>
+        <w:rPr>
+          <w:sz w:val="24"/>
+          <w:szCs w:val="24"/>
+          <w:lang w:val="en-CA"/>
+        </w:rPr>
+      </w:pPr>
+      <w:r>
+        <w:rPr>
+          <w:sz w:val="24"/>
+          <w:szCs w:val="24"/>
+          <w:lang w:val="en-CA"/>
+        </w:rPr>
+        <w:t>Test restaurant browsing and selection</w:t>
+      </w:r>
+    </w:p>
+    <w:p>
+      <w:pPr>
+        <w:rPr>
+          <w:sz w:val="24"/>
+          <w:szCs w:val="24"/>
+          <w:lang w:val="en-CA"/>
+        </w:rPr>
+      </w:pPr>
+      <w:r>
+        <w:rPr>
+          <w:b/>
+          <w:bCs/>
+          <w:sz w:val="24"/>
+          <w:szCs w:val="24"/>
+          <w:lang w:val="en-CA"/>
+        </w:rPr>
+        <w:t>PBI-02 — View Restaurant Menu</w:t>
+      </w:r>
+    </w:p>
+    <w:p>
+      <w:pPr>
+        <w:numPr>
+          <w:ilvl w:val="0"/>
+          <w:numId w:val="11"/>
+        </w:numPr>
+        <w:rPr>
+          <w:sz w:val="24"/>
+          <w:szCs w:val="24"/>
+          <w:lang w:val="en-CA"/>
+        </w:rPr>
+      </w:pPr>
+      <w:r>
+        <w:rPr>
+          <w:sz w:val="24"/>
+          <w:szCs w:val="24"/>
+          <w:lang w:val="en-CA"/>
+        </w:rPr>
+        <w:t>Create menu-item data</w:t>
+      </w:r>
+    </w:p>
+    <w:p>
+      <w:pPr>
+        <w:numPr>
+          <w:ilvl w:val="0"/>
+          <w:numId w:val="11"/>
+        </w:numPr>
+        <w:rPr>
+          <w:sz w:val="24"/>
+          <w:szCs w:val="24"/>
+          <w:lang w:val="en-CA"/>
+        </w:rPr>
+      </w:pPr>
+      <w:r>
+        <w:rPr>
+          <w:sz w:val="24"/>
+          <w:szCs w:val="24"/>
+          <w:lang w:val="en-CA"/>
+        </w:rPr>
+        <w:t>Connect menu items to restaurants</w:t>
+      </w:r>
+    </w:p>
+    <w:p>
+      <w:pPr>
+        <w:numPr>
+          <w:ilvl w:val="0"/>
+          <w:numId w:val="11"/>
+        </w:numPr>
+        <w:rPr>
+          <w:sz w:val="24"/>
+          <w:szCs w:val="24"/>
+          <w:lang w:val="en-CA"/>
+        </w:rPr>
+      </w:pPr>
+      <w:r>
+        <w:rPr>
+          <w:sz w:val="24"/>
+          <w:szCs w:val="24"/>
+          <w:lang w:val="en-CA"/>
+        </w:rPr>
+        <w:t>Create menu interface</w:t>
+      </w:r>
+    </w:p>
+    <w:p>
+      <w:pPr>
+        <w:numPr>
+          <w:ilvl w:val="0"/>
+          <w:numId w:val="11"/>
+        </w:numPr>
+        <w:rPr>
+          <w:sz w:val="24"/>
+          <w:szCs w:val="24"/>
+          <w:lang w:val="en-CA"/>
+        </w:rPr>
+      </w:pPr>
+      <w:r>
+        <w:rPr>
+          <w:sz w:val="24"/>
+          <w:szCs w:val="24"/>
+          <w:lang w:val="en-CA"/>
+        </w:rPr>
+        <w:t>Display item name, price, and availability</w:t>
+      </w:r>
+    </w:p>
+    <w:p>
+      <w:pPr>
+        <w:numPr>
+          <w:ilvl w:val="0"/>
+          <w:numId w:val="11"/>
+        </w:numPr>
+        <w:rPr>
+          <w:sz w:val="24"/>
+          <w:szCs w:val="24"/>
+          <w:lang w:val="en-CA"/>
+        </w:rPr>
+      </w:pPr>
+      <w:r>
+        <w:rPr>
+          <w:sz w:val="24"/>
+          <w:szCs w:val="24"/>
+          <w:lang w:val="en-CA"/>
+        </w:rPr>
+        <w:t>Display only the selected restaurant's menu</w:t>
+      </w:r>
+    </w:p>
+    <w:p>
+      <w:pPr>
+        <w:rPr>
+          <w:sz w:val="24"/>
+          <w:szCs w:val="24"/>
+          <w:lang w:val="en-CA"/>
+        </w:rPr>
+      </w:pPr>
+      <w:r>
+        <w:rPr>
+          <w:b/>
+          <w:bCs/>
+          <w:sz w:val="24"/>
+          <w:szCs w:val="24"/>
+          <w:lang w:val="en-CA"/>
+        </w:rPr>
+        <w:t>PBI-03 — Add Items to Order</w:t>
+      </w:r>
+    </w:p>
+    <w:p>
+      <w:pPr>
+        <w:numPr>
+          <w:ilvl w:val="0"/>
+          <w:numId w:val="12"/>
+        </w:numPr>
+        <w:rPr>
+          <w:sz w:val="24"/>
+          <w:szCs w:val="24"/>
+          <w:lang w:val="en-CA"/>
+        </w:rPr>
+      </w:pPr>
+      <w:r>
+        <w:rPr>
+          <w:sz w:val="24"/>
+          <w:szCs w:val="24"/>
+          <w:lang w:val="en-CA"/>
+        </w:rPr>
+        <w:t>Create order/cart structure</w:t>
+      </w:r>
+    </w:p>
+    <w:p>
+      <w:pPr>
+        <w:numPr>
+          <w:ilvl w:val="0"/>
+          <w:numId w:val="12"/>
+        </w:numPr>
+        <w:rPr>
+          <w:sz w:val="24"/>
+          <w:szCs w:val="24"/>
+          <w:lang w:val="en-CA"/>
+        </w:rPr>
+      </w:pPr>
+      <w:r>
+        <w:rPr>
+          <w:sz w:val="24"/>
+          <w:szCs w:val="24"/>
+          <w:lang w:val="en-CA"/>
+        </w:rPr>
+        <w:t>Implement Add to Order</w:t>
+      </w:r>
+    </w:p>
+    <w:p>
+      <w:pPr>
+        <w:numPr>
+          <w:ilvl w:val="0"/>
+          <w:numId w:val="12"/>
+        </w:numPr>
+        <w:rPr>
+          <w:sz w:val="24"/>
+          <w:szCs w:val="24"/>
+          <w:lang w:val="en-CA"/>
+        </w:rPr>
+      </w:pPr>
+      <w:r>
+        <w:rPr>
+          <w:sz w:val="24"/>
+          <w:szCs w:val="24"/>
+          <w:lang w:val="en-CA"/>
+        </w:rPr>
+        <w:t>Allow quantity selection</w:t>
+      </w:r>
+    </w:p>
+    <w:p>
+      <w:pPr>
+        <w:numPr>
+          <w:ilvl w:val="0"/>
+          <w:numId w:val="12"/>
+        </w:numPr>
+        <w:rPr>
+          <w:sz w:val="24"/>
+          <w:szCs w:val="24"/>
+          <w:lang w:val="en-CA"/>
+        </w:rPr>
+      </w:pPr>
+      <w:r>
+        <w:rPr>
+          <w:sz w:val="24"/>
+          <w:szCs w:val="24"/>
+          <w:lang w:val="en-CA"/>
+        </w:rPr>
+        <w:t>Display added items</w:t>
+      </w:r>
+    </w:p>
+    <w:p>
+      <w:pPr>
+        <w:numPr>
+          <w:ilvl w:val="0"/>
+          <w:numId w:val="12"/>
+        </w:numPr>
+        <w:rPr>
+          <w:sz w:val="24"/>
+          <w:szCs w:val="24"/>
+          <w:lang w:val="en-CA"/>
+        </w:rPr>
+      </w:pPr>
+      <w:r>
+        <w:rPr>
+          <w:sz w:val="24"/>
+          <w:szCs w:val="24"/>
+          <w:lang w:val="en-CA"/>
+        </w:rPr>
+        <w:t>Prevent unavailable items from being added</w:t>
+      </w:r>
+    </w:p>
+    <w:p>
+      <w:pPr>
+        <w:numPr>
+          <w:ilvl w:val="0"/>
+          <w:numId w:val="12"/>
+        </w:numPr>
+        <w:rPr>
+          <w:sz w:val="24"/>
+          <w:szCs w:val="24"/>
+          <w:lang w:val="en-CA"/>
+        </w:rPr>
+      </w:pPr>
+      <w:r>
+        <w:rPr>
+          <w:sz w:val="24"/>
+          <w:szCs w:val="24"/>
+          <w:lang w:val="en-CA"/>
+        </w:rPr>
+        <w:t>Test adding items and quantities</w:t>
+      </w:r>
+    </w:p>
+    <w:p>
+      <w:pPr>
+        <w:rPr>
+          <w:sz w:val="24"/>
+          <w:szCs w:val="24"/>
+          <w:lang w:val="en-CA"/>
+        </w:rPr>
+      </w:pPr>
+      <w:r>
+        <w:rPr>
+          <w:b/>
+          <w:bCs/>
+          <w:sz w:val="24"/>
+          <w:szCs w:val="24"/>
+          <w:lang w:val="en-CA"/>
+        </w:rPr>
+        <w:lastRenderedPageBreak/>
+        <w:t>PBI-04 — View and Modify Order</w:t>
+      </w:r>
+    </w:p>
+    <w:p>
+      <w:pPr>
+        <w:numPr>
+          <w:ilvl w:val="0"/>
+          <w:numId w:val="13"/>
+        </w:numPr>
+        <w:rPr>
+          <w:sz w:val="24"/>
+          <w:szCs w:val="24"/>
+          <w:lang w:val="en-CA"/>
+        </w:rPr>
+      </w:pPr>
+      <w:r>
+        <w:rPr>
+          <w:sz w:val="24"/>
+          <w:szCs w:val="24"/>
+          <w:lang w:val="en-CA"/>
+        </w:rPr>
+        <w:t>Create order-summary interface</w:t>
+      </w:r>
+    </w:p>
+    <w:p>
+      <w:pPr>
+        <w:numPr>
+          <w:ilvl w:val="0"/>
+          <w:numId w:val="13"/>
+        </w:numPr>
+        <w:rPr>
+          <w:sz w:val="24"/>
+          <w:szCs w:val="24"/>
+          <w:lang w:val="en-CA"/>
+        </w:rPr>
+      </w:pPr>
+      <w:r>
+        <w:rPr>
+          <w:sz w:val="24"/>
+          <w:szCs w:val="24"/>
+          <w:lang w:val="en-CA"/>
+        </w:rPr>
+        <w:t>Display selected items and quantities</w:t>
+      </w:r>
+    </w:p>
+    <w:p>
+      <w:pPr>
+        <w:numPr>
+          <w:ilvl w:val="0"/>
+          <w:numId w:val="13"/>
+        </w:numPr>
+        <w:rPr>
+          <w:sz w:val="24"/>
+          <w:szCs w:val="24"/>
+          <w:lang w:val="en-CA"/>
+        </w:rPr>
+      </w:pPr>
+      <w:r>
+        <w:rPr>
+          <w:sz w:val="24"/>
+          <w:szCs w:val="24"/>
+          <w:lang w:val="en-CA"/>
+        </w:rPr>
+        <w:t>Allow quantity changes</w:t>
+      </w:r>
+    </w:p>
+    <w:p>
+      <w:pPr>
+        <w:numPr>
+          <w:ilvl w:val="0"/>
+          <w:numId w:val="13"/>
+        </w:numPr>
+        <w:rPr>
+          <w:sz w:val="24"/>
+          <w:szCs w:val="24"/>
+          <w:lang w:val="en-CA"/>
+        </w:rPr>
+      </w:pPr>
+      <w:r>
+        <w:rPr>
+          <w:sz w:val="24"/>
+          <w:szCs w:val="24"/>
+          <w:lang w:val="en-CA"/>
+        </w:rPr>
+        <w:t>Allow items to be removed</w:t>
+      </w:r>
+    </w:p>
+    <w:p>
+      <w:pPr>
+        <w:numPr>
+          <w:ilvl w:val="0"/>
+          <w:numId w:val="13"/>
+        </w:numPr>
+        <w:rPr>
+          <w:sz w:val="24"/>
+          <w:szCs w:val="24"/>
+          <w:lang w:val="en-CA"/>
+        </w:rPr>
+      </w:pPr>
+      <w:r>
+        <w:rPr>
+          <w:sz w:val="24"/>
+          <w:szCs w:val="24"/>
+          <w:lang w:val="en-CA"/>
+        </w:rPr>
+        <w:t>Update the order total</w:t>
+      </w:r>
+    </w:p>
+    <w:p>
+      <w:pPr>
+        <w:numPr>
+          <w:ilvl w:val="0"/>
+          <w:numId w:val="13"/>
+        </w:numPr>
+        <w:rPr>
+          <w:sz w:val="24"/>
+          <w:szCs w:val="24"/>
+          <w:lang w:val="en-CA"/>
+        </w:rPr>
+      </w:pPr>
+      <w:r>
+        <w:rPr>
+          <w:sz w:val="24"/>
+          <w:szCs w:val="24"/>
+          <w:lang w:val="en-CA"/>
+        </w:rPr>
+        <w:t>Test modifying and removing items</w:t>
+      </w:r>
+    </w:p>
+    <w:p>
+      <w:pPr>
+        <w:rPr>
+          <w:b/>
+          <w:bCs/>
+          <w:sz w:val="24"/>
+          <w:szCs w:val="24"/>
+          <w:lang w:val="en-CA"/>
+        </w:rPr>
+      </w:pPr>
+      <w:r>
+        <w:rPr>
+          <w:b/>
+          <w:bCs/>
+          <w:sz w:val="24"/>
+          <w:szCs w:val="24"/>
+          <w:lang w:val="en-CA"/>
+        </w:rPr>
+        <w:t>PBI-05 — Select Pickup Time</w:t>
+      </w:r>
+    </w:p>
+    <w:p>
+      <w:pPr>
+        <w:numPr>
+          <w:ilvl w:val="0"/>
+          <w:numId w:val="14"/>
+        </w:numPr>
+        <w:rPr>
+          <w:sz w:val="24"/>
+          <w:szCs w:val="24"/>
+          <w:lang w:val="en-CA"/>
+        </w:rPr>
+      </w:pPr>
+      <w:r>
+        <w:rPr>
+          <w:sz w:val="24"/>
+          <w:szCs w:val="24"/>
+          <w:lang w:val="en-CA"/>
+        </w:rPr>
+        <w:t>Create a simple list of available pickup times</w:t>
+      </w:r>
+    </w:p>
+    <w:p>
+      <w:pPr>
+        <w:numPr>
+          <w:ilvl w:val="0"/>
+          <w:numId w:val="14"/>
+        </w:numPr>
+        <w:rPr>
+          <w:sz w:val="24"/>
+          <w:szCs w:val="24"/>
+          <w:lang w:val="en-CA"/>
+        </w:rPr>
+      </w:pPr>
+      <w:r>
+        <w:rPr>
+          <w:sz w:val="24"/>
+          <w:szCs w:val="24"/>
+          <w:lang w:val="en-CA"/>
+        </w:rPr>
+        <w:t>Add pickup-time selection to the ordering flow</w:t>
+      </w:r>
+    </w:p>
+    <w:p>
+      <w:pPr>
+        <w:numPr>
+          <w:ilvl w:val="0"/>
+          <w:numId w:val="14"/>
+        </w:numPr>
+        <w:rPr>
+          <w:sz w:val="24"/>
+          <w:szCs w:val="24"/>
+          <w:lang w:val="en-CA"/>
+        </w:rPr>
+      </w:pPr>
+      <w:r>
+        <w:rPr>
+          <w:sz w:val="24"/>
+          <w:szCs w:val="24"/>
+          <w:lang w:val="en-CA"/>
+        </w:rPr>
+        <w:t>Save the customer's selected pickup time with the order</w:t>
+      </w:r>
+    </w:p>
+    <w:p>
+      <w:pPr>
+        <w:numPr>
+          <w:ilvl w:val="0"/>
+          <w:numId w:val="14"/>
+        </w:numPr>
+        <w:rPr>
+          <w:sz w:val="24"/>
+          <w:szCs w:val="24"/>
+          <w:lang w:val="en-CA"/>
+        </w:rPr>
+      </w:pPr>
+      <w:r>
+        <w:rPr>
+          <w:sz w:val="24"/>
+          <w:szCs w:val="24"/>
+          <w:lang w:val="en-CA"/>
+        </w:rPr>
+        <w:t>Prevent order submission if no pickup time is selected</w:t>
+      </w:r>
+    </w:p>
+    <w:p>
+      <w:pPr>
+        <w:numPr>
+          <w:ilvl w:val="0"/>
+          <w:numId w:val="14"/>
+        </w:numPr>
+        <w:rPr>
+          <w:sz w:val="24"/>
+          <w:szCs w:val="24"/>
+          <w:lang w:val="en-CA"/>
+        </w:rPr>
+      </w:pPr>
+      <w:r>
+        <w:rPr>
+          <w:sz w:val="24"/>
+          <w:szCs w:val="24"/>
+          <w:lang w:val="en-CA"/>
+        </w:rPr>
+        <w:t>Test pickup-time selection and validation</w:t>
+      </w:r>
+    </w:p>
+    <w:p>
+      <w:pPr>
+        <w:rPr>
+          <w:b/>
+          <w:bCs/>
+          <w:sz w:val="24"/>
+          <w:szCs w:val="24"/>
+          <w:lang w:val="en-CA"/>
+        </w:rPr>
+      </w:pPr>
+      <w:r>
+        <w:rPr>
+          <w:b/>
+          <w:bCs/>
+          <w:sz w:val="24"/>
+          <w:szCs w:val="24"/>
+          <w:lang w:val="en-CA"/>
+        </w:rPr>
+        <w:t>PBI-06 — Place Order</w:t>
+      </w:r>
+    </w:p>
+    <w:p>
+      <w:pPr>
+        <w:numPr>
+          <w:ilvl w:val="0"/>
+          <w:numId w:val="15"/>
+        </w:numPr>
+        <w:rPr>
+          <w:sz w:val="24"/>
+          <w:szCs w:val="24"/>
+          <w:lang w:val="en-CA"/>
+        </w:rPr>
+      </w:pPr>
+      <w:r>
+        <w:rPr>
+          <w:sz w:val="24"/>
+          <w:szCs w:val="24"/>
+          <w:lang w:val="en-CA"/>
+        </w:rPr>
+        <w:t>Connect the cart/order information with the selected pickup time</w:t>
+      </w:r>
+    </w:p>
+    <w:p>
+      <w:pPr>
+        <w:numPr>
+          <w:ilvl w:val="0"/>
+          <w:numId w:val="15"/>
+        </w:numPr>
+        <w:rPr>
+          <w:sz w:val="24"/>
+          <w:szCs w:val="24"/>
+          <w:lang w:val="en-CA"/>
+        </w:rPr>
+      </w:pPr>
+      <w:r>
+        <w:rPr>
+          <w:sz w:val="24"/>
+          <w:szCs w:val="24"/>
+          <w:lang w:val="en-CA"/>
+        </w:rPr>
+        <w:t>Implement order submission</w:t>
+      </w:r>
+    </w:p>
+    <w:p>
+      <w:pPr>
+        <w:numPr>
+          <w:ilvl w:val="0"/>
+          <w:numId w:val="15"/>
+        </w:numPr>
+        <w:rPr>
+          <w:sz w:val="24"/>
+          <w:szCs w:val="24"/>
+          <w:lang w:val="en-CA"/>
+        </w:rPr>
+      </w:pPr>
+      <w:r>
+        <w:rPr>
+          <w:sz w:val="24"/>
+          <w:szCs w:val="24"/>
+          <w:lang w:val="en-CA"/>
+        </w:rPr>
+        <w:t>Store the submitted order</w:t>
+      </w:r>
+    </w:p>
+    <w:p>
+      <w:pPr>
+        <w:numPr>
+          <w:ilvl w:val="0"/>
+          <w:numId w:val="15"/>
+        </w:numPr>
+        <w:rPr>
+          <w:sz w:val="24"/>
+          <w:szCs w:val="24"/>
+          <w:lang w:val="en-CA"/>
+        </w:rPr>
+      </w:pPr>
+      <w:r>
+        <w:rPr>
+          <w:sz w:val="24"/>
+          <w:szCs w:val="24"/>
+          <w:lang w:val="en-CA"/>
+        </w:rPr>
+        <w:t xml:space="preserve">Give the order an initial </w:t>
+      </w:r>
+      <w:r>
+        <w:rPr>
+          <w:b/>
+          <w:bCs/>
+          <w:sz w:val="24"/>
+          <w:szCs w:val="24"/>
+          <w:lang w:val="en-CA"/>
+        </w:rPr>
+        <w:t>Received</w:t>
+      </w:r>
+      <w:r>
+        <w:rPr>
+          <w:sz w:val="24"/>
+          <w:szCs w:val="24"/>
+          <w:lang w:val="en-CA"/>
+        </w:rPr>
+        <w:t xml:space="preserve"> status</w:t>
+      </w:r>
+    </w:p>
+    <w:p>
+      <w:pPr>
+        <w:numPr>
+          <w:ilvl w:val="0"/>
+          <w:numId w:val="15"/>
+        </w:numPr>
+        <w:rPr>
+          <w:sz w:val="24"/>
+          <w:szCs w:val="24"/>
+          <w:lang w:val="en-CA"/>
+        </w:rPr>
+      </w:pPr>
+      <w:r>
+        <w:rPr>
+          <w:sz w:val="24"/>
+          <w:szCs w:val="24"/>
+          <w:lang w:val="en-CA"/>
+        </w:rPr>
+        <w:t>Display a successful order confirmation</w:t>
+      </w:r>
+    </w:p>
+    <w:p>
+      <w:pPr>
+        <w:numPr>
+          <w:ilvl w:val="0"/>
+          <w:numId w:val="15"/>
+        </w:numPr>
+        <w:rPr>
+          <w:sz w:val="24"/>
+          <w:szCs w:val="24"/>
+          <w:lang w:val="en-CA"/>
+        </w:rPr>
+      </w:pPr>
+      <w:r>
+        <w:rPr>
+          <w:sz w:val="24"/>
+          <w:szCs w:val="24"/>
+          <w:lang w:val="en-CA"/>
+        </w:rPr>
+        <w:t>Test valid and incomplete order submissions</w:t>
+      </w:r>
+    </w:p>
+    <w:p>
+      <w:pPr>
+        <w:numPr>
+          <w:ilvl w:val="0"/>
+          <w:numId w:val="15"/>
+        </w:numPr>
+        <w:rPr>
+          <w:sz w:val="24"/>
+          <w:szCs w:val="24"/>
+          <w:lang w:val="en-CA"/>
+        </w:rPr>
+      </w:pPr>
+      <w:r>
+        <w:rPr>
+          <w:sz w:val="24"/>
+          <w:szCs w:val="24"/>
+          <w:lang w:val="en-CA"/>
+        </w:rPr>
+        <w:t>Integrate the complete customer ordering flow</w:t>
+      </w:r>
+    </w:p>
+    <w:p>
+      <w:pPr>
+        <w:rPr>
+          <w:sz w:val="24"/>
+          <w:szCs w:val="24"/>
+          <w:lang w:val="en-CA"/>
+        </w:rPr>
+      </w:pPr>
+    </w:p>
+    <w:p>
+      <w:pPr>
+        <w:rPr>
+          <w:b/>
+          <w:bCs/>
+          <w:sz w:val="24"/>
+          <w:szCs w:val="24"/>
+          <w:lang w:val="en-CA"/>
+        </w:rPr>
+      </w:pPr>
+      <w:r>
+        <w:rPr>
+          <w:b/>
+          <w:bCs/>
+          <w:sz w:val="24"/>
+          <w:szCs w:val="24"/>
+          <w:lang w:val="en-CA"/>
+        </w:rPr>
+        <w:t>Sprint Backlog</w:t>
+      </w:r>
+    </w:p>
+    <w:p>
+      <w:pPr>
+        <w:rPr>
+          <w:sz w:val="24"/>
+          <w:szCs w:val="24"/>
+          <w:lang w:val="en-CA"/>
+        </w:rPr>
+      </w:pPr>
+      <w:r>
+        <w:rPr>
+          <w:b/>
+          <w:bCs/>
+          <w:sz w:val="24"/>
+          <w:szCs w:val="24"/>
+          <w:lang w:val="en-CA"/>
+        </w:rPr>
+        <w:t>To Do → In Progress → Code Review/Testing → Done</w:t>
+      </w:r>
+    </w:p>
+    <w:p>
+      <w:pPr>
+        <w:rPr>
+          <w:sz w:val="24"/>
+          <w:szCs w:val="24"/>
+        </w:rPr>
+      </w:pPr>
+      <w:r>
+        <w:rPr>
+          <w:sz w:val="24"/>
+          <w:szCs w:val="24"/>
+        </w:rPr>
+        <w:t>All selected PBIs and their engineering tasks will be added to the Sprint Backlog and moved through these stages as the Sprint progresses.</w:t>
+      </w:r>
+    </w:p>
+    <w:p>
+      <w:pPr>
+        <w:rPr>
+          <w:sz w:val="24"/>
+          <w:szCs w:val="24"/>
+        </w:rPr>
+      </w:pPr>
+    </w:p>
+    <w:p>
+      <w:pPr>
+        <w:rPr>
+          <w:b/>
+          <w:bCs/>
+          <w:sz w:val="24"/>
+          <w:szCs w:val="24"/>
+          <w:lang w:val="en-CA"/>
+        </w:rPr>
+      </w:pPr>
+      <w:r>
+        <w:rPr>
+          <w:b/>
+          <w:bCs/>
+          <w:sz w:val="24"/>
+          <w:szCs w:val="24"/>
+          <w:lang w:val="en-CA"/>
+        </w:rPr>
+        <w:t>Technical Work Distribution</w:t>
+      </w:r>
+    </w:p>
+    <w:tbl>
+      <w:tblPr>
+        <w:tblStyle w:val="TableGrid"/>
+        <w:tblW w:w="0" w:type="auto"/>
+        <w:tblLook w:val="04A0" w:firstRow="1" w:lastRow="0" w:firstColumn="1" w:lastColumn="0" w:noHBand="0" w:noVBand="1"/>
+      </w:tblPr>
+      <w:tblGrid>
+        <w:gridCol w:w="5292"/>
+        <w:gridCol w:w="5292"/>
+      </w:tblGrid>
+      <w:tr>
+        <w:tc>
+          <w:tcPr>
+            <w:tcW w:w="5292" w:type="dxa"/>
+          </w:tcPr>
+          <w:p>
+            <w:pPr>
+              <w:rPr>
+                <w:sz w:val="24"/>
+                <w:szCs w:val="24"/>
+                <w:lang w:val="en-CA"/>
+              </w:rPr>
+            </w:pPr>
+            <w:r>
+              <w:rPr>
+                <w:sz w:val="24"/>
+                <w:szCs w:val="24"/>
+              </w:rPr>
+              <w:t>Team Member</w:t>
+            </w:r>
+          </w:p>
+        </w:tc>
+        <w:tc>
+          <w:tcPr>
+            <w:tcW w:w="5292" w:type="dxa"/>
+          </w:tcPr>
+          <w:p>
+            <w:pPr>
+              <w:tabs>
+                <w:tab w:val="left" w:pos="1379"/>
+              </w:tabs>
+              <w:rPr>
+                <w:sz w:val="24"/>
+                <w:szCs w:val="24"/>
+                <w:lang w:val="en-CA"/>
+              </w:rPr>
+            </w:pPr>
+            <w:r>
+              <w:rPr>
+                <w:sz w:val="24"/>
+                <w:szCs w:val="24"/>
+                <w:lang w:val="en-CA"/>
+              </w:rPr>
+              <w:tab/>
+            </w:r>
+            <w:r>
+              <w:rPr>
+                <w:sz w:val="24"/>
+                <w:szCs w:val="24"/>
+              </w:rPr>
+              <w:t>Technical Work</w:t>
+            </w:r>
+          </w:p>
+        </w:tc>
+      </w:tr>
+      <w:tr>
+        <w:tc>
+          <w:tcPr>
+            <w:tcW w:w="5292" w:type="dxa"/>
+          </w:tcPr>
+          <w:p>
+            <w:pPr>
+              <w:rPr>
+                <w:sz w:val="24"/>
+                <w:szCs w:val="24"/>
+                <w:lang w:val="en-CA"/>
+              </w:rPr>
+            </w:pPr>
+            <w:r>
+              <w:rPr>
+                <w:sz w:val="24"/>
+                <w:szCs w:val="24"/>
+              </w:rPr>
+              <w:t>Dhruv</w:t>
+            </w:r>
+          </w:p>
+        </w:tc>
+        <w:tc>
+          <w:tcPr>
+            <w:tcW w:w="5292" w:type="dxa"/>
+          </w:tcPr>
+          <w:p>
+            <w:pPr>
+              <w:rPr>
+                <w:sz w:val="24"/>
+                <w:szCs w:val="24"/>
+                <w:lang w:val="en-CA"/>
+              </w:rPr>
+            </w:pPr>
+            <w:r>
+              <w:rPr>
+                <w:sz w:val="24"/>
+                <w:szCs w:val="24"/>
+              </w:rPr>
+              <w:t>PBI-01 — Restaurant browsing and selection</w:t>
+            </w:r>
+          </w:p>
+        </w:tc>
+      </w:tr>
+      <w:tr>
+        <w:tc>
+          <w:tcPr>
+            <w:tcW w:w="5292" w:type="dxa"/>
+          </w:tcPr>
+          <w:p>
+            <w:pPr>
+              <w:rPr>
+                <w:sz w:val="24"/>
+                <w:szCs w:val="24"/>
+                <w:lang w:val="en-CA"/>
+              </w:rPr>
+            </w:pPr>
+            <w:r>
+              <w:rPr>
+                <w:sz w:val="24"/>
+                <w:szCs w:val="24"/>
+              </w:rPr>
+              <w:t>Karim</w:t>
+            </w:r>
+          </w:p>
+        </w:tc>
+        <w:tc>
+          <w:tcPr>
+            <w:tcW w:w="5292" w:type="dxa"/>
+          </w:tcPr>
+          <w:p>
+            <w:pPr>
+              <w:rPr>
+                <w:sz w:val="24"/>
+                <w:szCs w:val="24"/>
+                <w:lang w:val="en-CA"/>
+              </w:rPr>
+            </w:pPr>
+            <w:r>
+              <w:rPr>
+                <w:sz w:val="24"/>
+                <w:szCs w:val="24"/>
+              </w:rPr>
+              <w:t>PBI-02 — Restaurant menu</w:t>
+            </w:r>
+          </w:p>
+        </w:tc>
+      </w:tr>
+      <w:tr>
+        <w:tc>
+          <w:tcPr>
+            <w:tcW w:w="5292" w:type="dxa"/>
+          </w:tcPr>
+          <w:p>
+            <w:pPr>
+              <w:rPr>
+                <w:sz w:val="24"/>
+                <w:szCs w:val="24"/>
+                <w:lang w:val="en-CA"/>
+              </w:rPr>
+            </w:pPr>
+            <w:r>
+              <w:rPr>
+                <w:sz w:val="24"/>
+                <w:szCs w:val="24"/>
+              </w:rPr>
+              <w:t>Ra</w:t>
+            </w:r>
+            <w:r>
+              <w:rPr>
+                <w:sz w:val="24"/>
+                <w:szCs w:val="24"/>
+              </w:rPr>
+              <w:t>yan</w:t>
+            </w:r>
+          </w:p>
+        </w:tc>
+        <w:tc>
+          <w:tcPr>
+            <w:tcW w:w="5292" w:type="dxa"/>
+          </w:tcPr>
+          <w:p>
+            <w:pPr>
+              <w:rPr>
+                <w:sz w:val="24"/>
+                <w:szCs w:val="24"/>
+                <w:lang w:val="en-CA"/>
+              </w:rPr>
+            </w:pPr>
+            <w:r>
+              <w:rPr>
+                <w:sz w:val="24"/>
+                <w:szCs w:val="24"/>
+              </w:rPr>
+              <w:t>PBI-03 — Add items/cart</w:t>
+            </w:r>
+          </w:p>
+        </w:tc>
+      </w:tr>
+      <w:tr>
+        <w:tc>
+          <w:tcPr>
+            <w:tcW w:w="5292" w:type="dxa"/>
+          </w:tcPr>
+          <w:p>
+            <w:pPr>
+              <w:rPr>
+                <w:sz w:val="24"/>
+                <w:szCs w:val="24"/>
+                <w:lang w:val="en-CA"/>
+              </w:rPr>
+            </w:pPr>
+            <w:r>
+              <w:rPr>
+                <w:sz w:val="24"/>
+                <w:szCs w:val="24"/>
+                <w:lang w:val="en-CA"/>
+              </w:rPr>
+              <w:t>Jouliana</w:t>
+            </w:r>
+          </w:p>
+        </w:tc>
+        <w:tc>
+          <w:tcPr>
+            <w:tcW w:w="5292" w:type="dxa"/>
+          </w:tcPr>
+          <w:p>
+            <w:pPr>
+              <w:rPr>
+                <w:sz w:val="24"/>
+                <w:szCs w:val="24"/>
+                <w:lang w:val="en-CA"/>
+              </w:rPr>
+            </w:pPr>
+            <w:r>
+              <w:rPr>
+                <w:sz w:val="24"/>
+                <w:szCs w:val="24"/>
+              </w:rPr>
+              <w:t>PBI-04 — View and modify order</w:t>
+            </w:r>
+          </w:p>
+        </w:tc>
+      </w:tr>
+    </w:tbl>
+    <w:p>
+      <w:pPr>
+        <w:rPr>
+          <w:sz w:val="24"/>
+          <w:szCs w:val="24"/>
+          <w:lang w:val="en-CA"/>
+        </w:rPr>
+      </w:pPr>
+    </w:p>
+    <w:p>
+      <w:pPr>
+        <w:rPr>
+          <w:lang w:val="en-CA"/>
+        </w:rPr>
+      </w:pPr>
+      <w:r>
+        <w:rPr>
+          <w:lang w:val="en-CA"/>
+        </w:rPr>
+        <w:t>All four team members will contribute to implementation, testing, integration, and code review.</w:t>
+      </w:r>
+    </w:p>
+    <w:p>
+      <w:pPr>
+        <w:rPr>
+          <w:b/>
+          <w:bCs/>
+          <w:lang w:val="en-CA"/>
+        </w:rPr>
+      </w:pPr>
+      <w:r>
+        <w:rPr>
+          <w:b/>
+          <w:bCs/>
+          <w:lang w:val="en-CA"/>
+        </w:rPr>
+        <w:t>Part D — Execute the Sprint and Produce a Working Increment</w:t>
+      </w:r>
+    </w:p>
+    <w:p>
+      <w:pPr>
+        <w:rPr>
+          <w:b/>
+          <w:bCs/>
+          <w:lang w:val="en-CA"/>
+        </w:rPr>
+      </w:pPr>
+      <w:r>
+        <w:rPr>
+          <w:b/>
+          <w:bCs/>
+          <w:lang w:val="en-CA"/>
+        </w:rPr>
+        <w:t>Working Increment</w:t>
+      </w:r>
+    </w:p>
+    <w:p>
+      <w:pPr>
+        <w:rPr>
+          <w:lang w:val="en-CA"/>
+        </w:rPr>
+      </w:pPr>
+      <w:r>
+        <w:rPr>
+          <w:lang w:val="en-CA"/>
+        </w:rPr>
+        <w:t xml:space="preserve">During the Sprint, the team will implement a </w:t>
+      </w:r>
+      <w:r>
+        <w:rPr>
+          <w:lang w:val="en-CA"/>
+        </w:rPr>
+        <w:t>small,</w:t>
+      </w:r>
+      <w:r>
+        <w:rPr>
+          <w:lang w:val="en-CA"/>
+        </w:rPr>
+        <w:t xml:space="preserve"> but functional </w:t>
+      </w:r>
+      <w:r>
+        <w:rPr>
+          <w:lang w:val="en-CA"/>
+        </w:rPr>
+        <w:t>Quick Bite</w:t>
+      </w:r>
+      <w:r>
+        <w:rPr>
+          <w:lang w:val="en-CA"/>
+        </w:rPr>
+        <w:t xml:space="preserve"> customer ordering flow based on the Sprint Goal. The Increment will allow customers to:</w:t>
+      </w:r>
+    </w:p>
+    <w:p>
+      <w:pPr>
+        <w:numPr>
+          <w:ilvl w:val="0"/>
+          <w:numId w:val="16"/>
+        </w:numPr>
+        <w:rPr>
+          <w:lang w:val="en-CA"/>
+        </w:rPr>
+      </w:pPr>
+      <w:r>
+        <w:rPr>
+          <w:lang w:val="en-CA"/>
+        </w:rPr>
+        <w:t>Browse participating restaurants</w:t>
+      </w:r>
+    </w:p>
+    <w:p>
+      <w:pPr>
+        <w:numPr>
+          <w:ilvl w:val="0"/>
+          <w:numId w:val="16"/>
+        </w:numPr>
+        <w:rPr>
+          <w:lang w:val="en-CA"/>
+        </w:rPr>
+      </w:pPr>
+      <w:r>
+        <w:rPr>
+          <w:lang w:val="en-CA"/>
+        </w:rPr>
+        <w:t>Select a restaurant</w:t>
+      </w:r>
+    </w:p>
+    <w:p>
+      <w:pPr>
+        <w:numPr>
+          <w:ilvl w:val="0"/>
+          <w:numId w:val="16"/>
+        </w:numPr>
+        <w:rPr>
+          <w:lang w:val="en-CA"/>
+        </w:rPr>
+      </w:pPr>
+      <w:r>
+        <w:rPr>
+          <w:lang w:val="en-CA"/>
+        </w:rPr>
+        <w:t>View the selected restaurant's menu</w:t>
+      </w:r>
+    </w:p>
+    <w:p>
+      <w:pPr>
+        <w:numPr>
+          <w:ilvl w:val="0"/>
+          <w:numId w:val="16"/>
+        </w:numPr>
+        <w:rPr>
+          <w:lang w:val="en-CA"/>
+        </w:rPr>
+      </w:pPr>
+      <w:r>
+        <w:rPr>
+          <w:lang w:val="en-CA"/>
+        </w:rPr>
+        <w:t>Add available items to an order</w:t>
+      </w:r>
+    </w:p>
+    <w:p>
+      <w:pPr>
+        <w:numPr>
+          <w:ilvl w:val="0"/>
+          <w:numId w:val="16"/>
+        </w:numPr>
+        <w:rPr>
+          <w:lang w:val="en-CA"/>
+        </w:rPr>
+      </w:pPr>
+      <w:r>
+        <w:rPr>
+          <w:lang w:val="en-CA"/>
+        </w:rPr>
+        <w:t>Select quantities</w:t>
+      </w:r>
+    </w:p>
+    <w:p>
+      <w:pPr>
+        <w:numPr>
+          <w:ilvl w:val="0"/>
+          <w:numId w:val="16"/>
+        </w:numPr>
+        <w:rPr>
+          <w:lang w:val="en-CA"/>
+        </w:rPr>
+      </w:pPr>
+      <w:r>
+        <w:rPr>
+          <w:lang w:val="en-CA"/>
+        </w:rPr>
+        <w:t>View and modify the order</w:t>
+      </w:r>
+    </w:p>
+    <w:p>
+      <w:pPr>
+        <w:numPr>
+          <w:ilvl w:val="0"/>
+          <w:numId w:val="16"/>
+        </w:numPr>
+        <w:rPr>
+          <w:lang w:val="en-CA"/>
+        </w:rPr>
+      </w:pPr>
+      <w:r>
+        <w:rPr>
+          <w:lang w:val="en-CA"/>
+        </w:rPr>
+        <w:t>Remove items from the order</w:t>
+      </w:r>
+    </w:p>
+    <w:p>
+      <w:pPr>
+        <w:numPr>
+          <w:ilvl w:val="0"/>
+          <w:numId w:val="16"/>
+        </w:numPr>
+        <w:rPr>
+          <w:lang w:val="en-CA"/>
+        </w:rPr>
+      </w:pPr>
+      <w:r>
+        <w:rPr>
+          <w:lang w:val="en-CA"/>
+        </w:rPr>
+        <w:t>See the updated order total</w:t>
+      </w:r>
+    </w:p>
+    <w:p>
+      <w:pPr>
+        <w:numPr>
+          <w:ilvl w:val="0"/>
+          <w:numId w:val="16"/>
+        </w:numPr>
+        <w:rPr>
+          <w:lang w:val="en-CA"/>
+        </w:rPr>
+      </w:pPr>
+      <w:r>
+        <w:rPr>
+          <w:lang w:val="en-CA"/>
+        </w:rPr>
+        <w:t>Select an available pickup time</w:t>
+      </w:r>
+    </w:p>
+    <w:p>
+      <w:pPr>
+        <w:numPr>
+          <w:ilvl w:val="0"/>
+          <w:numId w:val="16"/>
+        </w:numPr>
+        <w:rPr>
+          <w:lang w:val="en-CA"/>
+        </w:rPr>
+      </w:pPr>
+      <w:r>
+        <w:rPr>
+          <w:lang w:val="en-CA"/>
+        </w:rPr>
+        <w:t>Submit the completed order</w:t>
+      </w:r>
+    </w:p>
+    <w:p>
+      <w:pPr>
+        <w:numPr>
+          <w:ilvl w:val="0"/>
+          <w:numId w:val="16"/>
+        </w:numPr>
+        <w:rPr>
+          <w:lang w:val="en-CA"/>
+        </w:rPr>
+      </w:pPr>
+      <w:r>
+        <w:rPr>
+          <w:lang w:val="en-CA"/>
+        </w:rPr>
+        <w:t xml:space="preserve">Receive an order confirmation with an initial </w:t>
+      </w:r>
+      <w:r>
+        <w:rPr>
+          <w:b/>
+          <w:bCs/>
+          <w:lang w:val="en-CA"/>
+        </w:rPr>
+        <w:t>Received</w:t>
+      </w:r>
+      <w:r>
+        <w:rPr>
+          <w:lang w:val="en-CA"/>
+        </w:rPr>
+        <w:t xml:space="preserve"> status</w:t>
+      </w:r>
+    </w:p>
+    <w:p>
+      <w:pPr>
+        <w:rPr>
+          <w:b/>
+          <w:bCs/>
+          <w:lang w:val="en-CA"/>
+        </w:rPr>
+      </w:pPr>
+      <w:r>
+        <w:rPr>
+          <w:lang w:val="en-CA"/>
+        </w:rPr>
+        <w:t>The completed functionality will be integrated into one usable customer ordering flow rather than separate unfinished features. This is what the assignment requires for the Increment.</w:t>
+      </w:r>
+      <w:r>
+        <w:rPr>
+          <w:rFonts w:ascii="Times New Roman" w:eastAsia="Times New Roman" w:hAnsi="Times New Roman" w:cs="Times New Roman"/>
+          <w:sz w:val="27"/>
+          <w:szCs w:val="27"/>
+          <w:lang w:val="en-CA" w:eastAsia="en-CA"/>
+        </w:rPr>
+        <w:t xml:space="preserve"> </w:t>
+      </w:r>
+      <w:r>
+        <w:rPr>
+          <w:b/>
+          <w:bCs/>
+          <w:lang w:val="en-CA"/>
+        </w:rPr>
+        <w:t>Git and Branches</w:t>
+      </w:r>
+    </w:p>
+    <w:p>
+      <w:pPr>
+        <w:rPr>
+          <w:lang w:val="en-CA"/>
+        </w:rPr>
+      </w:pPr>
+      <w:r>
+        <w:rPr>
+          <w:lang w:val="en-CA"/>
+        </w:rPr>
+        <w:t xml:space="preserve">The team will use the shared </w:t>
+      </w:r>
+      <w:proofErr w:type="spellStart"/>
+      <w:r>
+        <w:rPr>
+          <w:lang w:val="en-CA"/>
+        </w:rPr>
+        <w:t>QuickBite</w:t>
+      </w:r>
+      <w:proofErr w:type="spellEnd"/>
+      <w:r>
+        <w:rPr>
+          <w:lang w:val="en-CA"/>
+        </w:rPr>
+        <w:t xml:space="preserve"> GitHub repository. Each team member will work on an appropriate feature branch before integrating their work into the main branch.</w:t>
+      </w:r>
+    </w:p>
+    <w:p>
+      <w:pPr>
+        <w:numPr>
+          <w:ilvl w:val="0"/>
+          <w:numId w:val="17"/>
+        </w:numPr>
+        <w:rPr>
+          <w:lang w:val="en-CA"/>
+        </w:rPr>
+      </w:pPr>
+      <w:r>
+        <w:rPr>
+          <w:lang w:val="en-CA"/>
+        </w:rPr>
+        <w:t>feature/restaurant-browsing</w:t>
+      </w:r>
+    </w:p>
+    <w:p>
+      <w:pPr>
+        <w:numPr>
+          <w:ilvl w:val="0"/>
+          <w:numId w:val="17"/>
+        </w:numPr>
+        <w:rPr>
+          <w:lang w:val="en-CA"/>
+        </w:rPr>
+      </w:pPr>
+      <w:r>
+        <w:rPr>
+          <w:lang w:val="en-CA"/>
+        </w:rPr>
+        <w:t>feature/menu</w:t>
+      </w:r>
+    </w:p>
+    <w:p>
+      <w:pPr>
+        <w:numPr>
+          <w:ilvl w:val="0"/>
+          <w:numId w:val="17"/>
+        </w:numPr>
+        <w:rPr>
+          <w:lang w:val="en-CA"/>
+        </w:rPr>
+      </w:pPr>
+      <w:r>
+        <w:rPr>
+          <w:lang w:val="en-CA"/>
+        </w:rPr>
+        <w:t>feature/cart</w:t>
+      </w:r>
+    </w:p>
+    <w:p>
+      <w:pPr>
+        <w:numPr>
+          <w:ilvl w:val="0"/>
+          <w:numId w:val="17"/>
+        </w:numPr>
+        <w:rPr>
+          <w:lang w:val="en-CA"/>
+        </w:rPr>
+      </w:pPr>
+      <w:r>
+        <w:rPr>
+          <w:lang w:val="en-CA"/>
+        </w:rPr>
+        <w:lastRenderedPageBreak/>
+        <w:t>feature/order-flow</w:t>
+      </w:r>
+    </w:p>
+    <w:p>
+      <w:pPr>
+        <w:rPr>
+          <w:b/>
+          <w:bCs/>
+          <w:lang w:val="en-CA"/>
+        </w:rPr>
+      </w:pPr>
+      <w:r>
+        <w:rPr>
+          <w:b/>
+          <w:bCs/>
+          <w:lang w:val="en-CA"/>
+        </w:rPr>
+        <w:t>Commits</w:t>
+      </w:r>
+    </w:p>
+    <w:p>
+      <w:pPr>
+        <w:rPr>
+          <w:lang w:val="en-CA"/>
+        </w:rPr>
+      </w:pPr>
+      <w:r>
+        <w:rPr>
+          <w:lang w:val="en-CA"/>
+        </w:rPr>
+        <w:t>Each team member will make meaningful commits that clearly describe the completed work, such as:</w:t>
+      </w:r>
+    </w:p>
+    <w:p>
+      <w:pPr>
+        <w:numPr>
+          <w:ilvl w:val="0"/>
+          <w:numId w:val="18"/>
+        </w:numPr>
+        <w:rPr>
+          <w:lang w:val="en-CA"/>
+        </w:rPr>
+      </w:pPr>
+      <w:r>
+        <w:rPr>
+          <w:lang w:val="en-CA"/>
+        </w:rPr>
+        <w:t>Add restaurant browsing functionality</w:t>
+      </w:r>
+    </w:p>
+    <w:p>
+      <w:pPr>
+        <w:numPr>
+          <w:ilvl w:val="0"/>
+          <w:numId w:val="18"/>
+        </w:numPr>
+        <w:rPr>
+          <w:lang w:val="en-CA"/>
+        </w:rPr>
+      </w:pPr>
+      <w:r>
+        <w:rPr>
+          <w:lang w:val="en-CA"/>
+        </w:rPr>
+        <w:t>Implement restaurant menu display</w:t>
+      </w:r>
+    </w:p>
+    <w:p>
+      <w:pPr>
+        <w:numPr>
+          <w:ilvl w:val="0"/>
+          <w:numId w:val="18"/>
+        </w:numPr>
+        <w:rPr>
+          <w:lang w:val="en-CA"/>
+        </w:rPr>
+      </w:pPr>
+      <w:r>
+        <w:rPr>
+          <w:lang w:val="en-CA"/>
+        </w:rPr>
+        <w:t>Add cart and quantity functionality</w:t>
+      </w:r>
+    </w:p>
+    <w:p>
+      <w:pPr>
+        <w:numPr>
+          <w:ilvl w:val="0"/>
+          <w:numId w:val="18"/>
+        </w:numPr>
+        <w:rPr>
+          <w:lang w:val="en-CA"/>
+        </w:rPr>
+      </w:pPr>
+      <w:r>
+        <w:rPr>
+          <w:lang w:val="en-CA"/>
+        </w:rPr>
+        <w:t>Implement order modification</w:t>
+      </w:r>
+    </w:p>
+    <w:p>
+      <w:pPr>
+        <w:numPr>
+          <w:ilvl w:val="0"/>
+          <w:numId w:val="18"/>
+        </w:numPr>
+        <w:rPr>
+          <w:lang w:val="en-CA"/>
+        </w:rPr>
+      </w:pPr>
+      <w:r>
+        <w:rPr>
+          <w:lang w:val="en-CA"/>
+        </w:rPr>
+        <w:t>Add pickup time selection</w:t>
+      </w:r>
+    </w:p>
+    <w:p>
+      <w:pPr>
+        <w:numPr>
+          <w:ilvl w:val="0"/>
+          <w:numId w:val="18"/>
+        </w:numPr>
+        <w:rPr>
+          <w:lang w:val="en-CA"/>
+        </w:rPr>
+      </w:pPr>
+      <w:r>
+        <w:rPr>
+          <w:lang w:val="en-CA"/>
+        </w:rPr>
+        <w:t>Implement order submission and confirmation</w:t>
+      </w:r>
+    </w:p>
+    <w:p>
+      <w:pPr>
+        <w:rPr>
+          <w:b/>
+          <w:bCs/>
+          <w:lang w:val="en-CA"/>
+        </w:rPr>
+      </w:pPr>
+      <w:r>
+        <w:rPr>
+          <w:b/>
+          <w:bCs/>
+          <w:lang w:val="en-CA"/>
+        </w:rPr>
+        <w:t>Integration and Code Review</w:t>
+      </w:r>
+    </w:p>
+    <w:p>
+      <w:pPr>
+        <w:rPr>
+          <w:lang w:val="en-CA"/>
+        </w:rPr>
+      </w:pPr>
+      <w:r>
+        <w:rPr>
+          <w:lang w:val="en-CA"/>
+        </w:rPr>
+        <w:t>Before work is merged into the main branch, another team member will review the changes. The team will use pull requests to review and integrate the different features into one working Increment.</w:t>
+      </w:r>
+    </w:p>
+    <w:p>
+      <w:pPr>
+        <w:rPr>
+          <w:b/>
+          <w:bCs/>
+          <w:lang w:val="en-CA"/>
+        </w:rPr>
+      </w:pPr>
+      <w:r>
+        <w:rPr>
+          <w:b/>
+          <w:bCs/>
+          <w:lang w:val="en-CA"/>
+        </w:rPr>
+        <w:t>Testing</w:t>
+      </w:r>
+    </w:p>
+    <w:p>
+      <w:pPr>
+        <w:rPr>
+          <w:lang w:val="en-CA"/>
+        </w:rPr>
+      </w:pPr>
+      <w:r>
+        <w:rPr>
+          <w:lang w:val="en-CA"/>
+        </w:rPr>
+        <w:t>The team will test the functionality against the acceptance criteria. Testing will include:</w:t>
+      </w:r>
+    </w:p>
+    <w:p>
+      <w:pPr>
+        <w:numPr>
+          <w:ilvl w:val="0"/>
+          <w:numId w:val="19"/>
+        </w:numPr>
+        <w:rPr>
+          <w:lang w:val="en-CA"/>
+        </w:rPr>
+      </w:pPr>
+      <w:r>
+        <w:rPr>
+          <w:lang w:val="en-CA"/>
+        </w:rPr>
+        <w:t>Restaurant list displays correctly</w:t>
+      </w:r>
+    </w:p>
+    <w:p>
+      <w:pPr>
+        <w:numPr>
+          <w:ilvl w:val="0"/>
+          <w:numId w:val="19"/>
+        </w:numPr>
+        <w:rPr>
+          <w:lang w:val="en-CA"/>
+        </w:rPr>
+      </w:pPr>
+      <w:r>
+        <w:rPr>
+          <w:lang w:val="en-CA"/>
+        </w:rPr>
+        <w:t>Customer can select a restaurant</w:t>
+      </w:r>
+    </w:p>
+    <w:p>
+      <w:pPr>
+        <w:numPr>
+          <w:ilvl w:val="0"/>
+          <w:numId w:val="19"/>
+        </w:numPr>
+        <w:rPr>
+          <w:lang w:val="en-CA"/>
+        </w:rPr>
+      </w:pPr>
+      <w:r>
+        <w:rPr>
+          <w:lang w:val="en-CA"/>
+        </w:rPr>
+        <w:t>Correct menu is displayed</w:t>
+      </w:r>
+    </w:p>
+    <w:p>
+      <w:pPr>
+        <w:numPr>
+          <w:ilvl w:val="0"/>
+          <w:numId w:val="19"/>
+        </w:numPr>
+        <w:rPr>
+          <w:lang w:val="en-CA"/>
+        </w:rPr>
+      </w:pPr>
+      <w:r>
+        <w:rPr>
+          <w:lang w:val="en-CA"/>
+        </w:rPr>
+        <w:t>Available items can be added</w:t>
+      </w:r>
+    </w:p>
+    <w:p>
+      <w:pPr>
+        <w:numPr>
+          <w:ilvl w:val="0"/>
+          <w:numId w:val="19"/>
+        </w:numPr>
+        <w:rPr>
+          <w:lang w:val="en-CA"/>
+        </w:rPr>
+      </w:pPr>
+      <w:r>
+        <w:rPr>
+          <w:lang w:val="en-CA"/>
+        </w:rPr>
+        <w:t>Unavailable items cannot be added</w:t>
+      </w:r>
+    </w:p>
+    <w:p>
+      <w:pPr>
+        <w:numPr>
+          <w:ilvl w:val="0"/>
+          <w:numId w:val="19"/>
+        </w:numPr>
+        <w:rPr>
+          <w:lang w:val="en-CA"/>
+        </w:rPr>
+      </w:pPr>
+      <w:r>
+        <w:rPr>
+          <w:lang w:val="en-CA"/>
+        </w:rPr>
+        <w:t>Quantities can be changed</w:t>
+      </w:r>
+    </w:p>
+    <w:p>
+      <w:pPr>
+        <w:numPr>
+          <w:ilvl w:val="0"/>
+          <w:numId w:val="19"/>
+        </w:numPr>
+        <w:rPr>
+          <w:lang w:val="en-CA"/>
+        </w:rPr>
+      </w:pPr>
+      <w:r>
+        <w:rPr>
+          <w:lang w:val="en-CA"/>
+        </w:rPr>
+        <w:t>Items can be removed</w:t>
+      </w:r>
+    </w:p>
+    <w:p>
+      <w:pPr>
+        <w:numPr>
+          <w:ilvl w:val="0"/>
+          <w:numId w:val="19"/>
+        </w:numPr>
+        <w:rPr>
+          <w:lang w:val="en-CA"/>
+        </w:rPr>
+      </w:pPr>
+      <w:r>
+        <w:rPr>
+          <w:lang w:val="en-CA"/>
+        </w:rPr>
+        <w:t>Order total updates correctly</w:t>
+      </w:r>
+    </w:p>
+    <w:p>
+      <w:pPr>
+        <w:numPr>
+          <w:ilvl w:val="0"/>
+          <w:numId w:val="19"/>
+        </w:numPr>
+        <w:rPr>
+          <w:lang w:val="en-CA"/>
+        </w:rPr>
+      </w:pPr>
+      <w:r>
+        <w:rPr>
+          <w:lang w:val="en-CA"/>
+        </w:rPr>
+        <w:t>Pickup time can be selected</w:t>
+      </w:r>
+    </w:p>
+    <w:p>
+      <w:pPr>
+        <w:numPr>
+          <w:ilvl w:val="0"/>
+          <w:numId w:val="19"/>
+        </w:numPr>
+        <w:rPr>
+          <w:lang w:val="en-CA"/>
+        </w:rPr>
+      </w:pPr>
+      <w:r>
+        <w:rPr>
+          <w:lang w:val="en-CA"/>
+        </w:rPr>
+        <w:t>Order cannot be submitted without required information</w:t>
+      </w:r>
+    </w:p>
+    <w:p>
+      <w:pPr>
+        <w:numPr>
+          <w:ilvl w:val="0"/>
+          <w:numId w:val="19"/>
+        </w:numPr>
+        <w:rPr>
+          <w:lang w:val="en-CA"/>
+        </w:rPr>
+      </w:pPr>
+      <w:r>
+        <w:rPr>
+          <w:lang w:val="en-CA"/>
+        </w:rPr>
+        <w:t>Valid order can be submitted</w:t>
+      </w:r>
+    </w:p>
+    <w:p>
+      <w:pPr>
+        <w:numPr>
+          <w:ilvl w:val="0"/>
+          <w:numId w:val="19"/>
+        </w:numPr>
+        <w:rPr>
+          <w:lang w:val="en-CA"/>
+        </w:rPr>
+      </w:pPr>
+      <w:r>
+        <w:rPr>
+          <w:lang w:val="en-CA"/>
+        </w:rPr>
+        <w:t xml:space="preserve">Confirmation and </w:t>
+      </w:r>
+      <w:r>
+        <w:rPr>
+          <w:b/>
+          <w:bCs/>
+          <w:lang w:val="en-CA"/>
+        </w:rPr>
+        <w:t>Received</w:t>
+      </w:r>
+      <w:r>
+        <w:rPr>
+          <w:lang w:val="en-CA"/>
+        </w:rPr>
+        <w:t xml:space="preserve"> status are displayed</w:t>
+      </w:r>
+    </w:p>
+    <w:p>
+      <w:pPr>
+        <w:rPr>
+          <w:b/>
+          <w:bCs/>
+          <w:lang w:val="en-CA"/>
+        </w:rPr>
+      </w:pPr>
+      <w:r>
+        <w:rPr>
+          <w:b/>
+          <w:bCs/>
+          <w:lang w:val="en-CA"/>
+        </w:rPr>
+        <w:t>Sprint Backlog Updates</w:t>
+      </w:r>
+    </w:p>
+    <w:p>
+      <w:pPr>
+        <w:rPr>
+          <w:lang w:val="en-CA"/>
+        </w:rPr>
+      </w:pPr>
+      <w:r>
+        <w:rPr>
+          <w:lang w:val="en-CA"/>
+        </w:rPr>
+        <w:t>As development progresses, tasks on GitHub Projects will move through:</w:t>
+      </w:r>
+    </w:p>
+    <w:p>
+      <w:pPr>
+        <w:rPr>
+          <w:lang w:val="en-CA"/>
+        </w:rPr>
+      </w:pPr>
+      <w:r>
+        <w:rPr>
+          <w:b/>
+          <w:bCs/>
+          <w:lang w:val="en-CA"/>
+        </w:rPr>
+        <w:t>Todo → In Progress → In Review → Done</w:t>
+      </w:r>
+    </w:p>
+    <w:p>
+      <w:pPr>
+        <w:rPr>
+          <w:lang w:val="en-CA"/>
+        </w:rPr>
+      </w:pPr>
+      <w:r>
+        <w:rPr>
+          <w:lang w:val="en-CA"/>
+        </w:rPr>
+        <w:lastRenderedPageBreak/>
+        <w:t>The Sprint Backlog will be updated throughout the Sprint to show the team's actual progress.</w:t>
+      </w:r>
+    </w:p>
+    <w:p>
+      <w:pPr>
+        <w:rPr>
+          <w:b/>
+          <w:bCs/>
+          <w:lang w:val="en-CA"/>
+        </w:rPr>
+      </w:pPr>
+      <w:r>
+        <w:rPr>
+          <w:b/>
+          <w:bCs/>
+          <w:lang w:val="en-CA"/>
+        </w:rPr>
+        <w:t>Definition of Done</w:t>
+      </w:r>
+    </w:p>
+    <w:p>
+      <w:pPr>
+        <w:rPr>
+          <w:lang w:val="en-CA"/>
+        </w:rPr>
+      </w:pPr>
+      <w:r>
+        <w:rPr>
+          <w:lang w:val="en-CA"/>
+        </w:rPr>
+        <w:t xml:space="preserve">A PBI is considered </w:t>
+      </w:r>
+      <w:r>
+        <w:rPr>
+          <w:b/>
+          <w:bCs/>
+          <w:lang w:val="en-CA"/>
+        </w:rPr>
+        <w:t>Done</w:t>
+      </w:r>
+      <w:r>
+        <w:rPr>
+          <w:lang w:val="en-CA"/>
+        </w:rPr>
+        <w:t xml:space="preserve"> when:</w:t>
+      </w:r>
+    </w:p>
+    <w:p>
+      <w:pPr>
+        <w:numPr>
+          <w:ilvl w:val="0"/>
+          <w:numId w:val="20"/>
+        </w:numPr>
+        <w:rPr>
+          <w:lang w:val="en-CA"/>
+        </w:rPr>
+      </w:pPr>
+      <w:r>
+        <w:rPr>
+          <w:lang w:val="en-CA"/>
+        </w:rPr>
+        <w:t>Its acceptance criteria are satisfied</w:t>
+      </w:r>
+    </w:p>
+    <w:p>
+      <w:pPr>
+        <w:numPr>
+          <w:ilvl w:val="0"/>
+          <w:numId w:val="20"/>
+        </w:numPr>
+        <w:rPr>
+          <w:lang w:val="en-CA"/>
+        </w:rPr>
+      </w:pPr>
+      <w:r>
+        <w:rPr>
+          <w:lang w:val="en-CA"/>
+        </w:rPr>
+        <w:t>Implementation is complete</w:t>
+      </w:r>
+    </w:p>
+    <w:p>
+      <w:pPr>
+        <w:numPr>
+          <w:ilvl w:val="0"/>
+          <w:numId w:val="20"/>
+        </w:numPr>
+        <w:rPr>
+          <w:lang w:val="en-CA"/>
+        </w:rPr>
+      </w:pPr>
+      <w:r>
+        <w:rPr>
+          <w:lang w:val="en-CA"/>
+        </w:rPr>
+        <w:t>Code is committed to GitHub</w:t>
+      </w:r>
+    </w:p>
+    <w:p>
+      <w:pPr>
+        <w:numPr>
+          <w:ilvl w:val="0"/>
+          <w:numId w:val="20"/>
+        </w:numPr>
+        <w:rPr>
+          <w:lang w:val="en-CA"/>
+        </w:rPr>
+      </w:pPr>
+      <w:r>
+        <w:rPr>
+          <w:lang w:val="en-CA"/>
+        </w:rPr>
+        <w:t>Code is reviewed by another team member</w:t>
+      </w:r>
+    </w:p>
+    <w:p>
+      <w:pPr>
+        <w:numPr>
+          <w:ilvl w:val="0"/>
+          <w:numId w:val="20"/>
+        </w:numPr>
+        <w:rPr>
+          <w:lang w:val="en-CA"/>
+        </w:rPr>
+      </w:pPr>
+      <w:r>
+        <w:rPr>
+          <w:lang w:val="en-CA"/>
+        </w:rPr>
+        <w:t>The feature is integrated with the Increment</w:t>
+      </w:r>
+    </w:p>
+    <w:p>
+      <w:pPr>
+        <w:numPr>
+          <w:ilvl w:val="0"/>
+          <w:numId w:val="20"/>
+        </w:numPr>
+        <w:rPr>
+          <w:lang w:val="en-CA"/>
+        </w:rPr>
+      </w:pPr>
+      <w:r>
+        <w:rPr>
+          <w:lang w:val="en-CA"/>
+        </w:rPr>
+        <w:t>Required testing passes</w:t>
+      </w:r>
+    </w:p>
+    <w:p>
+      <w:pPr>
+        <w:numPr>
+          <w:ilvl w:val="0"/>
+          <w:numId w:val="20"/>
+        </w:numPr>
+        <w:rPr>
+          <w:lang w:val="en-CA"/>
+        </w:rPr>
+      </w:pPr>
+      <w:r>
+        <w:rPr>
+          <w:lang w:val="en-CA"/>
+        </w:rPr>
+        <w:t xml:space="preserve">The GitHub task is moved to </w:t>
+      </w:r>
+      <w:r>
+        <w:rPr>
+          <w:b/>
+          <w:bCs/>
+          <w:lang w:val="en-CA"/>
+        </w:rPr>
+        <w:t>Done</w:t>
+      </w:r>
+    </w:p>
+    <w:p>
+      <w:pPr>
+        <w:rPr>
+          <w:b/>
+          <w:bCs/>
+          <w:lang w:val="en-CA"/>
+        </w:rPr>
+      </w:pPr>
+      <w:r>
+        <w:rPr>
+          <w:b/>
+          <w:bCs/>
+          <w:lang w:val="en-CA"/>
+        </w:rPr>
+        <w:t>Technical Contribution</w:t>
+      </w:r>
+    </w:p>
+    <w:p>
+      <w:pPr>
+        <w:rPr>
+          <w:lang w:val="en-CA"/>
+        </w:rPr>
+      </w:pPr>
+      <w:r>
+        <w:rPr>
+          <w:lang w:val="en-CA"/>
+        </w:rPr>
+        <w:t>All four team members will make meaningful technical contributions through implementation, testing, integration, and code review.</w:t>
+      </w:r>
+    </w:p>
+    <w:p>
+      <w:pPr>
+        <w:rPr>
+          <w:lang w:val="en-CA"/>
+        </w:rPr>
+      </w:pPr>
+      <w:r>
+        <w:rPr>
+          <w:lang w:val="en-CA"/>
+        </w:rPr>
+        <w:t xml:space="preserve">The assignment specifically requires the team to </w:t>
+      </w:r>
+      <w:proofErr w:type="gramStart"/>
+      <w:r>
+        <w:rPr>
+          <w:lang w:val="en-CA"/>
+        </w:rPr>
+        <w:t>actually use</w:t>
+      </w:r>
+      <w:proofErr w:type="gramEnd"/>
+      <w:r>
+        <w:rPr>
+          <w:lang w:val="en-CA"/>
+        </w:rPr>
+        <w:t xml:space="preserve"> branches, meaningful commits, integration, code review, testing, Sprint Backlog updates, and the Definition of Done during development.</w:t>
+      </w:r>
+    </w:p>
+    <w:p>
+      <w:pPr>
+        <w:rPr>
+          <w:lang w:val="en-CA"/>
+        </w:rPr>
+      </w:pPr>
+    </w:p>
+    <w:p>
+      <w:pPr>
+        <w:rPr>
+          <w:sz w:val="28"/>
+          <w:szCs w:val="28"/>
+          <w:lang w:val="en-CA"/>
+        </w:rPr>
+      </w:pPr>
+      <w:r>
+        <w:rPr>
+          <w:sz w:val="28"/>
+          <w:szCs w:val="28"/>
+          <w:lang w:val="en-CA"/>
+        </w:rPr>
+        <w:t>Option3:</w:t>
+      </w:r>
+    </w:p>
+    <w:p>
+      <w:pPr>
+        <w:rPr>
+          <w:b/>
+          <w:bCs/>
+          <w:lang w:val="en-CA"/>
+        </w:rPr>
+      </w:pPr>
+      <w:r>
+        <w:rPr>
+          <w:b/>
+          <w:bCs/>
+          <w:lang w:val="en-CA"/>
+        </w:rPr>
+        <w:t>Part G — Sprint Review</w:t>
+      </w:r>
+    </w:p>
+    <w:p>
+      <w:pPr>
+        <w:rPr>
+          <w:b/>
+          <w:bCs/>
+          <w:lang w:val="en-CA"/>
+        </w:rPr>
+      </w:pPr>
+      <w:r>
+        <w:rPr>
+          <w:b/>
+          <w:bCs/>
+          <w:lang w:val="en-CA"/>
+        </w:rPr>
+        <w:t>Sprint Review</w:t>
+      </w:r>
+    </w:p>
+    <w:p>
+      <w:pPr>
+        <w:rPr>
+          <w:lang w:val="en-CA"/>
+        </w:rPr>
+      </w:pPr>
+      <w:r>
+        <w:rPr>
+          <w:lang w:val="en-CA"/>
+        </w:rPr>
+        <w:t xml:space="preserve">At the end of the Sprint, the team will demonstrate the working </w:t>
+      </w:r>
+      <w:proofErr w:type="spellStart"/>
+      <w:r>
+        <w:rPr>
+          <w:lang w:val="en-CA"/>
+        </w:rPr>
+        <w:t>QuickBite</w:t>
+      </w:r>
+      <w:proofErr w:type="spellEnd"/>
+      <w:r>
+        <w:rPr>
+          <w:lang w:val="en-CA"/>
+        </w:rPr>
+        <w:t xml:space="preserve"> Increment to the stakeholders. The demonstration will show the completed customer ordering flow, including browsing restaurants, viewing menus, adding and modifying items, selecting a pickup time, and placing an order.</w:t>
+      </w:r>
+    </w:p>
+    <w:p>
+      <w:pPr>
+        <w:rPr>
+          <w:b/>
+          <w:bCs/>
+          <w:lang w:val="en-CA"/>
+        </w:rPr>
+      </w:pPr>
+      <w:r>
+        <w:rPr>
+          <w:b/>
+          <w:bCs/>
+          <w:lang w:val="en-CA"/>
+        </w:rPr>
+        <w:t>Stakeholder Feedback</w:t>
+      </w:r>
+    </w:p>
+    <w:p>
+      <w:pPr>
+        <w:rPr>
+          <w:lang w:val="en-CA"/>
+        </w:rPr>
+      </w:pPr>
+      <w:r>
+        <w:rPr>
+          <w:lang w:val="en-CA"/>
+        </w:rPr>
+        <w:t>During the Sprint Review, the team will collect at least three pieces of stakeholder feedback.</w:t>
+      </w:r>
+    </w:p>
+    <w:tbl>
+      <w:tblPr>
+        <w:tblStyle w:val="TableGrid"/>
+        <w:tblW w:w="0" w:type="auto"/>
+        <w:tblLook w:val="04A0" w:firstRow="1" w:lastRow="0" w:firstColumn="1" w:lastColumn="0" w:noHBand="0" w:noVBand="1"/>
+      </w:tblPr>
+      <w:tblGrid>
+        <w:gridCol w:w="2646"/>
+        <w:gridCol w:w="2646"/>
+        <w:gridCol w:w="2646"/>
+        <w:gridCol w:w="2646"/>
+      </w:tblGrid>
+      <w:tr>
+        <w:tc>
+          <w:tcPr>
+            <w:tcW w:w="2646" w:type="dxa"/>
+          </w:tcPr>
+          <w:p>
+            <w:pPr>
+              <w:rPr>
+                <w:rFonts w:ascii="Times New Roman" w:hAnsi="Times New Roman"/>
+                <w:b/>
+                <w:bCs/>
+              </w:rPr>
+            </w:pPr>
+            <w:r>
+              <w:rPr>
+                <w:b/>
+                <w:bCs/>
+              </w:rPr>
+              <w:t>#</w:t>
+            </w:r>
+          </w:p>
+          <w:p>
+            <w:pPr>
+              <w:rPr>
+                <w:lang w:val="en-CA"/>
+              </w:rPr>
+            </w:pPr>
+          </w:p>
+        </w:tc>
+        <w:tc>
+          <w:tcPr>
+            <w:tcW w:w="2646" w:type="dxa"/>
+          </w:tcPr>
+          <w:p>
+            <w:pPr>
+              <w:rPr>
+                <w:b/>
+                <w:bCs/>
+                <w:lang w:val="en-CA"/>
+              </w:rPr>
+            </w:pPr>
+            <w:r>
+              <w:rPr>
+                <w:b/>
+                <w:bCs/>
+              </w:rPr>
+              <w:t>Stakeholder Feedback</w:t>
+            </w:r>
+          </w:p>
+        </w:tc>
+        <w:tc>
+          <w:tcPr>
+            <w:tcW w:w="2646" w:type="dxa"/>
+          </w:tcPr>
+          <w:p>
+            <w:pPr>
+              <w:rPr>
+                <w:b/>
+                <w:bCs/>
+                <w:lang w:val="en-CA"/>
+              </w:rPr>
+            </w:pPr>
+            <w:r>
+              <w:rPr>
+                <w:b/>
+                <w:bCs/>
+              </w:rPr>
+              <w:t>Decision</w:t>
+            </w:r>
+          </w:p>
+        </w:tc>
+        <w:tc>
+          <w:tcPr>
+            <w:tcW w:w="2646" w:type="dxa"/>
+          </w:tcPr>
+          <w:p>
+            <w:pPr>
+              <w:rPr>
+                <w:b/>
+                <w:bCs/>
+                <w:lang w:val="en-CA"/>
+              </w:rPr>
+            </w:pPr>
+            <w:r>
+              <w:rPr>
+                <w:b/>
+                <w:bCs/>
+              </w:rPr>
+              <w:t>Backlog Action</w:t>
+            </w:r>
+          </w:p>
+        </w:tc>
+      </w:tr>
+      <w:tr>
+        <w:tc>
+          <w:tcPr>
+            <w:tcW w:w="2646" w:type="dxa"/>
+          </w:tcPr>
+          <w:p>
+            <w:pPr>
+              <w:rPr>
+                <w:lang w:val="en-CA"/>
+              </w:rPr>
+            </w:pPr>
+            <w:r>
+              <w:rPr>
+                <w:lang w:val="en-CA"/>
+              </w:rPr>
+              <w:t>1</w:t>
+            </w:r>
+          </w:p>
+        </w:tc>
+        <w:tc>
+          <w:tcPr>
+            <w:tcW w:w="2646" w:type="dxa"/>
+          </w:tcPr>
+          <w:p>
+            <w:pPr>
+              <w:rPr>
+                <w:lang w:val="en-CA"/>
+              </w:rPr>
+            </w:pPr>
+            <w:r>
+              <w:t>Stakeholders want pickup times to better reflect the restaurant's current workload.</w:t>
+            </w:r>
+          </w:p>
+        </w:tc>
+        <w:tc>
+          <w:tcPr>
+            <w:tcW w:w="2646" w:type="dxa"/>
+          </w:tcPr>
+          <w:p>
+            <w:pPr>
+              <w:rPr>
+                <w:lang w:val="en-CA"/>
+              </w:rPr>
+            </w:pPr>
+            <w:r>
+              <w:t>Accept</w:t>
+            </w:r>
+          </w:p>
+        </w:tc>
+        <w:tc>
+          <w:tcPr>
+            <w:tcW w:w="2646" w:type="dxa"/>
+          </w:tcPr>
+          <w:p>
+            <w:pPr>
+              <w:rPr>
+                <w:lang w:val="en-CA"/>
+              </w:rPr>
+            </w:pPr>
+            <w:r>
+              <w:t>Modify PBI-05 to improve pickup-time availability based on restaurant capacity.</w:t>
+            </w:r>
+          </w:p>
+        </w:tc>
+      </w:tr>
+      <w:tr>
+        <w:tc>
+          <w:tcPr>
+            <w:tcW w:w="2646" w:type="dxa"/>
+          </w:tcPr>
+          <w:p>
+            <w:pPr>
+              <w:rPr>
+                <w:lang w:val="en-CA"/>
+              </w:rPr>
+            </w:pPr>
+            <w:r>
+              <w:rPr>
+                <w:lang w:val="en-CA"/>
+              </w:rPr>
+              <w:t>2</w:t>
+            </w:r>
+          </w:p>
+        </w:tc>
+        <w:tc>
+          <w:tcPr>
+            <w:tcW w:w="2646" w:type="dxa"/>
+          </w:tcPr>
+          <w:p>
+            <w:pPr>
+              <w:rPr>
+                <w:lang w:val="en-CA"/>
+              </w:rPr>
+            </w:pPr>
+            <w:r>
+              <w:t>Stakeholders want the order confirmation to clearly show the restaurant, items, total, and pickup time.</w:t>
+            </w:r>
+          </w:p>
+        </w:tc>
+        <w:tc>
+          <w:tcPr>
+            <w:tcW w:w="2646" w:type="dxa"/>
+          </w:tcPr>
+          <w:p>
+            <w:pPr>
+              <w:rPr>
+                <w:lang w:val="en-CA"/>
+              </w:rPr>
+            </w:pPr>
+            <w:r>
+              <w:t>Accept</w:t>
+            </w:r>
+          </w:p>
+        </w:tc>
+        <w:tc>
+          <w:tcPr>
+            <w:tcW w:w="2646" w:type="dxa"/>
+          </w:tcPr>
+          <w:p>
+            <w:pPr>
+              <w:rPr>
+                <w:lang w:val="en-CA"/>
+              </w:rPr>
+            </w:pPr>
+            <w:r>
+              <w:t>Modify PBI-06 to include more information on the confirmation screen.</w:t>
+            </w:r>
+          </w:p>
+        </w:tc>
+      </w:tr>
+      <w:tr>
+        <w:tc>
+          <w:tcPr>
+            <w:tcW w:w="2646" w:type="dxa"/>
+          </w:tcPr>
+          <w:p>
+            <w:pPr>
+              <w:rPr>
+                <w:lang w:val="en-CA"/>
+              </w:rPr>
+            </w:pPr>
+            <w:r>
+              <w:rPr>
+                <w:lang w:val="en-CA"/>
+              </w:rPr>
+              <w:t>3</w:t>
+            </w:r>
+          </w:p>
+        </w:tc>
+        <w:tc>
+          <w:tcPr>
+            <w:tcW w:w="2646" w:type="dxa"/>
+          </w:tcPr>
+          <w:p>
+            <w:pPr>
+              <w:rPr>
+                <w:lang w:val="en-CA"/>
+              </w:rPr>
+            </w:pPr>
+            <w:r>
+              <w:t xml:space="preserve">Stakeholders want </w:t>
+            </w:r>
+            <w:r>
+              <w:lastRenderedPageBreak/>
+              <w:t xml:space="preserve">customers to easily see the </w:t>
+            </w:r>
+            <w:proofErr w:type="gramStart"/>
+            <w:r>
+              <w:t>current status</w:t>
+            </w:r>
+            <w:proofErr w:type="gramEnd"/>
+            <w:r>
+              <w:t xml:space="preserve"> of their order after placing it.</w:t>
+            </w:r>
+          </w:p>
+        </w:tc>
+        <w:tc>
+          <w:tcPr>
+            <w:tcW w:w="2646" w:type="dxa"/>
+          </w:tcPr>
+          <w:p>
+            <w:pPr>
+              <w:rPr>
+                <w:lang w:val="en-CA"/>
+              </w:rPr>
+            </w:pPr>
+            <w:r>
+              <w:lastRenderedPageBreak/>
+              <w:t>Accept</w:t>
+            </w:r>
+          </w:p>
+        </w:tc>
+        <w:tc>
+          <w:tcPr>
+            <w:tcW w:w="2646" w:type="dxa"/>
+          </w:tcPr>
+          <w:p>
+            <w:pPr>
+              <w:rPr>
+                <w:lang w:val="en-CA"/>
+              </w:rPr>
+            </w:pPr>
+            <w:r>
+              <w:t xml:space="preserve">Keep and prioritize PBI-07, </w:t>
+            </w:r>
+            <w:r>
+              <w:lastRenderedPageBreak/>
+              <w:t>View Order Status, for the next Sprint.</w:t>
+            </w:r>
+          </w:p>
+        </w:tc>
+      </w:tr>
+    </w:tbl>
+    <w:p>
+      <w:pPr>
+        <w:rPr>
+          <w:lang w:val="en-CA"/>
+        </w:rPr>
+      </w:pPr>
+    </w:p>
+    <w:p>
+      <w:pPr>
+        <w:rPr>
+          <w:b/>
+          <w:bCs/>
+          <w:lang w:val="en-CA"/>
+        </w:rPr>
+      </w:pPr>
+      <w:r>
+        <w:rPr>
+          <w:b/>
+          <w:bCs/>
+          <w:lang w:val="en-CA"/>
+        </w:rPr>
+        <w:t>Backlog Adaptation</w:t>
+      </w:r>
+    </w:p>
+    <w:p>
+      <w:pPr>
+        <w:rPr>
+          <w:lang w:val="en-CA"/>
+        </w:rPr>
+      </w:pPr>
+      <w:r>
+        <w:rPr>
+          <w:lang w:val="en-CA"/>
+        </w:rPr>
+        <w:t>Based on the Sprint Review feedback, the Product Backlog will be updated. PBI-05 and PBI-06 will be modified to include the accepted improvements, and PBI-07 will receive higher priority for the next Sprint.</w:t>
+      </w:r>
+    </w:p>
+    <w:p>
+      <w:pPr>
+        <w:rPr>
+          <w:lang w:val="en-CA"/>
+        </w:rPr>
+      </w:pPr>
+      <w:r>
+        <w:rPr>
+          <w:lang w:val="en-CA"/>
+        </w:rPr>
+        <w:t>The Sprint Review demonstrates the Agile feedback cycle:</w:t>
+      </w:r>
+    </w:p>
+    <w:p>
+      <w:pPr>
+        <w:rPr>
+          <w:lang w:val="en-CA"/>
+        </w:rPr>
+      </w:pPr>
+      <w:r>
+        <w:rPr>
+          <w:b/>
+          <w:bCs/>
+          <w:lang w:val="en-CA"/>
+        </w:rPr>
+        <w:t>Working Increment → Stakeholder Feedback → Learning → Product Backlog Adaptation</w:t>
+      </w:r>
+    </w:p>
+    <w:p>
+      <w:pPr>
+        <w:rPr>
+          <w:b/>
+          <w:bCs/>
+          <w:lang w:val="en-CA"/>
+        </w:rPr>
+      </w:pPr>
+      <w:r>
+        <w:rPr>
+          <w:b/>
+          <w:bCs/>
+          <w:lang w:val="en-CA"/>
+        </w:rPr>
+        <w:t>Part H — Sprint Retrospective</w:t>
+      </w:r>
+    </w:p>
+    <w:p>
+      <w:pPr>
+        <w:rPr>
+          <w:b/>
+          <w:bCs/>
+          <w:lang w:val="en-CA"/>
+        </w:rPr>
+      </w:pPr>
+      <w:r>
+        <w:rPr>
+          <w:b/>
+          <w:bCs/>
+          <w:lang w:val="en-CA"/>
+        </w:rPr>
+        <w:t>What Went Well</w:t>
+      </w:r>
+    </w:p>
+    <w:p>
+      <w:pPr>
+        <w:numPr>
+          <w:ilvl w:val="0"/>
+          <w:numId w:val="21"/>
+        </w:numPr>
+        <w:rPr>
+          <w:lang w:val="en-CA"/>
+        </w:rPr>
+      </w:pPr>
+      <w:r>
+        <w:rPr>
+          <w:lang w:val="en-CA"/>
+        </w:rPr>
+        <w:t>The team divided the technical work between the four Developers.</w:t>
+      </w:r>
+    </w:p>
+    <w:p>
+      <w:pPr>
+        <w:numPr>
+          <w:ilvl w:val="0"/>
+          <w:numId w:val="21"/>
+        </w:numPr>
+        <w:rPr>
+          <w:lang w:val="en-CA"/>
+        </w:rPr>
+      </w:pPr>
+      <w:r>
+        <w:rPr>
+          <w:lang w:val="en-CA"/>
+        </w:rPr>
+        <w:t>GitHub Projects helped the team organize and track Sprint tasks.</w:t>
+      </w:r>
+    </w:p>
+    <w:p>
+      <w:pPr>
+        <w:numPr>
+          <w:ilvl w:val="0"/>
+          <w:numId w:val="21"/>
+        </w:numPr>
+        <w:rPr>
+          <w:lang w:val="en-CA"/>
+        </w:rPr>
+      </w:pPr>
+      <w:r>
+        <w:rPr>
+          <w:lang w:val="en-CA"/>
+        </w:rPr>
+        <w:t>Feature branches and meaningful commits helped keep the development work organized.</w:t>
+      </w:r>
+    </w:p>
+    <w:p>
+      <w:pPr>
+        <w:numPr>
+          <w:ilvl w:val="0"/>
+          <w:numId w:val="21"/>
+        </w:numPr>
+        <w:rPr>
+          <w:lang w:val="en-CA"/>
+        </w:rPr>
+      </w:pPr>
+      <w:r>
+        <w:rPr>
+          <w:lang w:val="en-CA"/>
+        </w:rPr>
+        <w:t>Breaking PBIs into smaller engineering tasks made the work easier to manage.</w:t>
+      </w:r>
+    </w:p>
+    <w:p>
+      <w:pPr>
+        <w:rPr>
+          <w:b/>
+          <w:bCs/>
+          <w:lang w:val="en-CA"/>
+        </w:rPr>
+      </w:pPr>
+      <w:r>
+        <w:rPr>
+          <w:b/>
+          <w:bCs/>
+          <w:lang w:val="en-CA"/>
+        </w:rPr>
+        <w:t>What Did Not Go Well</w:t>
+      </w:r>
+    </w:p>
+    <w:p>
+      <w:pPr>
+        <w:numPr>
+          <w:ilvl w:val="0"/>
+          <w:numId w:val="22"/>
+        </w:numPr>
+        <w:rPr>
+          <w:lang w:val="en-CA"/>
+        </w:rPr>
+      </w:pPr>
+      <w:r>
+        <w:rPr>
+          <w:lang w:val="en-CA"/>
+        </w:rPr>
+        <w:t>Some tasks took longer than expected.</w:t>
+      </w:r>
+    </w:p>
+    <w:p>
+      <w:pPr>
+        <w:numPr>
+          <w:ilvl w:val="0"/>
+          <w:numId w:val="22"/>
+        </w:numPr>
+        <w:rPr>
+          <w:lang w:val="en-CA"/>
+        </w:rPr>
+      </w:pPr>
+      <w:r>
+        <w:rPr>
+          <w:lang w:val="en-CA"/>
+        </w:rPr>
+        <w:t>Team members depended on each other's work, which sometimes slowed progress.</w:t>
+      </w:r>
+    </w:p>
+    <w:p>
+      <w:pPr>
+        <w:numPr>
+          <w:ilvl w:val="0"/>
+          <w:numId w:val="22"/>
+        </w:numPr>
+        <w:rPr>
+          <w:lang w:val="en-CA"/>
+        </w:rPr>
+      </w:pPr>
+      <w:r>
+        <w:rPr>
+          <w:lang w:val="en-CA"/>
+        </w:rPr>
+        <w:t>The GitHub Project board was not always updated immediately when work changed.</w:t>
+      </w:r>
+    </w:p>
+    <w:p>
+      <w:pPr>
+        <w:numPr>
+          <w:ilvl w:val="0"/>
+          <w:numId w:val="22"/>
+        </w:numPr>
+        <w:rPr>
+          <w:lang w:val="en-CA"/>
+        </w:rPr>
+      </w:pPr>
+      <w:r>
+        <w:rPr>
+          <w:lang w:val="en-CA"/>
+        </w:rPr>
+        <w:t>Testing and code review could have started earlier.</w:t>
+      </w:r>
+    </w:p>
+    <w:p>
+      <w:pPr>
+        <w:rPr>
+          <w:b/>
+          <w:bCs/>
+          <w:lang w:val="en-CA"/>
+        </w:rPr>
+      </w:pPr>
+      <w:r>
+        <w:rPr>
+          <w:b/>
+          <w:bCs/>
+          <w:lang w:val="en-CA"/>
+        </w:rPr>
+        <w:t>What Slowed the Team Down</w:t>
+      </w:r>
+    </w:p>
+    <w:p>
+      <w:pPr>
+        <w:rPr>
+          <w:lang w:val="en-CA"/>
+        </w:rPr>
+      </w:pPr>
+      <w:r>
+        <w:rPr>
+          <w:lang w:val="en-CA"/>
+        </w:rPr>
+        <w:t>Dependencies between tasks slowed the team because some functionality needed to be completed before another team member could continue their work.</w:t>
+      </w:r>
+    </w:p>
+    <w:p>
+      <w:pPr>
+        <w:rPr>
+          <w:b/>
+          <w:bCs/>
+          <w:lang w:val="en-CA"/>
+        </w:rPr>
+      </w:pPr>
+      <w:r>
+        <w:rPr>
+          <w:b/>
+          <w:bCs/>
+          <w:lang w:val="en-CA"/>
+        </w:rPr>
+        <w:t>What Helped Collaboration</w:t>
+      </w:r>
+    </w:p>
+    <w:p>
+      <w:pPr>
+        <w:rPr>
+          <w:lang w:val="en-CA"/>
+        </w:rPr>
+      </w:pPr>
+      <w:r>
+        <w:rPr>
+          <w:lang w:val="en-CA"/>
+        </w:rPr>
+        <w:t>Using the shared GitHub repository and GitHub Projects helped everyone see the Sprint tasks, current progress, and completed work.</w:t>
+      </w:r>
+    </w:p>
+    <w:p>
+      <w:pPr>
+        <w:rPr>
+          <w:b/>
+          <w:bCs/>
+          <w:lang w:val="en-CA"/>
+        </w:rPr>
+      </w:pPr>
+      <w:r>
+        <w:rPr>
+          <w:b/>
+          <w:bCs/>
+          <w:lang w:val="en-CA"/>
+        </w:rPr>
+        <w:t>Definition of Done</w:t>
+      </w:r>
+    </w:p>
+    <w:p>
+      <w:pPr>
+        <w:rPr>
+          <w:lang w:val="en-CA"/>
+        </w:rPr>
+      </w:pPr>
+      <w:r>
+        <w:rPr>
+          <w:lang w:val="en-CA"/>
+        </w:rPr>
+        <w:t>The Definition of Done helped the team understand that a task was not finished just because the code was written. The work also needed to satisfy the acceptance criteria, be tested, reviewed, integrated, and updated on the project board.</w:t>
+      </w:r>
+    </w:p>
+    <w:p>
+      <w:pPr>
+        <w:rPr>
+          <w:b/>
+          <w:bCs/>
+          <w:lang w:val="en-CA"/>
+        </w:rPr>
+      </w:pPr>
+      <w:r>
+        <w:rPr>
+          <w:b/>
+          <w:bCs/>
+          <w:lang w:val="en-CA"/>
+        </w:rPr>
+        <w:t>Improvement Actions for the Next Sprint</w:t>
+      </w:r>
+    </w:p>
+    <w:p>
+      <w:pPr>
+        <w:numPr>
+          <w:ilvl w:val="0"/>
+          <w:numId w:val="23"/>
+        </w:numPr>
+        <w:rPr>
+          <w:lang w:val="en-CA"/>
+        </w:rPr>
+      </w:pPr>
+      <w:r>
+        <w:rPr>
+          <w:b/>
+          <w:bCs/>
+          <w:lang w:val="en-CA"/>
+        </w:rPr>
+        <w:t>Update the GitHub Project board before each Daily Scrum</w:t>
+      </w:r>
+      <w:r>
+        <w:rPr>
+          <w:lang w:val="en-CA"/>
+        </w:rPr>
+        <w:t xml:space="preserve"> so everyone has an accurate view of the Sprint progress.</w:t>
+      </w:r>
+    </w:p>
+    <w:p>
+      <w:pPr>
+        <w:numPr>
+          <w:ilvl w:val="0"/>
+          <w:numId w:val="23"/>
+        </w:numPr>
+        <w:rPr>
+          <w:lang w:val="en-CA"/>
+        </w:rPr>
+      </w:pPr>
+      <w:r>
+        <w:rPr>
+          <w:b/>
+          <w:bCs/>
+          <w:lang w:val="en-CA"/>
+        </w:rPr>
+        <w:lastRenderedPageBreak/>
+        <w:t>Start testing and code review earlier</w:t>
+      </w:r>
+      <w:r>
+        <w:rPr>
+          <w:lang w:val="en-CA"/>
+        </w:rPr>
+        <w:t xml:space="preserve"> instead of leaving them until the end of the Sprint.</w:t>
+      </w:r>
+    </w:p>
+    <w:p>
+      <w:pPr>
+        <w:pStyle w:val="Heading2"/>
+        <w:rPr>
+          <w:rFonts w:ascii="Times New Roman" w:hAnsi="Times New Roman"/>
+        </w:rPr>
+      </w:pPr>
+      <w:r>
+        <w:t>Agile Reflection</w:t>
+      </w:r>
+    </w:p>
+    <w:p>
+      <w:pPr>
+        <w:pStyle w:val="Heading3"/>
+      </w:pPr>
+      <w:r>
+        <w:t>1. Incremental Delivery</w:t>
+      </w:r>
+    </w:p>
+    <w:p>
+      <w:pPr>
+        <w:pStyle w:val="NormalWeb"/>
+      </w:pPr>
+      <w:r>
+        <w:t xml:space="preserve">The team used incremental delivery by dividing the </w:t>
+      </w:r>
+      <w:proofErr w:type="spellStart"/>
+      <w:r>
+        <w:t>QuickBite</w:t>
+      </w:r>
+      <w:proofErr w:type="spellEnd"/>
+      <w:r>
+        <w:t xml:space="preserve"> system into smaller PBIs and engineering tasks. Instead of trying to build the entire application at once, the team worked on smaller features that could be integrated into a working Increment.</w:t>
+      </w:r>
+    </w:p>
+    <w:p>
+      <w:pPr>
+        <w:pStyle w:val="Heading3"/>
+      </w:pPr>
+      <w:r>
+        <w:t>2. Responding to Change</w:t>
+      </w:r>
+    </w:p>
+    <w:p>
+      <w:pPr>
+        <w:pStyle w:val="NormalWeb"/>
+      </w:pPr>
+      <w:r>
+        <w:t>During the Sprint, the team had to respond to changes in the requirements, especially the new requirement related to pickup-time availability. The Product Backlog and Sprint work were adapted to consider the new requirement instead of ignoring the change.</w:t>
+      </w:r>
+    </w:p>
+    <w:p>
+      <w:pPr>
+        <w:pStyle w:val="Heading3"/>
+      </w:pPr>
+      <w:r>
+        <w:t>3. Stakeholder Collaboration</w:t>
+      </w:r>
+    </w:p>
+    <w:p>
+      <w:pPr>
+        <w:pStyle w:val="NormalWeb"/>
+      </w:pPr>
+      <w:r>
+        <w:t>The Sprint Review allowed stakeholders to see the working Increment and provide feedback. The team used this feedback to decide what should be modified, clarified, or prioritized in the Product Backlog.</w:t>
+      </w:r>
+    </w:p>
+    <w:p>
+      <w:pPr>
+        <w:pStyle w:val="Heading3"/>
+      </w:pPr>
+      <w:r>
+        <w:t>4. Technical Quality</w:t>
+      </w:r>
+    </w:p>
+    <w:p>
+      <w:pPr>
+        <w:pStyle w:val="NormalWeb"/>
+      </w:pPr>
+      <w:r>
+        <w:t>The team used GitHub branches, meaningful commits, testing, code review, and integration to support technical quality. The Definition of Done also helped ensure that work was properly completed before being considered Done.</w:t>
+      </w:r>
+    </w:p>
+    <w:p>
+      <w:pPr>
+        <w:pStyle w:val="Heading3"/>
+      </w:pPr>
+      <w:r>
+        <w:t>5. Continuous Improvement</w:t>
+      </w:r>
+    </w:p>
+    <w:p>
+      <w:pPr>
+        <w:pStyle w:val="NormalWeb"/>
+      </w:pPr>
+      <w:r>
+        <w:t>The Sprint Retrospective helped the team identify problems and ways to improve. For the next Sprint, the team plans to update the project board more consistently and begin testing and code review earlier.</w:t>
+      </w:r>
+    </w:p>
+    <w:p>
+      <w:pPr>
+        <w:rPr>
+          <w:lang w:val="en-CA"/>
+        </w:rPr>
+      </w:pPr>
+    </w:p>
     <w:sectPr>
       <w:pgSz w:w="12240" w:h="15840"/>
       <w:pgMar w:top="936" w:right="936" w:bottom="936" w:left="936" w:header="720" w:footer="720" w:gutter="0"/>
@@ -1780,7 +5849,7 @@
 </file>
 
 <file path=word/numbering.xml><?xml version="1.0" encoding="utf-8"?>
-<w:numbering xmlns:wpc="http://schemas.microsoft.com/office/word/2010/wordprocessingCanvas" xmlns:cx="http://schemas.microsoft.com/office/drawing/2014/chartex" xmlns:cx1="http://schemas.microsoft.com/office/drawing/2015/9/8/chartex" xmlns:cx2="http://schemas.microsoft.com/office/drawing/2015/10/21/chartex" xmlns:cx3="http://schemas.microsoft.com/office/drawing/2016/5/9/chartex" xmlns:cx4="http://schemas.microsoft.com/office/drawing/2016/5/10/chartex" xmlns:cx5="http://schemas.microsoft.com/office/drawing/2016/5/11/chartex" xmlns:cx6="http://schemas.microsoft.com/office/drawing/2016/5/12/chartex" xmlns:cx7="http://schemas.microsoft.com/office/drawing/2016/5/13/chartex" xmlns:cx8="http://schemas.microsoft.com/office/drawing/2016/5/14/chartex" xmlns:mc="http://schemas.openxmlformats.org/markup-compatibility/2006" xmlns:m="http://schemas.openxmlformats.org/officeDocument/2006/math" xmlns:aink="http://schemas.microsoft.com/office/drawing/2016/ink" xmlns:am3d="http://schemas.microsoft.com/office/drawing/2017/model3d" xmlns:oel="http://schemas.microsoft.com/office/2019/extlst" xmlns:r="http://schemas.openxmlformats.org/officeDocument/2006/relationships" xmlns:wp14="http://schemas.microsoft.com/office/word/2010/wordprocessingDrawing" xmlns:wp="http://schemas.openxmlformats.org/drawingml/2006/wordprocessingDrawing" xmlns:wpg="http://schemas.microsoft.com/office/word/2010/wordprocessingGroup" xmlns:wpi="http://schemas.microsoft.com/office/word/2010/wordprocessingInk" xmlns:wps="http://schemas.microsoft.com/office/word/2010/wordprocessingShape" xmlns:o="urn:schemas-microsoft-com:office:office" xmlns:v="urn:schemas-microsoft-com:vml" xmlns:w10="urn:schemas-microsoft-com:office:word" xmlns:w="http://schemas.openxmlformats.org/wordprocessingml/2006/main" xmlns:w14="http://schemas.microsoft.com/office/word/2010/wordml" xmlns:w15="http://schemas.microsoft.com/office/word/2012/wordml" xmlns:w16cex="http://schemas.microsoft.com/office/word/2018/wordml/cex" xmlns:w16cid="http://schemas.microsoft.com/office/word/2016/wordml/cid" xmlns:w16="http://schemas.microsoft.com/office/word/2018/wordml" xmlns:w16sdtdh="http://schemas.microsoft.com/office/word/2020/wordml/sdtdatahash" xmlns:w16sdtfl="http://schemas.microsoft.com/office/word/2024/wordml/sdtformatlock" xmlns:w16se="http://schemas.microsoft.com/office/word/2015/wordml/symex" xmlns:w16du="http://schemas.microsoft.com/office/word/2023/wordml/word16du" xmlns:wne="http://schemas.microsoft.com/office/word/2006/wordml" mc:Ignorable="w14 w15 w16se w16cid w16 w16cex w16sdtdh w16sdtfl w16du wp14">
+<w:numbering xmlns:wpc="http://schemas.microsoft.com/office/word/2010/wordprocessingCanvas" xmlns:cx="http://schemas.microsoft.com/office/drawing/2014/chartex" xmlns:cx1="http://schemas.microsoft.com/office/drawing/2015/9/8/chartex" xmlns:cx2="http://schemas.microsoft.com/office/drawing/2015/10/21/chartex" xmlns:cx3="http://schemas.microsoft.com/office/drawing/2016/5/9/chartex" xmlns:cx4="http://schemas.microsoft.com/office/drawing/2016/5/10/chartex" xmlns:cx5="http://schemas.microsoft.com/office/drawing/2016/5/11/chartex" xmlns:cx6="http://schemas.microsoft.com/office/drawing/2016/5/12/chartex" xmlns:cx7="http://schemas.microsoft.com/office/drawing/2016/5/13/chartex" xmlns:cx8="http://schemas.microsoft.com/office/drawing/2016/5/14/chartex" xmlns:mc="http://schemas.openxmlformats.org/markup-compatibility/2006" xmlns:aink="http://schemas.microsoft.com/office/drawing/2016/ink" xmlns:am3d="http://schemas.microsoft.com/office/drawing/2017/model3d" xmlns:o="urn:schemas-microsoft-com:office:office" xmlns:oel="http://schemas.microsoft.com/office/2019/extlst" xmlns:r="http://schemas.openxmlformats.org/officeDocument/2006/relationships" xmlns:m="http://schemas.openxmlformats.org/officeDocument/2006/math" xmlns:v="urn:schemas-microsoft-com:vml" xmlns:wp14="http://schemas.microsoft.com/office/word/2010/wordprocessingDrawing" xmlns:wp="http://schemas.openxmlformats.org/drawingml/2006/wordprocessingDrawing" xmlns:w10="urn:schemas-microsoft-com:office:word" xmlns:w="http://schemas.openxmlformats.org/wordprocessingml/2006/main" xmlns:w14="http://schemas.microsoft.com/office/word/2010/wordml" xmlns:w15="http://schemas.microsoft.com/office/word/2012/wordml" xmlns:w16cex="http://schemas.microsoft.com/office/word/2018/wordml/cex" xmlns:w16cid="http://schemas.microsoft.com/office/word/2016/wordml/cid" xmlns:w16="http://schemas.microsoft.com/office/word/2018/wordml" xmlns:w16du="http://schemas.microsoft.com/office/word/2023/wordml/word16du" xmlns:w16sdtdh="http://schemas.microsoft.com/office/word/2020/wordml/sdtdatahash" xmlns:w16sdtfl="http://schemas.microsoft.com/office/word/2024/wordml/sdtformatlock" xmlns:w16se="http://schemas.microsoft.com/office/word/2015/wordml/symex" xmlns:wpg="http://schemas.microsoft.com/office/word/2010/wordprocessingGroup" xmlns:wpi="http://schemas.microsoft.com/office/word/2010/wordprocessingInk" xmlns:wne="http://schemas.microsoft.com/office/word/2006/wordml" xmlns:wps="http://schemas.microsoft.com/office/word/2010/wordprocessingShape" mc:Ignorable="w14 w15 w16se w16cid w16 w16cex w16sdtdh w16sdtfl w16du wp14">
   <w:abstractNum w:abstractNumId="0" w15:restartNumberingAfterBreak="0">
     <w:nsid w:val="FFFFFF7C"/>
     <w:multiLevelType w:val="singleLevel"/>
@@ -1949,6 +6018,2056 @@
       </w:pPr>
       <w:rPr>
         <w:rFonts w:ascii="Symbol" w:hAnsi="Symbol" w:hint="default"/>
+      </w:rPr>
+    </w:lvl>
+  </w:abstractNum>
+  <w:abstractNum w:abstractNumId="9" w15:restartNumberingAfterBreak="0">
+    <w:nsid w:val="131B1CD5"/>
+    <w:multiLevelType w:val="multilevel"/>
+    <w:tmpl w:val="A5065494"/>
+    <w:lvl w:ilvl="0">
+      <w:start w:val="1"/>
+      <w:numFmt w:val="bullet"/>
+      <w:lvlText w:val=""/>
+      <w:lvlJc w:val="left"/>
+      <w:pPr>
+        <w:tabs>
+          <w:tab w:val="num" w:pos="720"/>
+        </w:tabs>
+        <w:ind w:left="720" w:hanging="360"/>
+      </w:pPr>
+      <w:rPr>
+        <w:rFonts w:ascii="Symbol" w:hAnsi="Symbol" w:hint="default"/>
+        <w:sz w:val="20"/>
+      </w:rPr>
+    </w:lvl>
+    <w:lvl w:ilvl="1" w:tentative="1">
+      <w:start w:val="1"/>
+      <w:numFmt w:val="bullet"/>
+      <w:lvlText w:val="o"/>
+      <w:lvlJc w:val="left"/>
+      <w:pPr>
+        <w:tabs>
+          <w:tab w:val="num" w:pos="1440"/>
+        </w:tabs>
+        <w:ind w:left="1440" w:hanging="360"/>
+      </w:pPr>
+      <w:rPr>
+        <w:rFonts w:ascii="Courier New" w:hAnsi="Courier New" w:hint="default"/>
+        <w:sz w:val="20"/>
+      </w:rPr>
+    </w:lvl>
+    <w:lvl w:ilvl="2" w:tentative="1">
+      <w:start w:val="1"/>
+      <w:numFmt w:val="bullet"/>
+      <w:lvlText w:val=""/>
+      <w:lvlJc w:val="left"/>
+      <w:pPr>
+        <w:tabs>
+          <w:tab w:val="num" w:pos="2160"/>
+        </w:tabs>
+        <w:ind w:left="2160" w:hanging="360"/>
+      </w:pPr>
+      <w:rPr>
+        <w:rFonts w:ascii="Wingdings" w:hAnsi="Wingdings" w:hint="default"/>
+        <w:sz w:val="20"/>
+      </w:rPr>
+    </w:lvl>
+    <w:lvl w:ilvl="3" w:tentative="1">
+      <w:start w:val="1"/>
+      <w:numFmt w:val="bullet"/>
+      <w:lvlText w:val=""/>
+      <w:lvlJc w:val="left"/>
+      <w:pPr>
+        <w:tabs>
+          <w:tab w:val="num" w:pos="2880"/>
+        </w:tabs>
+        <w:ind w:left="2880" w:hanging="360"/>
+      </w:pPr>
+      <w:rPr>
+        <w:rFonts w:ascii="Wingdings" w:hAnsi="Wingdings" w:hint="default"/>
+        <w:sz w:val="20"/>
+      </w:rPr>
+    </w:lvl>
+    <w:lvl w:ilvl="4" w:tentative="1">
+      <w:start w:val="1"/>
+      <w:numFmt w:val="bullet"/>
+      <w:lvlText w:val=""/>
+      <w:lvlJc w:val="left"/>
+      <w:pPr>
+        <w:tabs>
+          <w:tab w:val="num" w:pos="3600"/>
+        </w:tabs>
+        <w:ind w:left="3600" w:hanging="360"/>
+      </w:pPr>
+      <w:rPr>
+        <w:rFonts w:ascii="Wingdings" w:hAnsi="Wingdings" w:hint="default"/>
+        <w:sz w:val="20"/>
+      </w:rPr>
+    </w:lvl>
+    <w:lvl w:ilvl="5" w:tentative="1">
+      <w:start w:val="1"/>
+      <w:numFmt w:val="bullet"/>
+      <w:lvlText w:val=""/>
+      <w:lvlJc w:val="left"/>
+      <w:pPr>
+        <w:tabs>
+          <w:tab w:val="num" w:pos="4320"/>
+        </w:tabs>
+        <w:ind w:left="4320" w:hanging="360"/>
+      </w:pPr>
+      <w:rPr>
+        <w:rFonts w:ascii="Wingdings" w:hAnsi="Wingdings" w:hint="default"/>
+        <w:sz w:val="20"/>
+      </w:rPr>
+    </w:lvl>
+    <w:lvl w:ilvl="6" w:tentative="1">
+      <w:start w:val="1"/>
+      <w:numFmt w:val="bullet"/>
+      <w:lvlText w:val=""/>
+      <w:lvlJc w:val="left"/>
+      <w:pPr>
+        <w:tabs>
+          <w:tab w:val="num" w:pos="5040"/>
+        </w:tabs>
+        <w:ind w:left="5040" w:hanging="360"/>
+      </w:pPr>
+      <w:rPr>
+        <w:rFonts w:ascii="Wingdings" w:hAnsi="Wingdings" w:hint="default"/>
+        <w:sz w:val="20"/>
+      </w:rPr>
+    </w:lvl>
+    <w:lvl w:ilvl="7" w:tentative="1">
+      <w:start w:val="1"/>
+      <w:numFmt w:val="bullet"/>
+      <w:lvlText w:val=""/>
+      <w:lvlJc w:val="left"/>
+      <w:pPr>
+        <w:tabs>
+          <w:tab w:val="num" w:pos="5760"/>
+        </w:tabs>
+        <w:ind w:left="5760" w:hanging="360"/>
+      </w:pPr>
+      <w:rPr>
+        <w:rFonts w:ascii="Wingdings" w:hAnsi="Wingdings" w:hint="default"/>
+        <w:sz w:val="20"/>
+      </w:rPr>
+    </w:lvl>
+    <w:lvl w:ilvl="8" w:tentative="1">
+      <w:start w:val="1"/>
+      <w:numFmt w:val="bullet"/>
+      <w:lvlText w:val=""/>
+      <w:lvlJc w:val="left"/>
+      <w:pPr>
+        <w:tabs>
+          <w:tab w:val="num" w:pos="6480"/>
+        </w:tabs>
+        <w:ind w:left="6480" w:hanging="360"/>
+      </w:pPr>
+      <w:rPr>
+        <w:rFonts w:ascii="Wingdings" w:hAnsi="Wingdings" w:hint="default"/>
+        <w:sz w:val="20"/>
+      </w:rPr>
+    </w:lvl>
+  </w:abstractNum>
+  <w:abstractNum w:abstractNumId="10" w15:restartNumberingAfterBreak="0">
+    <w:nsid w:val="15853A53"/>
+    <w:multiLevelType w:val="multilevel"/>
+    <w:tmpl w:val="A2284EEC"/>
+    <w:lvl w:ilvl="0">
+      <w:start w:val="1"/>
+      <w:numFmt w:val="bullet"/>
+      <w:lvlText w:val=""/>
+      <w:lvlJc w:val="left"/>
+      <w:pPr>
+        <w:tabs>
+          <w:tab w:val="num" w:pos="720"/>
+        </w:tabs>
+        <w:ind w:left="720" w:hanging="360"/>
+      </w:pPr>
+      <w:rPr>
+        <w:rFonts w:ascii="Symbol" w:hAnsi="Symbol" w:hint="default"/>
+        <w:sz w:val="20"/>
+      </w:rPr>
+    </w:lvl>
+    <w:lvl w:ilvl="1" w:tentative="1">
+      <w:start w:val="1"/>
+      <w:numFmt w:val="bullet"/>
+      <w:lvlText w:val="o"/>
+      <w:lvlJc w:val="left"/>
+      <w:pPr>
+        <w:tabs>
+          <w:tab w:val="num" w:pos="1440"/>
+        </w:tabs>
+        <w:ind w:left="1440" w:hanging="360"/>
+      </w:pPr>
+      <w:rPr>
+        <w:rFonts w:ascii="Courier New" w:hAnsi="Courier New" w:hint="default"/>
+        <w:sz w:val="20"/>
+      </w:rPr>
+    </w:lvl>
+    <w:lvl w:ilvl="2" w:tentative="1">
+      <w:start w:val="1"/>
+      <w:numFmt w:val="bullet"/>
+      <w:lvlText w:val=""/>
+      <w:lvlJc w:val="left"/>
+      <w:pPr>
+        <w:tabs>
+          <w:tab w:val="num" w:pos="2160"/>
+        </w:tabs>
+        <w:ind w:left="2160" w:hanging="360"/>
+      </w:pPr>
+      <w:rPr>
+        <w:rFonts w:ascii="Wingdings" w:hAnsi="Wingdings" w:hint="default"/>
+        <w:sz w:val="20"/>
+      </w:rPr>
+    </w:lvl>
+    <w:lvl w:ilvl="3" w:tentative="1">
+      <w:start w:val="1"/>
+      <w:numFmt w:val="bullet"/>
+      <w:lvlText w:val=""/>
+      <w:lvlJc w:val="left"/>
+      <w:pPr>
+        <w:tabs>
+          <w:tab w:val="num" w:pos="2880"/>
+        </w:tabs>
+        <w:ind w:left="2880" w:hanging="360"/>
+      </w:pPr>
+      <w:rPr>
+        <w:rFonts w:ascii="Wingdings" w:hAnsi="Wingdings" w:hint="default"/>
+        <w:sz w:val="20"/>
+      </w:rPr>
+    </w:lvl>
+    <w:lvl w:ilvl="4" w:tentative="1">
+      <w:start w:val="1"/>
+      <w:numFmt w:val="bullet"/>
+      <w:lvlText w:val=""/>
+      <w:lvlJc w:val="left"/>
+      <w:pPr>
+        <w:tabs>
+          <w:tab w:val="num" w:pos="3600"/>
+        </w:tabs>
+        <w:ind w:left="3600" w:hanging="360"/>
+      </w:pPr>
+      <w:rPr>
+        <w:rFonts w:ascii="Wingdings" w:hAnsi="Wingdings" w:hint="default"/>
+        <w:sz w:val="20"/>
+      </w:rPr>
+    </w:lvl>
+    <w:lvl w:ilvl="5" w:tentative="1">
+      <w:start w:val="1"/>
+      <w:numFmt w:val="bullet"/>
+      <w:lvlText w:val=""/>
+      <w:lvlJc w:val="left"/>
+      <w:pPr>
+        <w:tabs>
+          <w:tab w:val="num" w:pos="4320"/>
+        </w:tabs>
+        <w:ind w:left="4320" w:hanging="360"/>
+      </w:pPr>
+      <w:rPr>
+        <w:rFonts w:ascii="Wingdings" w:hAnsi="Wingdings" w:hint="default"/>
+        <w:sz w:val="20"/>
+      </w:rPr>
+    </w:lvl>
+    <w:lvl w:ilvl="6" w:tentative="1">
+      <w:start w:val="1"/>
+      <w:numFmt w:val="bullet"/>
+      <w:lvlText w:val=""/>
+      <w:lvlJc w:val="left"/>
+      <w:pPr>
+        <w:tabs>
+          <w:tab w:val="num" w:pos="5040"/>
+        </w:tabs>
+        <w:ind w:left="5040" w:hanging="360"/>
+      </w:pPr>
+      <w:rPr>
+        <w:rFonts w:ascii="Wingdings" w:hAnsi="Wingdings" w:hint="default"/>
+        <w:sz w:val="20"/>
+      </w:rPr>
+    </w:lvl>
+    <w:lvl w:ilvl="7" w:tentative="1">
+      <w:start w:val="1"/>
+      <w:numFmt w:val="bullet"/>
+      <w:lvlText w:val=""/>
+      <w:lvlJc w:val="left"/>
+      <w:pPr>
+        <w:tabs>
+          <w:tab w:val="num" w:pos="5760"/>
+        </w:tabs>
+        <w:ind w:left="5760" w:hanging="360"/>
+      </w:pPr>
+      <w:rPr>
+        <w:rFonts w:ascii="Wingdings" w:hAnsi="Wingdings" w:hint="default"/>
+        <w:sz w:val="20"/>
+      </w:rPr>
+    </w:lvl>
+    <w:lvl w:ilvl="8" w:tentative="1">
+      <w:start w:val="1"/>
+      <w:numFmt w:val="bullet"/>
+      <w:lvlText w:val=""/>
+      <w:lvlJc w:val="left"/>
+      <w:pPr>
+        <w:tabs>
+          <w:tab w:val="num" w:pos="6480"/>
+        </w:tabs>
+        <w:ind w:left="6480" w:hanging="360"/>
+      </w:pPr>
+      <w:rPr>
+        <w:rFonts w:ascii="Wingdings" w:hAnsi="Wingdings" w:hint="default"/>
+        <w:sz w:val="20"/>
+      </w:rPr>
+    </w:lvl>
+  </w:abstractNum>
+  <w:abstractNum w:abstractNumId="11" w15:restartNumberingAfterBreak="0">
+    <w:nsid w:val="183F6819"/>
+    <w:multiLevelType w:val="multilevel"/>
+    <w:tmpl w:val="C24A2FA4"/>
+    <w:lvl w:ilvl="0">
+      <w:start w:val="1"/>
+      <w:numFmt w:val="bullet"/>
+      <w:lvlText w:val=""/>
+      <w:lvlJc w:val="left"/>
+      <w:pPr>
+        <w:tabs>
+          <w:tab w:val="num" w:pos="720"/>
+        </w:tabs>
+        <w:ind w:left="720" w:hanging="360"/>
+      </w:pPr>
+      <w:rPr>
+        <w:rFonts w:ascii="Symbol" w:hAnsi="Symbol" w:hint="default"/>
+        <w:sz w:val="20"/>
+      </w:rPr>
+    </w:lvl>
+    <w:lvl w:ilvl="1" w:tentative="1">
+      <w:start w:val="1"/>
+      <w:numFmt w:val="bullet"/>
+      <w:lvlText w:val="o"/>
+      <w:lvlJc w:val="left"/>
+      <w:pPr>
+        <w:tabs>
+          <w:tab w:val="num" w:pos="1440"/>
+        </w:tabs>
+        <w:ind w:left="1440" w:hanging="360"/>
+      </w:pPr>
+      <w:rPr>
+        <w:rFonts w:ascii="Courier New" w:hAnsi="Courier New" w:hint="default"/>
+        <w:sz w:val="20"/>
+      </w:rPr>
+    </w:lvl>
+    <w:lvl w:ilvl="2" w:tentative="1">
+      <w:start w:val="1"/>
+      <w:numFmt w:val="bullet"/>
+      <w:lvlText w:val=""/>
+      <w:lvlJc w:val="left"/>
+      <w:pPr>
+        <w:tabs>
+          <w:tab w:val="num" w:pos="2160"/>
+        </w:tabs>
+        <w:ind w:left="2160" w:hanging="360"/>
+      </w:pPr>
+      <w:rPr>
+        <w:rFonts w:ascii="Wingdings" w:hAnsi="Wingdings" w:hint="default"/>
+        <w:sz w:val="20"/>
+      </w:rPr>
+    </w:lvl>
+    <w:lvl w:ilvl="3" w:tentative="1">
+      <w:start w:val="1"/>
+      <w:numFmt w:val="bullet"/>
+      <w:lvlText w:val=""/>
+      <w:lvlJc w:val="left"/>
+      <w:pPr>
+        <w:tabs>
+          <w:tab w:val="num" w:pos="2880"/>
+        </w:tabs>
+        <w:ind w:left="2880" w:hanging="360"/>
+      </w:pPr>
+      <w:rPr>
+        <w:rFonts w:ascii="Wingdings" w:hAnsi="Wingdings" w:hint="default"/>
+        <w:sz w:val="20"/>
+      </w:rPr>
+    </w:lvl>
+    <w:lvl w:ilvl="4" w:tentative="1">
+      <w:start w:val="1"/>
+      <w:numFmt w:val="bullet"/>
+      <w:lvlText w:val=""/>
+      <w:lvlJc w:val="left"/>
+      <w:pPr>
+        <w:tabs>
+          <w:tab w:val="num" w:pos="3600"/>
+        </w:tabs>
+        <w:ind w:left="3600" w:hanging="360"/>
+      </w:pPr>
+      <w:rPr>
+        <w:rFonts w:ascii="Wingdings" w:hAnsi="Wingdings" w:hint="default"/>
+        <w:sz w:val="20"/>
+      </w:rPr>
+    </w:lvl>
+    <w:lvl w:ilvl="5" w:tentative="1">
+      <w:start w:val="1"/>
+      <w:numFmt w:val="bullet"/>
+      <w:lvlText w:val=""/>
+      <w:lvlJc w:val="left"/>
+      <w:pPr>
+        <w:tabs>
+          <w:tab w:val="num" w:pos="4320"/>
+        </w:tabs>
+        <w:ind w:left="4320" w:hanging="360"/>
+      </w:pPr>
+      <w:rPr>
+        <w:rFonts w:ascii="Wingdings" w:hAnsi="Wingdings" w:hint="default"/>
+        <w:sz w:val="20"/>
+      </w:rPr>
+    </w:lvl>
+    <w:lvl w:ilvl="6" w:tentative="1">
+      <w:start w:val="1"/>
+      <w:numFmt w:val="bullet"/>
+      <w:lvlText w:val=""/>
+      <w:lvlJc w:val="left"/>
+      <w:pPr>
+        <w:tabs>
+          <w:tab w:val="num" w:pos="5040"/>
+        </w:tabs>
+        <w:ind w:left="5040" w:hanging="360"/>
+      </w:pPr>
+      <w:rPr>
+        <w:rFonts w:ascii="Wingdings" w:hAnsi="Wingdings" w:hint="default"/>
+        <w:sz w:val="20"/>
+      </w:rPr>
+    </w:lvl>
+    <w:lvl w:ilvl="7" w:tentative="1">
+      <w:start w:val="1"/>
+      <w:numFmt w:val="bullet"/>
+      <w:lvlText w:val=""/>
+      <w:lvlJc w:val="left"/>
+      <w:pPr>
+        <w:tabs>
+          <w:tab w:val="num" w:pos="5760"/>
+        </w:tabs>
+        <w:ind w:left="5760" w:hanging="360"/>
+      </w:pPr>
+      <w:rPr>
+        <w:rFonts w:ascii="Wingdings" w:hAnsi="Wingdings" w:hint="default"/>
+        <w:sz w:val="20"/>
+      </w:rPr>
+    </w:lvl>
+    <w:lvl w:ilvl="8" w:tentative="1">
+      <w:start w:val="1"/>
+      <w:numFmt w:val="bullet"/>
+      <w:lvlText w:val=""/>
+      <w:lvlJc w:val="left"/>
+      <w:pPr>
+        <w:tabs>
+          <w:tab w:val="num" w:pos="6480"/>
+        </w:tabs>
+        <w:ind w:left="6480" w:hanging="360"/>
+      </w:pPr>
+      <w:rPr>
+        <w:rFonts w:ascii="Wingdings" w:hAnsi="Wingdings" w:hint="default"/>
+        <w:sz w:val="20"/>
+      </w:rPr>
+    </w:lvl>
+  </w:abstractNum>
+  <w:abstractNum w:abstractNumId="12" w15:restartNumberingAfterBreak="0">
+    <w:nsid w:val="187B611A"/>
+    <w:multiLevelType w:val="multilevel"/>
+    <w:tmpl w:val="D5C69F56"/>
+    <w:lvl w:ilvl="0">
+      <w:start w:val="1"/>
+      <w:numFmt w:val="bullet"/>
+      <w:lvlText w:val=""/>
+      <w:lvlJc w:val="left"/>
+      <w:pPr>
+        <w:tabs>
+          <w:tab w:val="num" w:pos="720"/>
+        </w:tabs>
+        <w:ind w:left="720" w:hanging="360"/>
+      </w:pPr>
+      <w:rPr>
+        <w:rFonts w:ascii="Symbol" w:hAnsi="Symbol" w:hint="default"/>
+        <w:sz w:val="20"/>
+      </w:rPr>
+    </w:lvl>
+    <w:lvl w:ilvl="1" w:tentative="1">
+      <w:start w:val="1"/>
+      <w:numFmt w:val="bullet"/>
+      <w:lvlText w:val="o"/>
+      <w:lvlJc w:val="left"/>
+      <w:pPr>
+        <w:tabs>
+          <w:tab w:val="num" w:pos="1440"/>
+        </w:tabs>
+        <w:ind w:left="1440" w:hanging="360"/>
+      </w:pPr>
+      <w:rPr>
+        <w:rFonts w:ascii="Courier New" w:hAnsi="Courier New" w:hint="default"/>
+        <w:sz w:val="20"/>
+      </w:rPr>
+    </w:lvl>
+    <w:lvl w:ilvl="2" w:tentative="1">
+      <w:start w:val="1"/>
+      <w:numFmt w:val="bullet"/>
+      <w:lvlText w:val=""/>
+      <w:lvlJc w:val="left"/>
+      <w:pPr>
+        <w:tabs>
+          <w:tab w:val="num" w:pos="2160"/>
+        </w:tabs>
+        <w:ind w:left="2160" w:hanging="360"/>
+      </w:pPr>
+      <w:rPr>
+        <w:rFonts w:ascii="Wingdings" w:hAnsi="Wingdings" w:hint="default"/>
+        <w:sz w:val="20"/>
+      </w:rPr>
+    </w:lvl>
+    <w:lvl w:ilvl="3" w:tentative="1">
+      <w:start w:val="1"/>
+      <w:numFmt w:val="bullet"/>
+      <w:lvlText w:val=""/>
+      <w:lvlJc w:val="left"/>
+      <w:pPr>
+        <w:tabs>
+          <w:tab w:val="num" w:pos="2880"/>
+        </w:tabs>
+        <w:ind w:left="2880" w:hanging="360"/>
+      </w:pPr>
+      <w:rPr>
+        <w:rFonts w:ascii="Wingdings" w:hAnsi="Wingdings" w:hint="default"/>
+        <w:sz w:val="20"/>
+      </w:rPr>
+    </w:lvl>
+    <w:lvl w:ilvl="4" w:tentative="1">
+      <w:start w:val="1"/>
+      <w:numFmt w:val="bullet"/>
+      <w:lvlText w:val=""/>
+      <w:lvlJc w:val="left"/>
+      <w:pPr>
+        <w:tabs>
+          <w:tab w:val="num" w:pos="3600"/>
+        </w:tabs>
+        <w:ind w:left="3600" w:hanging="360"/>
+      </w:pPr>
+      <w:rPr>
+        <w:rFonts w:ascii="Wingdings" w:hAnsi="Wingdings" w:hint="default"/>
+        <w:sz w:val="20"/>
+      </w:rPr>
+    </w:lvl>
+    <w:lvl w:ilvl="5" w:tentative="1">
+      <w:start w:val="1"/>
+      <w:numFmt w:val="bullet"/>
+      <w:lvlText w:val=""/>
+      <w:lvlJc w:val="left"/>
+      <w:pPr>
+        <w:tabs>
+          <w:tab w:val="num" w:pos="4320"/>
+        </w:tabs>
+        <w:ind w:left="4320" w:hanging="360"/>
+      </w:pPr>
+      <w:rPr>
+        <w:rFonts w:ascii="Wingdings" w:hAnsi="Wingdings" w:hint="default"/>
+        <w:sz w:val="20"/>
+      </w:rPr>
+    </w:lvl>
+    <w:lvl w:ilvl="6" w:tentative="1">
+      <w:start w:val="1"/>
+      <w:numFmt w:val="bullet"/>
+      <w:lvlText w:val=""/>
+      <w:lvlJc w:val="left"/>
+      <w:pPr>
+        <w:tabs>
+          <w:tab w:val="num" w:pos="5040"/>
+        </w:tabs>
+        <w:ind w:left="5040" w:hanging="360"/>
+      </w:pPr>
+      <w:rPr>
+        <w:rFonts w:ascii="Wingdings" w:hAnsi="Wingdings" w:hint="default"/>
+        <w:sz w:val="20"/>
+      </w:rPr>
+    </w:lvl>
+    <w:lvl w:ilvl="7" w:tentative="1">
+      <w:start w:val="1"/>
+      <w:numFmt w:val="bullet"/>
+      <w:lvlText w:val=""/>
+      <w:lvlJc w:val="left"/>
+      <w:pPr>
+        <w:tabs>
+          <w:tab w:val="num" w:pos="5760"/>
+        </w:tabs>
+        <w:ind w:left="5760" w:hanging="360"/>
+      </w:pPr>
+      <w:rPr>
+        <w:rFonts w:ascii="Wingdings" w:hAnsi="Wingdings" w:hint="default"/>
+        <w:sz w:val="20"/>
+      </w:rPr>
+    </w:lvl>
+    <w:lvl w:ilvl="8" w:tentative="1">
+      <w:start w:val="1"/>
+      <w:numFmt w:val="bullet"/>
+      <w:lvlText w:val=""/>
+      <w:lvlJc w:val="left"/>
+      <w:pPr>
+        <w:tabs>
+          <w:tab w:val="num" w:pos="6480"/>
+        </w:tabs>
+        <w:ind w:left="6480" w:hanging="360"/>
+      </w:pPr>
+      <w:rPr>
+        <w:rFonts w:ascii="Wingdings" w:hAnsi="Wingdings" w:hint="default"/>
+        <w:sz w:val="20"/>
+      </w:rPr>
+    </w:lvl>
+  </w:abstractNum>
+  <w:abstractNum w:abstractNumId="13" w15:restartNumberingAfterBreak="0">
+    <w:nsid w:val="3B7D6261"/>
+    <w:multiLevelType w:val="multilevel"/>
+    <w:tmpl w:val="F13C4C8A"/>
+    <w:lvl w:ilvl="0">
+      <w:start w:val="1"/>
+      <w:numFmt w:val="bullet"/>
+      <w:lvlText w:val=""/>
+      <w:lvlJc w:val="left"/>
+      <w:pPr>
+        <w:tabs>
+          <w:tab w:val="num" w:pos="720"/>
+        </w:tabs>
+        <w:ind w:left="720" w:hanging="360"/>
+      </w:pPr>
+      <w:rPr>
+        <w:rFonts w:ascii="Symbol" w:hAnsi="Symbol" w:hint="default"/>
+        <w:sz w:val="20"/>
+      </w:rPr>
+    </w:lvl>
+    <w:lvl w:ilvl="1" w:tentative="1">
+      <w:start w:val="1"/>
+      <w:numFmt w:val="bullet"/>
+      <w:lvlText w:val="o"/>
+      <w:lvlJc w:val="left"/>
+      <w:pPr>
+        <w:tabs>
+          <w:tab w:val="num" w:pos="1440"/>
+        </w:tabs>
+        <w:ind w:left="1440" w:hanging="360"/>
+      </w:pPr>
+      <w:rPr>
+        <w:rFonts w:ascii="Courier New" w:hAnsi="Courier New" w:hint="default"/>
+        <w:sz w:val="20"/>
+      </w:rPr>
+    </w:lvl>
+    <w:lvl w:ilvl="2" w:tentative="1">
+      <w:start w:val="1"/>
+      <w:numFmt w:val="bullet"/>
+      <w:lvlText w:val=""/>
+      <w:lvlJc w:val="left"/>
+      <w:pPr>
+        <w:tabs>
+          <w:tab w:val="num" w:pos="2160"/>
+        </w:tabs>
+        <w:ind w:left="2160" w:hanging="360"/>
+      </w:pPr>
+      <w:rPr>
+        <w:rFonts w:ascii="Wingdings" w:hAnsi="Wingdings" w:hint="default"/>
+        <w:sz w:val="20"/>
+      </w:rPr>
+    </w:lvl>
+    <w:lvl w:ilvl="3" w:tentative="1">
+      <w:start w:val="1"/>
+      <w:numFmt w:val="bullet"/>
+      <w:lvlText w:val=""/>
+      <w:lvlJc w:val="left"/>
+      <w:pPr>
+        <w:tabs>
+          <w:tab w:val="num" w:pos="2880"/>
+        </w:tabs>
+        <w:ind w:left="2880" w:hanging="360"/>
+      </w:pPr>
+      <w:rPr>
+        <w:rFonts w:ascii="Wingdings" w:hAnsi="Wingdings" w:hint="default"/>
+        <w:sz w:val="20"/>
+      </w:rPr>
+    </w:lvl>
+    <w:lvl w:ilvl="4" w:tentative="1">
+      <w:start w:val="1"/>
+      <w:numFmt w:val="bullet"/>
+      <w:lvlText w:val=""/>
+      <w:lvlJc w:val="left"/>
+      <w:pPr>
+        <w:tabs>
+          <w:tab w:val="num" w:pos="3600"/>
+        </w:tabs>
+        <w:ind w:left="3600" w:hanging="360"/>
+      </w:pPr>
+      <w:rPr>
+        <w:rFonts w:ascii="Wingdings" w:hAnsi="Wingdings" w:hint="default"/>
+        <w:sz w:val="20"/>
+      </w:rPr>
+    </w:lvl>
+    <w:lvl w:ilvl="5" w:tentative="1">
+      <w:start w:val="1"/>
+      <w:numFmt w:val="bullet"/>
+      <w:lvlText w:val=""/>
+      <w:lvlJc w:val="left"/>
+      <w:pPr>
+        <w:tabs>
+          <w:tab w:val="num" w:pos="4320"/>
+        </w:tabs>
+        <w:ind w:left="4320" w:hanging="360"/>
+      </w:pPr>
+      <w:rPr>
+        <w:rFonts w:ascii="Wingdings" w:hAnsi="Wingdings" w:hint="default"/>
+        <w:sz w:val="20"/>
+      </w:rPr>
+    </w:lvl>
+    <w:lvl w:ilvl="6" w:tentative="1">
+      <w:start w:val="1"/>
+      <w:numFmt w:val="bullet"/>
+      <w:lvlText w:val=""/>
+      <w:lvlJc w:val="left"/>
+      <w:pPr>
+        <w:tabs>
+          <w:tab w:val="num" w:pos="5040"/>
+        </w:tabs>
+        <w:ind w:left="5040" w:hanging="360"/>
+      </w:pPr>
+      <w:rPr>
+        <w:rFonts w:ascii="Wingdings" w:hAnsi="Wingdings" w:hint="default"/>
+        <w:sz w:val="20"/>
+      </w:rPr>
+    </w:lvl>
+    <w:lvl w:ilvl="7" w:tentative="1">
+      <w:start w:val="1"/>
+      <w:numFmt w:val="bullet"/>
+      <w:lvlText w:val=""/>
+      <w:lvlJc w:val="left"/>
+      <w:pPr>
+        <w:tabs>
+          <w:tab w:val="num" w:pos="5760"/>
+        </w:tabs>
+        <w:ind w:left="5760" w:hanging="360"/>
+      </w:pPr>
+      <w:rPr>
+        <w:rFonts w:ascii="Wingdings" w:hAnsi="Wingdings" w:hint="default"/>
+        <w:sz w:val="20"/>
+      </w:rPr>
+    </w:lvl>
+    <w:lvl w:ilvl="8" w:tentative="1">
+      <w:start w:val="1"/>
+      <w:numFmt w:val="bullet"/>
+      <w:lvlText w:val=""/>
+      <w:lvlJc w:val="left"/>
+      <w:pPr>
+        <w:tabs>
+          <w:tab w:val="num" w:pos="6480"/>
+        </w:tabs>
+        <w:ind w:left="6480" w:hanging="360"/>
+      </w:pPr>
+      <w:rPr>
+        <w:rFonts w:ascii="Wingdings" w:hAnsi="Wingdings" w:hint="default"/>
+        <w:sz w:val="20"/>
+      </w:rPr>
+    </w:lvl>
+  </w:abstractNum>
+  <w:abstractNum w:abstractNumId="14" w15:restartNumberingAfterBreak="0">
+    <w:nsid w:val="3C607154"/>
+    <w:multiLevelType w:val="multilevel"/>
+    <w:tmpl w:val="E49A949A"/>
+    <w:lvl w:ilvl="0">
+      <w:start w:val="1"/>
+      <w:numFmt w:val="bullet"/>
+      <w:lvlText w:val=""/>
+      <w:lvlJc w:val="left"/>
+      <w:pPr>
+        <w:tabs>
+          <w:tab w:val="num" w:pos="720"/>
+        </w:tabs>
+        <w:ind w:left="720" w:hanging="360"/>
+      </w:pPr>
+      <w:rPr>
+        <w:rFonts w:ascii="Symbol" w:hAnsi="Symbol" w:hint="default"/>
+        <w:sz w:val="20"/>
+      </w:rPr>
+    </w:lvl>
+    <w:lvl w:ilvl="1" w:tentative="1">
+      <w:start w:val="1"/>
+      <w:numFmt w:val="bullet"/>
+      <w:lvlText w:val="o"/>
+      <w:lvlJc w:val="left"/>
+      <w:pPr>
+        <w:tabs>
+          <w:tab w:val="num" w:pos="1440"/>
+        </w:tabs>
+        <w:ind w:left="1440" w:hanging="360"/>
+      </w:pPr>
+      <w:rPr>
+        <w:rFonts w:ascii="Courier New" w:hAnsi="Courier New" w:hint="default"/>
+        <w:sz w:val="20"/>
+      </w:rPr>
+    </w:lvl>
+    <w:lvl w:ilvl="2" w:tentative="1">
+      <w:start w:val="1"/>
+      <w:numFmt w:val="bullet"/>
+      <w:lvlText w:val=""/>
+      <w:lvlJc w:val="left"/>
+      <w:pPr>
+        <w:tabs>
+          <w:tab w:val="num" w:pos="2160"/>
+        </w:tabs>
+        <w:ind w:left="2160" w:hanging="360"/>
+      </w:pPr>
+      <w:rPr>
+        <w:rFonts w:ascii="Wingdings" w:hAnsi="Wingdings" w:hint="default"/>
+        <w:sz w:val="20"/>
+      </w:rPr>
+    </w:lvl>
+    <w:lvl w:ilvl="3" w:tentative="1">
+      <w:start w:val="1"/>
+      <w:numFmt w:val="bullet"/>
+      <w:lvlText w:val=""/>
+      <w:lvlJc w:val="left"/>
+      <w:pPr>
+        <w:tabs>
+          <w:tab w:val="num" w:pos="2880"/>
+        </w:tabs>
+        <w:ind w:left="2880" w:hanging="360"/>
+      </w:pPr>
+      <w:rPr>
+        <w:rFonts w:ascii="Wingdings" w:hAnsi="Wingdings" w:hint="default"/>
+        <w:sz w:val="20"/>
+      </w:rPr>
+    </w:lvl>
+    <w:lvl w:ilvl="4" w:tentative="1">
+      <w:start w:val="1"/>
+      <w:numFmt w:val="bullet"/>
+      <w:lvlText w:val=""/>
+      <w:lvlJc w:val="left"/>
+      <w:pPr>
+        <w:tabs>
+          <w:tab w:val="num" w:pos="3600"/>
+        </w:tabs>
+        <w:ind w:left="3600" w:hanging="360"/>
+      </w:pPr>
+      <w:rPr>
+        <w:rFonts w:ascii="Wingdings" w:hAnsi="Wingdings" w:hint="default"/>
+        <w:sz w:val="20"/>
+      </w:rPr>
+    </w:lvl>
+    <w:lvl w:ilvl="5" w:tentative="1">
+      <w:start w:val="1"/>
+      <w:numFmt w:val="bullet"/>
+      <w:lvlText w:val=""/>
+      <w:lvlJc w:val="left"/>
+      <w:pPr>
+        <w:tabs>
+          <w:tab w:val="num" w:pos="4320"/>
+        </w:tabs>
+        <w:ind w:left="4320" w:hanging="360"/>
+      </w:pPr>
+      <w:rPr>
+        <w:rFonts w:ascii="Wingdings" w:hAnsi="Wingdings" w:hint="default"/>
+        <w:sz w:val="20"/>
+      </w:rPr>
+    </w:lvl>
+    <w:lvl w:ilvl="6" w:tentative="1">
+      <w:start w:val="1"/>
+      <w:numFmt w:val="bullet"/>
+      <w:lvlText w:val=""/>
+      <w:lvlJc w:val="left"/>
+      <w:pPr>
+        <w:tabs>
+          <w:tab w:val="num" w:pos="5040"/>
+        </w:tabs>
+        <w:ind w:left="5040" w:hanging="360"/>
+      </w:pPr>
+      <w:rPr>
+        <w:rFonts w:ascii="Wingdings" w:hAnsi="Wingdings" w:hint="default"/>
+        <w:sz w:val="20"/>
+      </w:rPr>
+    </w:lvl>
+    <w:lvl w:ilvl="7" w:tentative="1">
+      <w:start w:val="1"/>
+      <w:numFmt w:val="bullet"/>
+      <w:lvlText w:val=""/>
+      <w:lvlJc w:val="left"/>
+      <w:pPr>
+        <w:tabs>
+          <w:tab w:val="num" w:pos="5760"/>
+        </w:tabs>
+        <w:ind w:left="5760" w:hanging="360"/>
+      </w:pPr>
+      <w:rPr>
+        <w:rFonts w:ascii="Wingdings" w:hAnsi="Wingdings" w:hint="default"/>
+        <w:sz w:val="20"/>
+      </w:rPr>
+    </w:lvl>
+    <w:lvl w:ilvl="8" w:tentative="1">
+      <w:start w:val="1"/>
+      <w:numFmt w:val="bullet"/>
+      <w:lvlText w:val=""/>
+      <w:lvlJc w:val="left"/>
+      <w:pPr>
+        <w:tabs>
+          <w:tab w:val="num" w:pos="6480"/>
+        </w:tabs>
+        <w:ind w:left="6480" w:hanging="360"/>
+      </w:pPr>
+      <w:rPr>
+        <w:rFonts w:ascii="Wingdings" w:hAnsi="Wingdings" w:hint="default"/>
+        <w:sz w:val="20"/>
+      </w:rPr>
+    </w:lvl>
+  </w:abstractNum>
+  <w:abstractNum w:abstractNumId="15" w15:restartNumberingAfterBreak="0">
+    <w:nsid w:val="43ED2AF3"/>
+    <w:multiLevelType w:val="multilevel"/>
+    <w:tmpl w:val="EC5AE9A4"/>
+    <w:lvl w:ilvl="0">
+      <w:start w:val="1"/>
+      <w:numFmt w:val="decimal"/>
+      <w:lvlText w:val="%1."/>
+      <w:lvlJc w:val="left"/>
+      <w:pPr>
+        <w:tabs>
+          <w:tab w:val="num" w:pos="720"/>
+        </w:tabs>
+        <w:ind w:left="720" w:hanging="360"/>
+      </w:pPr>
+    </w:lvl>
+    <w:lvl w:ilvl="1" w:tentative="1">
+      <w:start w:val="1"/>
+      <w:numFmt w:val="decimal"/>
+      <w:lvlText w:val="%2."/>
+      <w:lvlJc w:val="left"/>
+      <w:pPr>
+        <w:tabs>
+          <w:tab w:val="num" w:pos="1440"/>
+        </w:tabs>
+        <w:ind w:left="1440" w:hanging="360"/>
+      </w:pPr>
+    </w:lvl>
+    <w:lvl w:ilvl="2" w:tentative="1">
+      <w:start w:val="1"/>
+      <w:numFmt w:val="decimal"/>
+      <w:lvlText w:val="%3."/>
+      <w:lvlJc w:val="left"/>
+      <w:pPr>
+        <w:tabs>
+          <w:tab w:val="num" w:pos="2160"/>
+        </w:tabs>
+        <w:ind w:left="2160" w:hanging="360"/>
+      </w:pPr>
+    </w:lvl>
+    <w:lvl w:ilvl="3" w:tentative="1">
+      <w:start w:val="1"/>
+      <w:numFmt w:val="decimal"/>
+      <w:lvlText w:val="%4."/>
+      <w:lvlJc w:val="left"/>
+      <w:pPr>
+        <w:tabs>
+          <w:tab w:val="num" w:pos="2880"/>
+        </w:tabs>
+        <w:ind w:left="2880" w:hanging="360"/>
+      </w:pPr>
+    </w:lvl>
+    <w:lvl w:ilvl="4" w:tentative="1">
+      <w:start w:val="1"/>
+      <w:numFmt w:val="decimal"/>
+      <w:lvlText w:val="%5."/>
+      <w:lvlJc w:val="left"/>
+      <w:pPr>
+        <w:tabs>
+          <w:tab w:val="num" w:pos="3600"/>
+        </w:tabs>
+        <w:ind w:left="3600" w:hanging="360"/>
+      </w:pPr>
+    </w:lvl>
+    <w:lvl w:ilvl="5" w:tentative="1">
+      <w:start w:val="1"/>
+      <w:numFmt w:val="decimal"/>
+      <w:lvlText w:val="%6."/>
+      <w:lvlJc w:val="left"/>
+      <w:pPr>
+        <w:tabs>
+          <w:tab w:val="num" w:pos="4320"/>
+        </w:tabs>
+        <w:ind w:left="4320" w:hanging="360"/>
+      </w:pPr>
+    </w:lvl>
+    <w:lvl w:ilvl="6" w:tentative="1">
+      <w:start w:val="1"/>
+      <w:numFmt w:val="decimal"/>
+      <w:lvlText w:val="%7."/>
+      <w:lvlJc w:val="left"/>
+      <w:pPr>
+        <w:tabs>
+          <w:tab w:val="num" w:pos="5040"/>
+        </w:tabs>
+        <w:ind w:left="5040" w:hanging="360"/>
+      </w:pPr>
+    </w:lvl>
+    <w:lvl w:ilvl="7" w:tentative="1">
+      <w:start w:val="1"/>
+      <w:numFmt w:val="decimal"/>
+      <w:lvlText w:val="%8."/>
+      <w:lvlJc w:val="left"/>
+      <w:pPr>
+        <w:tabs>
+          <w:tab w:val="num" w:pos="5760"/>
+        </w:tabs>
+        <w:ind w:left="5760" w:hanging="360"/>
+      </w:pPr>
+    </w:lvl>
+    <w:lvl w:ilvl="8" w:tentative="1">
+      <w:start w:val="1"/>
+      <w:numFmt w:val="decimal"/>
+      <w:lvlText w:val="%9."/>
+      <w:lvlJc w:val="left"/>
+      <w:pPr>
+        <w:tabs>
+          <w:tab w:val="num" w:pos="6480"/>
+        </w:tabs>
+        <w:ind w:left="6480" w:hanging="360"/>
+      </w:pPr>
+    </w:lvl>
+  </w:abstractNum>
+  <w:abstractNum w:abstractNumId="16" w15:restartNumberingAfterBreak="0">
+    <w:nsid w:val="5AAE7CFF"/>
+    <w:multiLevelType w:val="multilevel"/>
+    <w:tmpl w:val="2A963AAC"/>
+    <w:lvl w:ilvl="0">
+      <w:start w:val="1"/>
+      <w:numFmt w:val="bullet"/>
+      <w:lvlText w:val=""/>
+      <w:lvlJc w:val="left"/>
+      <w:pPr>
+        <w:tabs>
+          <w:tab w:val="num" w:pos="720"/>
+        </w:tabs>
+        <w:ind w:left="720" w:hanging="360"/>
+      </w:pPr>
+      <w:rPr>
+        <w:rFonts w:ascii="Symbol" w:hAnsi="Symbol" w:hint="default"/>
+        <w:sz w:val="20"/>
+      </w:rPr>
+    </w:lvl>
+    <w:lvl w:ilvl="1" w:tentative="1">
+      <w:start w:val="1"/>
+      <w:numFmt w:val="bullet"/>
+      <w:lvlText w:val="o"/>
+      <w:lvlJc w:val="left"/>
+      <w:pPr>
+        <w:tabs>
+          <w:tab w:val="num" w:pos="1440"/>
+        </w:tabs>
+        <w:ind w:left="1440" w:hanging="360"/>
+      </w:pPr>
+      <w:rPr>
+        <w:rFonts w:ascii="Courier New" w:hAnsi="Courier New" w:hint="default"/>
+        <w:sz w:val="20"/>
+      </w:rPr>
+    </w:lvl>
+    <w:lvl w:ilvl="2" w:tentative="1">
+      <w:start w:val="1"/>
+      <w:numFmt w:val="bullet"/>
+      <w:lvlText w:val=""/>
+      <w:lvlJc w:val="left"/>
+      <w:pPr>
+        <w:tabs>
+          <w:tab w:val="num" w:pos="2160"/>
+        </w:tabs>
+        <w:ind w:left="2160" w:hanging="360"/>
+      </w:pPr>
+      <w:rPr>
+        <w:rFonts w:ascii="Wingdings" w:hAnsi="Wingdings" w:hint="default"/>
+        <w:sz w:val="20"/>
+      </w:rPr>
+    </w:lvl>
+    <w:lvl w:ilvl="3" w:tentative="1">
+      <w:start w:val="1"/>
+      <w:numFmt w:val="bullet"/>
+      <w:lvlText w:val=""/>
+      <w:lvlJc w:val="left"/>
+      <w:pPr>
+        <w:tabs>
+          <w:tab w:val="num" w:pos="2880"/>
+        </w:tabs>
+        <w:ind w:left="2880" w:hanging="360"/>
+      </w:pPr>
+      <w:rPr>
+        <w:rFonts w:ascii="Wingdings" w:hAnsi="Wingdings" w:hint="default"/>
+        <w:sz w:val="20"/>
+      </w:rPr>
+    </w:lvl>
+    <w:lvl w:ilvl="4" w:tentative="1">
+      <w:start w:val="1"/>
+      <w:numFmt w:val="bullet"/>
+      <w:lvlText w:val=""/>
+      <w:lvlJc w:val="left"/>
+      <w:pPr>
+        <w:tabs>
+          <w:tab w:val="num" w:pos="3600"/>
+        </w:tabs>
+        <w:ind w:left="3600" w:hanging="360"/>
+      </w:pPr>
+      <w:rPr>
+        <w:rFonts w:ascii="Wingdings" w:hAnsi="Wingdings" w:hint="default"/>
+        <w:sz w:val="20"/>
+      </w:rPr>
+    </w:lvl>
+    <w:lvl w:ilvl="5" w:tentative="1">
+      <w:start w:val="1"/>
+      <w:numFmt w:val="bullet"/>
+      <w:lvlText w:val=""/>
+      <w:lvlJc w:val="left"/>
+      <w:pPr>
+        <w:tabs>
+          <w:tab w:val="num" w:pos="4320"/>
+        </w:tabs>
+        <w:ind w:left="4320" w:hanging="360"/>
+      </w:pPr>
+      <w:rPr>
+        <w:rFonts w:ascii="Wingdings" w:hAnsi="Wingdings" w:hint="default"/>
+        <w:sz w:val="20"/>
+      </w:rPr>
+    </w:lvl>
+    <w:lvl w:ilvl="6" w:tentative="1">
+      <w:start w:val="1"/>
+      <w:numFmt w:val="bullet"/>
+      <w:lvlText w:val=""/>
+      <w:lvlJc w:val="left"/>
+      <w:pPr>
+        <w:tabs>
+          <w:tab w:val="num" w:pos="5040"/>
+        </w:tabs>
+        <w:ind w:left="5040" w:hanging="360"/>
+      </w:pPr>
+      <w:rPr>
+        <w:rFonts w:ascii="Wingdings" w:hAnsi="Wingdings" w:hint="default"/>
+        <w:sz w:val="20"/>
+      </w:rPr>
+    </w:lvl>
+    <w:lvl w:ilvl="7" w:tentative="1">
+      <w:start w:val="1"/>
+      <w:numFmt w:val="bullet"/>
+      <w:lvlText w:val=""/>
+      <w:lvlJc w:val="left"/>
+      <w:pPr>
+        <w:tabs>
+          <w:tab w:val="num" w:pos="5760"/>
+        </w:tabs>
+        <w:ind w:left="5760" w:hanging="360"/>
+      </w:pPr>
+      <w:rPr>
+        <w:rFonts w:ascii="Wingdings" w:hAnsi="Wingdings" w:hint="default"/>
+        <w:sz w:val="20"/>
+      </w:rPr>
+    </w:lvl>
+    <w:lvl w:ilvl="8" w:tentative="1">
+      <w:start w:val="1"/>
+      <w:numFmt w:val="bullet"/>
+      <w:lvlText w:val=""/>
+      <w:lvlJc w:val="left"/>
+      <w:pPr>
+        <w:tabs>
+          <w:tab w:val="num" w:pos="6480"/>
+        </w:tabs>
+        <w:ind w:left="6480" w:hanging="360"/>
+      </w:pPr>
+      <w:rPr>
+        <w:rFonts w:ascii="Wingdings" w:hAnsi="Wingdings" w:hint="default"/>
+        <w:sz w:val="20"/>
+      </w:rPr>
+    </w:lvl>
+  </w:abstractNum>
+  <w:abstractNum w:abstractNumId="17" w15:restartNumberingAfterBreak="0">
+    <w:nsid w:val="5D205103"/>
+    <w:multiLevelType w:val="multilevel"/>
+    <w:tmpl w:val="3E3614FA"/>
+    <w:lvl w:ilvl="0">
+      <w:start w:val="1"/>
+      <w:numFmt w:val="bullet"/>
+      <w:lvlText w:val=""/>
+      <w:lvlJc w:val="left"/>
+      <w:pPr>
+        <w:tabs>
+          <w:tab w:val="num" w:pos="720"/>
+        </w:tabs>
+        <w:ind w:left="720" w:hanging="360"/>
+      </w:pPr>
+      <w:rPr>
+        <w:rFonts w:ascii="Symbol" w:hAnsi="Symbol" w:hint="default"/>
+        <w:sz w:val="20"/>
+      </w:rPr>
+    </w:lvl>
+    <w:lvl w:ilvl="1" w:tentative="1">
+      <w:start w:val="1"/>
+      <w:numFmt w:val="bullet"/>
+      <w:lvlText w:val="o"/>
+      <w:lvlJc w:val="left"/>
+      <w:pPr>
+        <w:tabs>
+          <w:tab w:val="num" w:pos="1440"/>
+        </w:tabs>
+        <w:ind w:left="1440" w:hanging="360"/>
+      </w:pPr>
+      <w:rPr>
+        <w:rFonts w:ascii="Courier New" w:hAnsi="Courier New" w:hint="default"/>
+        <w:sz w:val="20"/>
+      </w:rPr>
+    </w:lvl>
+    <w:lvl w:ilvl="2" w:tentative="1">
+      <w:start w:val="1"/>
+      <w:numFmt w:val="bullet"/>
+      <w:lvlText w:val=""/>
+      <w:lvlJc w:val="left"/>
+      <w:pPr>
+        <w:tabs>
+          <w:tab w:val="num" w:pos="2160"/>
+        </w:tabs>
+        <w:ind w:left="2160" w:hanging="360"/>
+      </w:pPr>
+      <w:rPr>
+        <w:rFonts w:ascii="Wingdings" w:hAnsi="Wingdings" w:hint="default"/>
+        <w:sz w:val="20"/>
+      </w:rPr>
+    </w:lvl>
+    <w:lvl w:ilvl="3" w:tentative="1">
+      <w:start w:val="1"/>
+      <w:numFmt w:val="bullet"/>
+      <w:lvlText w:val=""/>
+      <w:lvlJc w:val="left"/>
+      <w:pPr>
+        <w:tabs>
+          <w:tab w:val="num" w:pos="2880"/>
+        </w:tabs>
+        <w:ind w:left="2880" w:hanging="360"/>
+      </w:pPr>
+      <w:rPr>
+        <w:rFonts w:ascii="Wingdings" w:hAnsi="Wingdings" w:hint="default"/>
+        <w:sz w:val="20"/>
+      </w:rPr>
+    </w:lvl>
+    <w:lvl w:ilvl="4" w:tentative="1">
+      <w:start w:val="1"/>
+      <w:numFmt w:val="bullet"/>
+      <w:lvlText w:val=""/>
+      <w:lvlJc w:val="left"/>
+      <w:pPr>
+        <w:tabs>
+          <w:tab w:val="num" w:pos="3600"/>
+        </w:tabs>
+        <w:ind w:left="3600" w:hanging="360"/>
+      </w:pPr>
+      <w:rPr>
+        <w:rFonts w:ascii="Wingdings" w:hAnsi="Wingdings" w:hint="default"/>
+        <w:sz w:val="20"/>
+      </w:rPr>
+    </w:lvl>
+    <w:lvl w:ilvl="5" w:tentative="1">
+      <w:start w:val="1"/>
+      <w:numFmt w:val="bullet"/>
+      <w:lvlText w:val=""/>
+      <w:lvlJc w:val="left"/>
+      <w:pPr>
+        <w:tabs>
+          <w:tab w:val="num" w:pos="4320"/>
+        </w:tabs>
+        <w:ind w:left="4320" w:hanging="360"/>
+      </w:pPr>
+      <w:rPr>
+        <w:rFonts w:ascii="Wingdings" w:hAnsi="Wingdings" w:hint="default"/>
+        <w:sz w:val="20"/>
+      </w:rPr>
+    </w:lvl>
+    <w:lvl w:ilvl="6" w:tentative="1">
+      <w:start w:val="1"/>
+      <w:numFmt w:val="bullet"/>
+      <w:lvlText w:val=""/>
+      <w:lvlJc w:val="left"/>
+      <w:pPr>
+        <w:tabs>
+          <w:tab w:val="num" w:pos="5040"/>
+        </w:tabs>
+        <w:ind w:left="5040" w:hanging="360"/>
+      </w:pPr>
+      <w:rPr>
+        <w:rFonts w:ascii="Wingdings" w:hAnsi="Wingdings" w:hint="default"/>
+        <w:sz w:val="20"/>
+      </w:rPr>
+    </w:lvl>
+    <w:lvl w:ilvl="7" w:tentative="1">
+      <w:start w:val="1"/>
+      <w:numFmt w:val="bullet"/>
+      <w:lvlText w:val=""/>
+      <w:lvlJc w:val="left"/>
+      <w:pPr>
+        <w:tabs>
+          <w:tab w:val="num" w:pos="5760"/>
+        </w:tabs>
+        <w:ind w:left="5760" w:hanging="360"/>
+      </w:pPr>
+      <w:rPr>
+        <w:rFonts w:ascii="Wingdings" w:hAnsi="Wingdings" w:hint="default"/>
+        <w:sz w:val="20"/>
+      </w:rPr>
+    </w:lvl>
+    <w:lvl w:ilvl="8" w:tentative="1">
+      <w:start w:val="1"/>
+      <w:numFmt w:val="bullet"/>
+      <w:lvlText w:val=""/>
+      <w:lvlJc w:val="left"/>
+      <w:pPr>
+        <w:tabs>
+          <w:tab w:val="num" w:pos="6480"/>
+        </w:tabs>
+        <w:ind w:left="6480" w:hanging="360"/>
+      </w:pPr>
+      <w:rPr>
+        <w:rFonts w:ascii="Wingdings" w:hAnsi="Wingdings" w:hint="default"/>
+        <w:sz w:val="20"/>
+      </w:rPr>
+    </w:lvl>
+  </w:abstractNum>
+  <w:abstractNum w:abstractNumId="18" w15:restartNumberingAfterBreak="0">
+    <w:nsid w:val="5DB65F24"/>
+    <w:multiLevelType w:val="multilevel"/>
+    <w:tmpl w:val="44945084"/>
+    <w:lvl w:ilvl="0">
+      <w:start w:val="1"/>
+      <w:numFmt w:val="bullet"/>
+      <w:lvlText w:val=""/>
+      <w:lvlJc w:val="left"/>
+      <w:pPr>
+        <w:tabs>
+          <w:tab w:val="num" w:pos="720"/>
+        </w:tabs>
+        <w:ind w:left="720" w:hanging="360"/>
+      </w:pPr>
+      <w:rPr>
+        <w:rFonts w:ascii="Symbol" w:hAnsi="Symbol" w:hint="default"/>
+        <w:sz w:val="20"/>
+      </w:rPr>
+    </w:lvl>
+    <w:lvl w:ilvl="1" w:tentative="1">
+      <w:start w:val="1"/>
+      <w:numFmt w:val="bullet"/>
+      <w:lvlText w:val="o"/>
+      <w:lvlJc w:val="left"/>
+      <w:pPr>
+        <w:tabs>
+          <w:tab w:val="num" w:pos="1440"/>
+        </w:tabs>
+        <w:ind w:left="1440" w:hanging="360"/>
+      </w:pPr>
+      <w:rPr>
+        <w:rFonts w:ascii="Courier New" w:hAnsi="Courier New" w:hint="default"/>
+        <w:sz w:val="20"/>
+      </w:rPr>
+    </w:lvl>
+    <w:lvl w:ilvl="2" w:tentative="1">
+      <w:start w:val="1"/>
+      <w:numFmt w:val="bullet"/>
+      <w:lvlText w:val=""/>
+      <w:lvlJc w:val="left"/>
+      <w:pPr>
+        <w:tabs>
+          <w:tab w:val="num" w:pos="2160"/>
+        </w:tabs>
+        <w:ind w:left="2160" w:hanging="360"/>
+      </w:pPr>
+      <w:rPr>
+        <w:rFonts w:ascii="Wingdings" w:hAnsi="Wingdings" w:hint="default"/>
+        <w:sz w:val="20"/>
+      </w:rPr>
+    </w:lvl>
+    <w:lvl w:ilvl="3" w:tentative="1">
+      <w:start w:val="1"/>
+      <w:numFmt w:val="bullet"/>
+      <w:lvlText w:val=""/>
+      <w:lvlJc w:val="left"/>
+      <w:pPr>
+        <w:tabs>
+          <w:tab w:val="num" w:pos="2880"/>
+        </w:tabs>
+        <w:ind w:left="2880" w:hanging="360"/>
+      </w:pPr>
+      <w:rPr>
+        <w:rFonts w:ascii="Wingdings" w:hAnsi="Wingdings" w:hint="default"/>
+        <w:sz w:val="20"/>
+      </w:rPr>
+    </w:lvl>
+    <w:lvl w:ilvl="4" w:tentative="1">
+      <w:start w:val="1"/>
+      <w:numFmt w:val="bullet"/>
+      <w:lvlText w:val=""/>
+      <w:lvlJc w:val="left"/>
+      <w:pPr>
+        <w:tabs>
+          <w:tab w:val="num" w:pos="3600"/>
+        </w:tabs>
+        <w:ind w:left="3600" w:hanging="360"/>
+      </w:pPr>
+      <w:rPr>
+        <w:rFonts w:ascii="Wingdings" w:hAnsi="Wingdings" w:hint="default"/>
+        <w:sz w:val="20"/>
+      </w:rPr>
+    </w:lvl>
+    <w:lvl w:ilvl="5" w:tentative="1">
+      <w:start w:val="1"/>
+      <w:numFmt w:val="bullet"/>
+      <w:lvlText w:val=""/>
+      <w:lvlJc w:val="left"/>
+      <w:pPr>
+        <w:tabs>
+          <w:tab w:val="num" w:pos="4320"/>
+        </w:tabs>
+        <w:ind w:left="4320" w:hanging="360"/>
+      </w:pPr>
+      <w:rPr>
+        <w:rFonts w:ascii="Wingdings" w:hAnsi="Wingdings" w:hint="default"/>
+        <w:sz w:val="20"/>
+      </w:rPr>
+    </w:lvl>
+    <w:lvl w:ilvl="6" w:tentative="1">
+      <w:start w:val="1"/>
+      <w:numFmt w:val="bullet"/>
+      <w:lvlText w:val=""/>
+      <w:lvlJc w:val="left"/>
+      <w:pPr>
+        <w:tabs>
+          <w:tab w:val="num" w:pos="5040"/>
+        </w:tabs>
+        <w:ind w:left="5040" w:hanging="360"/>
+      </w:pPr>
+      <w:rPr>
+        <w:rFonts w:ascii="Wingdings" w:hAnsi="Wingdings" w:hint="default"/>
+        <w:sz w:val="20"/>
+      </w:rPr>
+    </w:lvl>
+    <w:lvl w:ilvl="7" w:tentative="1">
+      <w:start w:val="1"/>
+      <w:numFmt w:val="bullet"/>
+      <w:lvlText w:val=""/>
+      <w:lvlJc w:val="left"/>
+      <w:pPr>
+        <w:tabs>
+          <w:tab w:val="num" w:pos="5760"/>
+        </w:tabs>
+        <w:ind w:left="5760" w:hanging="360"/>
+      </w:pPr>
+      <w:rPr>
+        <w:rFonts w:ascii="Wingdings" w:hAnsi="Wingdings" w:hint="default"/>
+        <w:sz w:val="20"/>
+      </w:rPr>
+    </w:lvl>
+    <w:lvl w:ilvl="8" w:tentative="1">
+      <w:start w:val="1"/>
+      <w:numFmt w:val="bullet"/>
+      <w:lvlText w:val=""/>
+      <w:lvlJc w:val="left"/>
+      <w:pPr>
+        <w:tabs>
+          <w:tab w:val="num" w:pos="6480"/>
+        </w:tabs>
+        <w:ind w:left="6480" w:hanging="360"/>
+      </w:pPr>
+      <w:rPr>
+        <w:rFonts w:ascii="Wingdings" w:hAnsi="Wingdings" w:hint="default"/>
+        <w:sz w:val="20"/>
+      </w:rPr>
+    </w:lvl>
+  </w:abstractNum>
+  <w:abstractNum w:abstractNumId="19" w15:restartNumberingAfterBreak="0">
+    <w:nsid w:val="5FD52A64"/>
+    <w:multiLevelType w:val="multilevel"/>
+    <w:tmpl w:val="F6AEFE7C"/>
+    <w:lvl w:ilvl="0">
+      <w:start w:val="1"/>
+      <w:numFmt w:val="bullet"/>
+      <w:lvlText w:val=""/>
+      <w:lvlJc w:val="left"/>
+      <w:pPr>
+        <w:tabs>
+          <w:tab w:val="num" w:pos="720"/>
+        </w:tabs>
+        <w:ind w:left="720" w:hanging="360"/>
+      </w:pPr>
+      <w:rPr>
+        <w:rFonts w:ascii="Symbol" w:hAnsi="Symbol" w:hint="default"/>
+        <w:sz w:val="20"/>
+      </w:rPr>
+    </w:lvl>
+    <w:lvl w:ilvl="1" w:tentative="1">
+      <w:start w:val="1"/>
+      <w:numFmt w:val="bullet"/>
+      <w:lvlText w:val="o"/>
+      <w:lvlJc w:val="left"/>
+      <w:pPr>
+        <w:tabs>
+          <w:tab w:val="num" w:pos="1440"/>
+        </w:tabs>
+        <w:ind w:left="1440" w:hanging="360"/>
+      </w:pPr>
+      <w:rPr>
+        <w:rFonts w:ascii="Courier New" w:hAnsi="Courier New" w:hint="default"/>
+        <w:sz w:val="20"/>
+      </w:rPr>
+    </w:lvl>
+    <w:lvl w:ilvl="2" w:tentative="1">
+      <w:start w:val="1"/>
+      <w:numFmt w:val="bullet"/>
+      <w:lvlText w:val=""/>
+      <w:lvlJc w:val="left"/>
+      <w:pPr>
+        <w:tabs>
+          <w:tab w:val="num" w:pos="2160"/>
+        </w:tabs>
+        <w:ind w:left="2160" w:hanging="360"/>
+      </w:pPr>
+      <w:rPr>
+        <w:rFonts w:ascii="Wingdings" w:hAnsi="Wingdings" w:hint="default"/>
+        <w:sz w:val="20"/>
+      </w:rPr>
+    </w:lvl>
+    <w:lvl w:ilvl="3" w:tentative="1">
+      <w:start w:val="1"/>
+      <w:numFmt w:val="bullet"/>
+      <w:lvlText w:val=""/>
+      <w:lvlJc w:val="left"/>
+      <w:pPr>
+        <w:tabs>
+          <w:tab w:val="num" w:pos="2880"/>
+        </w:tabs>
+        <w:ind w:left="2880" w:hanging="360"/>
+      </w:pPr>
+      <w:rPr>
+        <w:rFonts w:ascii="Wingdings" w:hAnsi="Wingdings" w:hint="default"/>
+        <w:sz w:val="20"/>
+      </w:rPr>
+    </w:lvl>
+    <w:lvl w:ilvl="4" w:tentative="1">
+      <w:start w:val="1"/>
+      <w:numFmt w:val="bullet"/>
+      <w:lvlText w:val=""/>
+      <w:lvlJc w:val="left"/>
+      <w:pPr>
+        <w:tabs>
+          <w:tab w:val="num" w:pos="3600"/>
+        </w:tabs>
+        <w:ind w:left="3600" w:hanging="360"/>
+      </w:pPr>
+      <w:rPr>
+        <w:rFonts w:ascii="Wingdings" w:hAnsi="Wingdings" w:hint="default"/>
+        <w:sz w:val="20"/>
+      </w:rPr>
+    </w:lvl>
+    <w:lvl w:ilvl="5" w:tentative="1">
+      <w:start w:val="1"/>
+      <w:numFmt w:val="bullet"/>
+      <w:lvlText w:val=""/>
+      <w:lvlJc w:val="left"/>
+      <w:pPr>
+        <w:tabs>
+          <w:tab w:val="num" w:pos="4320"/>
+        </w:tabs>
+        <w:ind w:left="4320" w:hanging="360"/>
+      </w:pPr>
+      <w:rPr>
+        <w:rFonts w:ascii="Wingdings" w:hAnsi="Wingdings" w:hint="default"/>
+        <w:sz w:val="20"/>
+      </w:rPr>
+    </w:lvl>
+    <w:lvl w:ilvl="6" w:tentative="1">
+      <w:start w:val="1"/>
+      <w:numFmt w:val="bullet"/>
+      <w:lvlText w:val=""/>
+      <w:lvlJc w:val="left"/>
+      <w:pPr>
+        <w:tabs>
+          <w:tab w:val="num" w:pos="5040"/>
+        </w:tabs>
+        <w:ind w:left="5040" w:hanging="360"/>
+      </w:pPr>
+      <w:rPr>
+        <w:rFonts w:ascii="Wingdings" w:hAnsi="Wingdings" w:hint="default"/>
+        <w:sz w:val="20"/>
+      </w:rPr>
+    </w:lvl>
+    <w:lvl w:ilvl="7" w:tentative="1">
+      <w:start w:val="1"/>
+      <w:numFmt w:val="bullet"/>
+      <w:lvlText w:val=""/>
+      <w:lvlJc w:val="left"/>
+      <w:pPr>
+        <w:tabs>
+          <w:tab w:val="num" w:pos="5760"/>
+        </w:tabs>
+        <w:ind w:left="5760" w:hanging="360"/>
+      </w:pPr>
+      <w:rPr>
+        <w:rFonts w:ascii="Wingdings" w:hAnsi="Wingdings" w:hint="default"/>
+        <w:sz w:val="20"/>
+      </w:rPr>
+    </w:lvl>
+    <w:lvl w:ilvl="8" w:tentative="1">
+      <w:start w:val="1"/>
+      <w:numFmt w:val="bullet"/>
+      <w:lvlText w:val=""/>
+      <w:lvlJc w:val="left"/>
+      <w:pPr>
+        <w:tabs>
+          <w:tab w:val="num" w:pos="6480"/>
+        </w:tabs>
+        <w:ind w:left="6480" w:hanging="360"/>
+      </w:pPr>
+      <w:rPr>
+        <w:rFonts w:ascii="Wingdings" w:hAnsi="Wingdings" w:hint="default"/>
+        <w:sz w:val="20"/>
+      </w:rPr>
+    </w:lvl>
+  </w:abstractNum>
+  <w:abstractNum w:abstractNumId="20" w15:restartNumberingAfterBreak="0">
+    <w:nsid w:val="64A14E5C"/>
+    <w:multiLevelType w:val="multilevel"/>
+    <w:tmpl w:val="DA023BAA"/>
+    <w:lvl w:ilvl="0">
+      <w:start w:val="1"/>
+      <w:numFmt w:val="bullet"/>
+      <w:lvlText w:val=""/>
+      <w:lvlJc w:val="left"/>
+      <w:pPr>
+        <w:tabs>
+          <w:tab w:val="num" w:pos="720"/>
+        </w:tabs>
+        <w:ind w:left="720" w:hanging="360"/>
+      </w:pPr>
+      <w:rPr>
+        <w:rFonts w:ascii="Symbol" w:hAnsi="Symbol" w:hint="default"/>
+        <w:sz w:val="20"/>
+      </w:rPr>
+    </w:lvl>
+    <w:lvl w:ilvl="1" w:tentative="1">
+      <w:start w:val="1"/>
+      <w:numFmt w:val="bullet"/>
+      <w:lvlText w:val="o"/>
+      <w:lvlJc w:val="left"/>
+      <w:pPr>
+        <w:tabs>
+          <w:tab w:val="num" w:pos="1440"/>
+        </w:tabs>
+        <w:ind w:left="1440" w:hanging="360"/>
+      </w:pPr>
+      <w:rPr>
+        <w:rFonts w:ascii="Courier New" w:hAnsi="Courier New" w:hint="default"/>
+        <w:sz w:val="20"/>
+      </w:rPr>
+    </w:lvl>
+    <w:lvl w:ilvl="2" w:tentative="1">
+      <w:start w:val="1"/>
+      <w:numFmt w:val="bullet"/>
+      <w:lvlText w:val=""/>
+      <w:lvlJc w:val="left"/>
+      <w:pPr>
+        <w:tabs>
+          <w:tab w:val="num" w:pos="2160"/>
+        </w:tabs>
+        <w:ind w:left="2160" w:hanging="360"/>
+      </w:pPr>
+      <w:rPr>
+        <w:rFonts w:ascii="Wingdings" w:hAnsi="Wingdings" w:hint="default"/>
+        <w:sz w:val="20"/>
+      </w:rPr>
+    </w:lvl>
+    <w:lvl w:ilvl="3" w:tentative="1">
+      <w:start w:val="1"/>
+      <w:numFmt w:val="bullet"/>
+      <w:lvlText w:val=""/>
+      <w:lvlJc w:val="left"/>
+      <w:pPr>
+        <w:tabs>
+          <w:tab w:val="num" w:pos="2880"/>
+        </w:tabs>
+        <w:ind w:left="2880" w:hanging="360"/>
+      </w:pPr>
+      <w:rPr>
+        <w:rFonts w:ascii="Wingdings" w:hAnsi="Wingdings" w:hint="default"/>
+        <w:sz w:val="20"/>
+      </w:rPr>
+    </w:lvl>
+    <w:lvl w:ilvl="4" w:tentative="1">
+      <w:start w:val="1"/>
+      <w:numFmt w:val="bullet"/>
+      <w:lvlText w:val=""/>
+      <w:lvlJc w:val="left"/>
+      <w:pPr>
+        <w:tabs>
+          <w:tab w:val="num" w:pos="3600"/>
+        </w:tabs>
+        <w:ind w:left="3600" w:hanging="360"/>
+      </w:pPr>
+      <w:rPr>
+        <w:rFonts w:ascii="Wingdings" w:hAnsi="Wingdings" w:hint="default"/>
+        <w:sz w:val="20"/>
+      </w:rPr>
+    </w:lvl>
+    <w:lvl w:ilvl="5" w:tentative="1">
+      <w:start w:val="1"/>
+      <w:numFmt w:val="bullet"/>
+      <w:lvlText w:val=""/>
+      <w:lvlJc w:val="left"/>
+      <w:pPr>
+        <w:tabs>
+          <w:tab w:val="num" w:pos="4320"/>
+        </w:tabs>
+        <w:ind w:left="4320" w:hanging="360"/>
+      </w:pPr>
+      <w:rPr>
+        <w:rFonts w:ascii="Wingdings" w:hAnsi="Wingdings" w:hint="default"/>
+        <w:sz w:val="20"/>
+      </w:rPr>
+    </w:lvl>
+    <w:lvl w:ilvl="6" w:tentative="1">
+      <w:start w:val="1"/>
+      <w:numFmt w:val="bullet"/>
+      <w:lvlText w:val=""/>
+      <w:lvlJc w:val="left"/>
+      <w:pPr>
+        <w:tabs>
+          <w:tab w:val="num" w:pos="5040"/>
+        </w:tabs>
+        <w:ind w:left="5040" w:hanging="360"/>
+      </w:pPr>
+      <w:rPr>
+        <w:rFonts w:ascii="Wingdings" w:hAnsi="Wingdings" w:hint="default"/>
+        <w:sz w:val="20"/>
+      </w:rPr>
+    </w:lvl>
+    <w:lvl w:ilvl="7" w:tentative="1">
+      <w:start w:val="1"/>
+      <w:numFmt w:val="bullet"/>
+      <w:lvlText w:val=""/>
+      <w:lvlJc w:val="left"/>
+      <w:pPr>
+        <w:tabs>
+          <w:tab w:val="num" w:pos="5760"/>
+        </w:tabs>
+        <w:ind w:left="5760" w:hanging="360"/>
+      </w:pPr>
+      <w:rPr>
+        <w:rFonts w:ascii="Wingdings" w:hAnsi="Wingdings" w:hint="default"/>
+        <w:sz w:val="20"/>
+      </w:rPr>
+    </w:lvl>
+    <w:lvl w:ilvl="8" w:tentative="1">
+      <w:start w:val="1"/>
+      <w:numFmt w:val="bullet"/>
+      <w:lvlText w:val=""/>
+      <w:lvlJc w:val="left"/>
+      <w:pPr>
+        <w:tabs>
+          <w:tab w:val="num" w:pos="6480"/>
+        </w:tabs>
+        <w:ind w:left="6480" w:hanging="360"/>
+      </w:pPr>
+      <w:rPr>
+        <w:rFonts w:ascii="Wingdings" w:hAnsi="Wingdings" w:hint="default"/>
+        <w:sz w:val="20"/>
+      </w:rPr>
+    </w:lvl>
+  </w:abstractNum>
+  <w:abstractNum w:abstractNumId="21" w15:restartNumberingAfterBreak="0">
+    <w:nsid w:val="65013564"/>
+    <w:multiLevelType w:val="multilevel"/>
+    <w:tmpl w:val="1780CA06"/>
+    <w:lvl w:ilvl="0">
+      <w:start w:val="1"/>
+      <w:numFmt w:val="bullet"/>
+      <w:lvlText w:val=""/>
+      <w:lvlJc w:val="left"/>
+      <w:pPr>
+        <w:tabs>
+          <w:tab w:val="num" w:pos="720"/>
+        </w:tabs>
+        <w:ind w:left="720" w:hanging="360"/>
+      </w:pPr>
+      <w:rPr>
+        <w:rFonts w:ascii="Symbol" w:hAnsi="Symbol" w:hint="default"/>
+        <w:sz w:val="20"/>
+      </w:rPr>
+    </w:lvl>
+    <w:lvl w:ilvl="1" w:tentative="1">
+      <w:start w:val="1"/>
+      <w:numFmt w:val="bullet"/>
+      <w:lvlText w:val="o"/>
+      <w:lvlJc w:val="left"/>
+      <w:pPr>
+        <w:tabs>
+          <w:tab w:val="num" w:pos="1440"/>
+        </w:tabs>
+        <w:ind w:left="1440" w:hanging="360"/>
+      </w:pPr>
+      <w:rPr>
+        <w:rFonts w:ascii="Courier New" w:hAnsi="Courier New" w:hint="default"/>
+        <w:sz w:val="20"/>
+      </w:rPr>
+    </w:lvl>
+    <w:lvl w:ilvl="2" w:tentative="1">
+      <w:start w:val="1"/>
+      <w:numFmt w:val="bullet"/>
+      <w:lvlText w:val=""/>
+      <w:lvlJc w:val="left"/>
+      <w:pPr>
+        <w:tabs>
+          <w:tab w:val="num" w:pos="2160"/>
+        </w:tabs>
+        <w:ind w:left="2160" w:hanging="360"/>
+      </w:pPr>
+      <w:rPr>
+        <w:rFonts w:ascii="Wingdings" w:hAnsi="Wingdings" w:hint="default"/>
+        <w:sz w:val="20"/>
+      </w:rPr>
+    </w:lvl>
+    <w:lvl w:ilvl="3" w:tentative="1">
+      <w:start w:val="1"/>
+      <w:numFmt w:val="bullet"/>
+      <w:lvlText w:val=""/>
+      <w:lvlJc w:val="left"/>
+      <w:pPr>
+        <w:tabs>
+          <w:tab w:val="num" w:pos="2880"/>
+        </w:tabs>
+        <w:ind w:left="2880" w:hanging="360"/>
+      </w:pPr>
+      <w:rPr>
+        <w:rFonts w:ascii="Wingdings" w:hAnsi="Wingdings" w:hint="default"/>
+        <w:sz w:val="20"/>
+      </w:rPr>
+    </w:lvl>
+    <w:lvl w:ilvl="4" w:tentative="1">
+      <w:start w:val="1"/>
+      <w:numFmt w:val="bullet"/>
+      <w:lvlText w:val=""/>
+      <w:lvlJc w:val="left"/>
+      <w:pPr>
+        <w:tabs>
+          <w:tab w:val="num" w:pos="3600"/>
+        </w:tabs>
+        <w:ind w:left="3600" w:hanging="360"/>
+      </w:pPr>
+      <w:rPr>
+        <w:rFonts w:ascii="Wingdings" w:hAnsi="Wingdings" w:hint="default"/>
+        <w:sz w:val="20"/>
+      </w:rPr>
+    </w:lvl>
+    <w:lvl w:ilvl="5" w:tentative="1">
+      <w:start w:val="1"/>
+      <w:numFmt w:val="bullet"/>
+      <w:lvlText w:val=""/>
+      <w:lvlJc w:val="left"/>
+      <w:pPr>
+        <w:tabs>
+          <w:tab w:val="num" w:pos="4320"/>
+        </w:tabs>
+        <w:ind w:left="4320" w:hanging="360"/>
+      </w:pPr>
+      <w:rPr>
+        <w:rFonts w:ascii="Wingdings" w:hAnsi="Wingdings" w:hint="default"/>
+        <w:sz w:val="20"/>
+      </w:rPr>
+    </w:lvl>
+    <w:lvl w:ilvl="6" w:tentative="1">
+      <w:start w:val="1"/>
+      <w:numFmt w:val="bullet"/>
+      <w:lvlText w:val=""/>
+      <w:lvlJc w:val="left"/>
+      <w:pPr>
+        <w:tabs>
+          <w:tab w:val="num" w:pos="5040"/>
+        </w:tabs>
+        <w:ind w:left="5040" w:hanging="360"/>
+      </w:pPr>
+      <w:rPr>
+        <w:rFonts w:ascii="Wingdings" w:hAnsi="Wingdings" w:hint="default"/>
+        <w:sz w:val="20"/>
+      </w:rPr>
+    </w:lvl>
+    <w:lvl w:ilvl="7" w:tentative="1">
+      <w:start w:val="1"/>
+      <w:numFmt w:val="bullet"/>
+      <w:lvlText w:val=""/>
+      <w:lvlJc w:val="left"/>
+      <w:pPr>
+        <w:tabs>
+          <w:tab w:val="num" w:pos="5760"/>
+        </w:tabs>
+        <w:ind w:left="5760" w:hanging="360"/>
+      </w:pPr>
+      <w:rPr>
+        <w:rFonts w:ascii="Wingdings" w:hAnsi="Wingdings" w:hint="default"/>
+        <w:sz w:val="20"/>
+      </w:rPr>
+    </w:lvl>
+    <w:lvl w:ilvl="8" w:tentative="1">
+      <w:start w:val="1"/>
+      <w:numFmt w:val="bullet"/>
+      <w:lvlText w:val=""/>
+      <w:lvlJc w:val="left"/>
+      <w:pPr>
+        <w:tabs>
+          <w:tab w:val="num" w:pos="6480"/>
+        </w:tabs>
+        <w:ind w:left="6480" w:hanging="360"/>
+      </w:pPr>
+      <w:rPr>
+        <w:rFonts w:ascii="Wingdings" w:hAnsi="Wingdings" w:hint="default"/>
+        <w:sz w:val="20"/>
+      </w:rPr>
+    </w:lvl>
+  </w:abstractNum>
+  <w:abstractNum w:abstractNumId="22" w15:restartNumberingAfterBreak="0">
+    <w:nsid w:val="75051219"/>
+    <w:multiLevelType w:val="multilevel"/>
+    <w:tmpl w:val="E46A71DA"/>
+    <w:lvl w:ilvl="0">
+      <w:start w:val="1"/>
+      <w:numFmt w:val="bullet"/>
+      <w:lvlText w:val=""/>
+      <w:lvlJc w:val="left"/>
+      <w:pPr>
+        <w:tabs>
+          <w:tab w:val="num" w:pos="720"/>
+        </w:tabs>
+        <w:ind w:left="720" w:hanging="360"/>
+      </w:pPr>
+      <w:rPr>
+        <w:rFonts w:ascii="Symbol" w:hAnsi="Symbol" w:hint="default"/>
+        <w:sz w:val="20"/>
+      </w:rPr>
+    </w:lvl>
+    <w:lvl w:ilvl="1" w:tentative="1">
+      <w:start w:val="1"/>
+      <w:numFmt w:val="bullet"/>
+      <w:lvlText w:val="o"/>
+      <w:lvlJc w:val="left"/>
+      <w:pPr>
+        <w:tabs>
+          <w:tab w:val="num" w:pos="1440"/>
+        </w:tabs>
+        <w:ind w:left="1440" w:hanging="360"/>
+      </w:pPr>
+      <w:rPr>
+        <w:rFonts w:ascii="Courier New" w:hAnsi="Courier New" w:hint="default"/>
+        <w:sz w:val="20"/>
+      </w:rPr>
+    </w:lvl>
+    <w:lvl w:ilvl="2" w:tentative="1">
+      <w:start w:val="1"/>
+      <w:numFmt w:val="bullet"/>
+      <w:lvlText w:val=""/>
+      <w:lvlJc w:val="left"/>
+      <w:pPr>
+        <w:tabs>
+          <w:tab w:val="num" w:pos="2160"/>
+        </w:tabs>
+        <w:ind w:left="2160" w:hanging="360"/>
+      </w:pPr>
+      <w:rPr>
+        <w:rFonts w:ascii="Wingdings" w:hAnsi="Wingdings" w:hint="default"/>
+        <w:sz w:val="20"/>
+      </w:rPr>
+    </w:lvl>
+    <w:lvl w:ilvl="3" w:tentative="1">
+      <w:start w:val="1"/>
+      <w:numFmt w:val="bullet"/>
+      <w:lvlText w:val=""/>
+      <w:lvlJc w:val="left"/>
+      <w:pPr>
+        <w:tabs>
+          <w:tab w:val="num" w:pos="2880"/>
+        </w:tabs>
+        <w:ind w:left="2880" w:hanging="360"/>
+      </w:pPr>
+      <w:rPr>
+        <w:rFonts w:ascii="Wingdings" w:hAnsi="Wingdings" w:hint="default"/>
+        <w:sz w:val="20"/>
+      </w:rPr>
+    </w:lvl>
+    <w:lvl w:ilvl="4" w:tentative="1">
+      <w:start w:val="1"/>
+      <w:numFmt w:val="bullet"/>
+      <w:lvlText w:val=""/>
+      <w:lvlJc w:val="left"/>
+      <w:pPr>
+        <w:tabs>
+          <w:tab w:val="num" w:pos="3600"/>
+        </w:tabs>
+        <w:ind w:left="3600" w:hanging="360"/>
+      </w:pPr>
+      <w:rPr>
+        <w:rFonts w:ascii="Wingdings" w:hAnsi="Wingdings" w:hint="default"/>
+        <w:sz w:val="20"/>
+      </w:rPr>
+    </w:lvl>
+    <w:lvl w:ilvl="5" w:tentative="1">
+      <w:start w:val="1"/>
+      <w:numFmt w:val="bullet"/>
+      <w:lvlText w:val=""/>
+      <w:lvlJc w:val="left"/>
+      <w:pPr>
+        <w:tabs>
+          <w:tab w:val="num" w:pos="4320"/>
+        </w:tabs>
+        <w:ind w:left="4320" w:hanging="360"/>
+      </w:pPr>
+      <w:rPr>
+        <w:rFonts w:ascii="Wingdings" w:hAnsi="Wingdings" w:hint="default"/>
+        <w:sz w:val="20"/>
+      </w:rPr>
+    </w:lvl>
+    <w:lvl w:ilvl="6" w:tentative="1">
+      <w:start w:val="1"/>
+      <w:numFmt w:val="bullet"/>
+      <w:lvlText w:val=""/>
+      <w:lvlJc w:val="left"/>
+      <w:pPr>
+        <w:tabs>
+          <w:tab w:val="num" w:pos="5040"/>
+        </w:tabs>
+        <w:ind w:left="5040" w:hanging="360"/>
+      </w:pPr>
+      <w:rPr>
+        <w:rFonts w:ascii="Wingdings" w:hAnsi="Wingdings" w:hint="default"/>
+        <w:sz w:val="20"/>
+      </w:rPr>
+    </w:lvl>
+    <w:lvl w:ilvl="7" w:tentative="1">
+      <w:start w:val="1"/>
+      <w:numFmt w:val="bullet"/>
+      <w:lvlText w:val=""/>
+      <w:lvlJc w:val="left"/>
+      <w:pPr>
+        <w:tabs>
+          <w:tab w:val="num" w:pos="5760"/>
+        </w:tabs>
+        <w:ind w:left="5760" w:hanging="360"/>
+      </w:pPr>
+      <w:rPr>
+        <w:rFonts w:ascii="Wingdings" w:hAnsi="Wingdings" w:hint="default"/>
+        <w:sz w:val="20"/>
+      </w:rPr>
+    </w:lvl>
+    <w:lvl w:ilvl="8" w:tentative="1">
+      <w:start w:val="1"/>
+      <w:numFmt w:val="bullet"/>
+      <w:lvlText w:val=""/>
+      <w:lvlJc w:val="left"/>
+      <w:pPr>
+        <w:tabs>
+          <w:tab w:val="num" w:pos="6480"/>
+        </w:tabs>
+        <w:ind w:left="6480" w:hanging="360"/>
+      </w:pPr>
+      <w:rPr>
+        <w:rFonts w:ascii="Wingdings" w:hAnsi="Wingdings" w:hint="default"/>
+        <w:sz w:val="20"/>
       </w:rPr>
     </w:lvl>
   </w:abstractNum>
@@ -1979,11 +8098,53 @@
   <w:num w:numId="9" w16cid:durableId="1330330979">
     <w:abstractNumId w:val="0"/>
   </w:num>
+  <w:num w:numId="10" w16cid:durableId="1092124015">
+    <w:abstractNumId w:val="19"/>
+  </w:num>
+  <w:num w:numId="11" w16cid:durableId="536936914">
+    <w:abstractNumId w:val="17"/>
+  </w:num>
+  <w:num w:numId="12" w16cid:durableId="1824394447">
+    <w:abstractNumId w:val="21"/>
+  </w:num>
+  <w:num w:numId="13" w16cid:durableId="325668512">
+    <w:abstractNumId w:val="12"/>
+  </w:num>
+  <w:num w:numId="14" w16cid:durableId="11417360">
+    <w:abstractNumId w:val="11"/>
+  </w:num>
+  <w:num w:numId="15" w16cid:durableId="344214638">
+    <w:abstractNumId w:val="10"/>
+  </w:num>
+  <w:num w:numId="16" w16cid:durableId="330261208">
+    <w:abstractNumId w:val="16"/>
+  </w:num>
+  <w:num w:numId="17" w16cid:durableId="1339163492">
+    <w:abstractNumId w:val="13"/>
+  </w:num>
+  <w:num w:numId="18" w16cid:durableId="995692924">
+    <w:abstractNumId w:val="14"/>
+  </w:num>
+  <w:num w:numId="19" w16cid:durableId="969440673">
+    <w:abstractNumId w:val="20"/>
+  </w:num>
+  <w:num w:numId="20" w16cid:durableId="406735242">
+    <w:abstractNumId w:val="18"/>
+  </w:num>
+  <w:num w:numId="21" w16cid:durableId="141506773">
+    <w:abstractNumId w:val="9"/>
+  </w:num>
+  <w:num w:numId="22" w16cid:durableId="562179930">
+    <w:abstractNumId w:val="22"/>
+  </w:num>
+  <w:num w:numId="23" w16cid:durableId="1885678572">
+    <w:abstractNumId w:val="15"/>
+  </w:num>
 </w:numbering>
 </file>
 
 <file path=word/styles.xml><?xml version="1.0" encoding="utf-8"?>
-<w:styles xmlns:mc="http://schemas.openxmlformats.org/markup-compatibility/2006" xmlns:r="http://schemas.openxmlformats.org/officeDocument/2006/relationships" xmlns:w="http://schemas.openxmlformats.org/wordprocessingml/2006/main" xmlns:w14="http://schemas.microsoft.com/office/word/2010/wordml" xmlns:w15="http://schemas.microsoft.com/office/word/2012/wordml" xmlns:w16cex="http://schemas.microsoft.com/office/word/2018/wordml/cex" xmlns:w16cid="http://schemas.microsoft.com/office/word/2016/wordml/cid" xmlns:w16="http://schemas.microsoft.com/office/word/2018/wordml" xmlns:w16sdtdh="http://schemas.microsoft.com/office/word/2020/wordml/sdtdatahash" xmlns:w16sdtfl="http://schemas.microsoft.com/office/word/2024/wordml/sdtformatlock" xmlns:w16se="http://schemas.microsoft.com/office/word/2015/wordml/symex" xmlns:w16du="http://schemas.microsoft.com/office/word/2023/wordml/word16du" mc:Ignorable="w14 w15 w16se w16cid w16 w16cex w16sdtdh w16sdtfl w16du">
+<w:styles xmlns:mc="http://schemas.openxmlformats.org/markup-compatibility/2006" xmlns:r="http://schemas.openxmlformats.org/officeDocument/2006/relationships" xmlns:w="http://schemas.openxmlformats.org/wordprocessingml/2006/main" xmlns:w14="http://schemas.microsoft.com/office/word/2010/wordml" xmlns:w15="http://schemas.microsoft.com/office/word/2012/wordml" xmlns:w16cex="http://schemas.microsoft.com/office/word/2018/wordml/cex" xmlns:w16cid="http://schemas.microsoft.com/office/word/2016/wordml/cid" xmlns:w16="http://schemas.microsoft.com/office/word/2018/wordml" xmlns:w16du="http://schemas.microsoft.com/office/word/2023/wordml/word16du" xmlns:w16sdtdh="http://schemas.microsoft.com/office/word/2020/wordml/sdtdatahash" xmlns:w16sdtfl="http://schemas.microsoft.com/office/word/2024/wordml/sdtformatlock" xmlns:w16se="http://schemas.microsoft.com/office/word/2015/wordml/symex" mc:Ignorable="w14 w15 w16se w16cid w16 w16cex w16sdtdh w16sdtfl w16du">
   <w:docDefaults>
     <w:rPrDefault>
       <w:rPr>
@@ -2587,7 +8748,6 @@
   <w:style w:type="character" w:default="1" w:styleId="DefaultParagraphFont">
     <w:name w:val="Default Paragraph Font"/>
     <w:uiPriority w:val="1"/>
-    <w:semiHidden/>
     <w:unhideWhenUsed/>
   </w:style>
   <w:style w:type="table" w:default="1" w:styleId="TableNormal">
@@ -13364,6 +19524,23 @@
       </w:tcPr>
     </w:tblStylePr>
   </w:style>
+  <w:style w:type="paragraph" w:styleId="NormalWeb">
+    <w:name w:val="Normal (Web)"/>
+    <w:basedOn w:val="Normal"/>
+    <w:uiPriority w:val="99"/>
+    <w:semiHidden/>
+    <w:unhideWhenUsed/>
+    <w:rsid w:val="0015478D"/>
+    <w:pPr>
+      <w:spacing w:before="100" w:beforeAutospacing="1" w:after="100" w:afterAutospacing="1" w:line="240" w:lineRule="auto"/>
+    </w:pPr>
+    <w:rPr>
+      <w:rFonts w:ascii="Times New Roman" w:eastAsia="Times New Roman" w:hAnsi="Times New Roman" w:cs="Times New Roman"/>
+      <w:sz w:val="24"/>
+      <w:szCs w:val="24"/>
+      <w:lang w:val="en-CA" w:eastAsia="en-CA"/>
+    </w:rPr>
+  </w:style>
 </w:styles>
 </file>
 
